--- a/04_Branding/SnapGrowth_Brand_Guidelines.docx
+++ b/04_Branding/SnapGrowth_Brand_Guidelines.docx
@@ -83,8 +83,6 @@
             <w:r>
               <w:rPr>
                 <w:rFonts w:ascii="Georgia" w:cs="Georgia" w:eastAsia="Georgia" w:hAnsi="Georgia"/>
-                <w:b w:val="false"/>
-                <w:bCs w:val="false"/>
                 <w:i/>
                 <w:iCs/>
                 <w:color w:val="E5503F"/>
@@ -110,7 +108,7 @@
           </w:p>
           <w:p>
             <w:pPr>
-              <w:spacing w:before="60" w:after="0"/>
+              <w:spacing w:before="40" w:after="0"/>
             </w:pPr>
             <w:r>
               <w:rPr>
@@ -127,7 +125,61 @@
     </w:tbl>
     <w:p>
       <w:pPr>
-        <w:spacing w:before="300" w:after="0"/>
+        <w:spacing w:before="200" w:after="0"/>
+      </w:pPr>
+      <w:r>
+        <w:t xml:space="preserve"/>
+      </w:r>
+    </w:p>
+    <w:p>
+      <w:pPr>
+        <w:spacing w:before="40" w:after="0"/>
+        <w:jc w:val="left"/>
+      </w:pPr>
+      <w:r>
+        <w:drawing>
+          <wp:inline distT="0" distB="0" distL="0" distR="0">
+            <wp:extent cx="7534275" cy="1695450"/>
+            <wp:effectExtent t="0" r="0" b="0" l="0"/>
+            <wp:docPr id="1" name="" descr="" title=""/>
+            <wp:cNvGraphicFramePr>
+              <a:graphicFrameLocks xmlns:a="http://schemas.openxmlformats.org/drawingml/2006/main" noChangeAspect="1"/>
+            </wp:cNvGraphicFramePr>
+            <a:graphic xmlns:a="http://schemas.openxmlformats.org/drawingml/2006/main">
+              <a:graphicData uri="http://schemas.openxmlformats.org/drawingml/2006/picture">
+                <pic:pic xmlns:pic="http://schemas.openxmlformats.org/drawingml/2006/picture">
+                  <pic:nvPicPr>
+                    <pic:cNvPr id="0" name="" descr=""/>
+                    <pic:cNvPicPr>
+                      <a:picLocks noChangeAspect="1" noChangeArrowheads="1"/>
+                    </pic:cNvPicPr>
+                  </pic:nvPicPr>
+                  <pic:blipFill>
+                    <a:blip r:embed="rId8" cstate="none"/>
+                    <a:srcRect/>
+                    <a:stretch>
+                      <a:fillRect/>
+                    </a:stretch>
+                  </pic:blipFill>
+                  <pic:spPr bwMode="auto">
+                    <a:xfrm>
+                      <a:off x="0" y="0"/>
+                      <a:ext cx="7534275" cy="1695450"/>
+                    </a:xfrm>
+                    <a:prstGeom prst="rect">
+                      <a:avLst/>
+                    </a:prstGeom>
+                  </pic:spPr>
+                </pic:pic>
+              </a:graphicData>
+            </a:graphic>
+          </wp:inline>
+        </w:drawing>
+      </w:r>
+    </w:p>
+    <w:p>
+      <w:pPr>
+        <w:spacing w:before="200" w:after="0"/>
       </w:pPr>
       <w:r>
         <w:t xml:space="preserve"/>
@@ -149,7 +201,7 @@
           <w:sz w:val="20"/>
           <w:szCs w:val="20"/>
         </w:rPr>
-        <w:t xml:space="preserve">This document defines the SnapGrowth visual identity — the logo, colors, typography, usage rules, brand voice, and application guidelines. Consistent use of these elements builds recognition and trust with every client, prospect, and partner we encounter.</w:t>
+        <w:t xml:space="preserve">This document defines the SnapGrowth visual identity — the logo, colors, typography, usage rules, brand voice, and application guidelines. Consistent use of these elements builds recognition and trust with every client, prospect, and partner.</w:t>
       </w:r>
     </w:p>
     <w:p>
@@ -193,51 +245,7 @@
           <w:sz w:val="20"/>
           <w:szCs w:val="20"/>
         </w:rPr>
-        <w:t xml:space="preserve">The SnapGrowth mark combines a warm rounded square with a characteristic growth line — an upward trajectory with a signature ‘snap’ jog. This references connection, momentum, and the JigsawAI puzzle lineage. The wordmark uses Georgia Bold with the second word in Coral.</w:t>
-      </w:r>
-    </w:p>
-    <w:p>
-      <w:pPr>
-        <w:spacing w:before="100" w:after="0"/>
-      </w:pPr>
-      <w:r>
-        <w:t xml:space="preserve"/>
-      </w:r>
-    </w:p>
-    <w:p>
-      <w:pPr>
-        <w:pStyle w:val="Heading2"/>
-        <w:spacing w:before="280" w:after="140"/>
-      </w:pPr>
-      <w:r>
-        <w:rPr>
-          <w:rFonts w:ascii="Georgia" w:cs="Georgia" w:eastAsia="Georgia" w:hAnsi="Georgia"/>
-          <w:b/>
-          <w:bCs/>
-          <w:color w:val="E5503F"/>
-          <w:sz w:val="28"/>
-          <w:szCs w:val="28"/>
-        </w:rPr>
-        <w:t xml:space="preserve">Symbol Mark</w:t>
-      </w:r>
-    </w:p>
-    <w:p>
-      <w:pPr>
-        <w:spacing w:before="60" w:after="100"/>
-        <w:jc w:val="left"/>
-      </w:pPr>
-      <w:r>
-        <w:rPr>
-          <w:rFonts w:ascii="Georgia" w:cs="Georgia" w:eastAsia="Georgia" w:hAnsi="Georgia"/>
-          <w:b w:val="false"/>
-          <w:bCs w:val="false"/>
-          <w:i w:val="false"/>
-          <w:iCs w:val="false"/>
-          <w:color w:val="2C2826"/>
-          <w:sz w:val="20"/>
-          <w:szCs w:val="20"/>
-        </w:rPr>
-        <w:t xml:space="preserve">The symbol is a rounded square using the Coral-to-Amber gradient, containing a white polyline growth chart with a deliberate inflection point at the midpoint — the ‘snap’ that gives the brand its name.</w:t>
+        <w:t xml:space="preserve">The SnapGrowth mark combines a warm rounded square with a characteristic growth line — an upward trajectory with a signature ‘snap’ jog at the midpoint. This references connection, momentum, and the JigsawAI puzzle lineage. The wordmark pairs Georgia Bold with a Coral accent on ‘Growth’.</w:t>
       </w:r>
     </w:p>
     <w:p>
@@ -305,7 +313,7 @@
                 <w:sz w:val="20"/>
                 <w:szCs w:val="20"/>
               </w:rPr>
-              <w:t xml:space="preserve">Rounded square (warm, approachable) + upward growth line (momentum, results) + snap jog at midpoint (JigsawAI DNA, the piece clicking into place). Gradient: Coral #FF6B5E → Amber #FFAB5E, left to right.</w:t>
+              <w:t xml:space="preserve">Rounded square (warm, approachable) + upward growth line (momentum, results) + snap jog at midpoint (the JigsawAI piece clicking into place). Gradient: Coral #FF6B5E → Amber #FFAB5E left-to-right.</w:t>
             </w:r>
           </w:p>
         </w:tc>
@@ -333,7 +341,34 @@
           <w:sz w:val="28"/>
           <w:szCs w:val="28"/>
         </w:rPr>
-        <w:t xml:space="preserve">Logo Lockup Variants</w:t>
+        <w:t xml:space="preserve">Full Lockup — Four Background Variants</w:t>
+      </w:r>
+    </w:p>
+    <w:p>
+      <w:pPr>
+        <w:spacing w:before="60" w:after="100"/>
+        <w:jc w:val="left"/>
+      </w:pPr>
+      <w:r>
+        <w:rPr>
+          <w:rFonts w:ascii="Georgia" w:cs="Georgia" w:eastAsia="Georgia" w:hAnsi="Georgia"/>
+          <w:b w:val="false"/>
+          <w:bCs w:val="false"/>
+          <w:i w:val="false"/>
+          <w:iCs w:val="false"/>
+          <w:color w:val="2C2826"/>
+          <w:sz w:val="20"/>
+          <w:szCs w:val="20"/>
+        </w:rPr>
+        <w:t xml:space="preserve">Use the appropriate lockup depending on the background. Never place the logo on a busy or patterned background without a clear zone.</w:t>
+      </w:r>
+    </w:p>
+    <w:p>
+      <w:pPr>
+        <w:spacing w:before="100" w:after="0"/>
+      </w:pPr>
+      <w:r>
+        <w:t xml:space="preserve"/>
       </w:r>
     </w:p>
     <w:tbl>
@@ -357,17 +392,81 @@
           <w:tcPr>
             <w:tcW w:type="dxa" w:w="4680"/>
             <w:tcBorders>
-              <w:top w:val="single" w:color="E5503F" w:sz="1"/>
-              <w:left w:val="single" w:color="E5503F" w:sz="1"/>
-              <w:bottom w:val="single" w:color="E5503F" w:sz="1"/>
-              <w:right w:val="single" w:color="E5503F" w:sz="1"/>
+              <w:top w:val="single" w:color="DDDDDD" w:sz="1"/>
+              <w:left w:val="single" w:color="DDDDDD" w:sz="1"/>
+              <w:bottom w:val="single" w:color="DDDDDD" w:sz="1"/>
+              <w:right w:val="single" w:color="DDDDDD" w:sz="1"/>
+            </w:tcBorders>
+            <w:shd w:fill="FFF8F3" w:val="clear"/>
+            <w:tcMar>
+              <w:top w:type="dxa" w:w="200"/>
+              <w:left w:type="dxa" w:w="200"/>
+              <w:bottom w:type="dxa" w:w="200"/>
+              <w:right w:type="dxa" w:w="200"/>
+            </w:tcMar>
+            <w:vAlign w:val="center"/>
+          </w:tcPr>
+          <w:p>
+            <w:pPr>
+              <w:jc w:val="center"/>
+            </w:pPr>
+            <w:r>
+              <w:drawing>
+                <wp:inline distT="0" distB="0" distL="0" distR="0">
+                  <wp:extent cx="1809750" cy="409575"/>
+                  <wp:effectExtent t="0" r="0" b="0" l="0"/>
+                  <wp:docPr id="1" name="" descr="" title=""/>
+                  <wp:cNvGraphicFramePr>
+                    <a:graphicFrameLocks xmlns:a="http://schemas.openxmlformats.org/drawingml/2006/main" noChangeAspect="1"/>
+                  </wp:cNvGraphicFramePr>
+                  <a:graphic xmlns:a="http://schemas.openxmlformats.org/drawingml/2006/main">
+                    <a:graphicData uri="http://schemas.openxmlformats.org/drawingml/2006/picture">
+                      <pic:pic xmlns:pic="http://schemas.openxmlformats.org/drawingml/2006/picture">
+                        <pic:nvPicPr>
+                          <pic:cNvPr id="0" name="" descr=""/>
+                          <pic:cNvPicPr>
+                            <a:picLocks noChangeAspect="1" noChangeArrowheads="1"/>
+                          </pic:cNvPicPr>
+                        </pic:nvPicPr>
+                        <pic:blipFill>
+                          <a:blip r:embed="rId8" cstate="none"/>
+                          <a:srcRect/>
+                          <a:stretch>
+                            <a:fillRect/>
+                          </a:stretch>
+                        </pic:blipFill>
+                        <pic:spPr bwMode="auto">
+                          <a:xfrm>
+                            <a:off x="0" y="0"/>
+                            <a:ext cx="1809750" cy="409575"/>
+                          </a:xfrm>
+                          <a:prstGeom prst="rect">
+                            <a:avLst/>
+                          </a:prstGeom>
+                        </pic:spPr>
+                      </pic:pic>
+                    </a:graphicData>
+                  </a:graphic>
+                </wp:inline>
+              </w:drawing>
+            </w:r>
+          </w:p>
+        </w:tc>
+        <w:tc>
+          <w:tcPr>
+            <w:tcW w:type="dxa" w:w="4680"/>
+            <w:tcBorders>
+              <w:top w:val="single" w:color="DDDDDD" w:sz="1"/>
+              <w:left w:val="single" w:color="DDDDDD" w:sz="1"/>
+              <w:bottom w:val="single" w:color="DDDDDD" w:sz="1"/>
+              <w:right w:val="single" w:color="DDDDDD" w:sz="1"/>
             </w:tcBorders>
             <w:shd w:fill="2C2826" w:val="clear"/>
             <w:tcMar>
-              <w:top w:type="dxa" w:w="80"/>
-              <w:left w:type="dxa" w:w="140"/>
-              <w:bottom w:type="dxa" w:w="80"/>
-              <w:right w:type="dxa" w:w="140"/>
+              <w:top w:type="dxa" w:w="200"/>
+              <w:left w:type="dxa" w:w="200"/>
+              <w:bottom w:type="dxa" w:w="200"/>
+              <w:right w:type="dxa" w:w="200"/>
             </w:tcMar>
             <w:vAlign w:val="center"/>
           </w:tcPr>
@@ -376,50 +475,44 @@
               <w:jc w:val="center"/>
             </w:pPr>
             <w:r>
-              <w:rPr>
-                <w:rFonts w:ascii="Calibri" w:cs="Calibri" w:eastAsia="Calibri" w:hAnsi="Calibri"/>
-                <w:b/>
-                <w:bCs/>
-                <w:color w:val="FFFFFF"/>
-                <w:sz w:val="20"/>
-                <w:szCs w:val="20"/>
-              </w:rPr>
-              <w:t xml:space="preserve">Context</w:t>
-            </w:r>
-          </w:p>
-        </w:tc>
-        <w:tc>
-          <w:tcPr>
-            <w:tcW w:type="dxa" w:w="4680"/>
-            <w:tcBorders>
-              <w:top w:val="single" w:color="E5503F" w:sz="1"/>
-              <w:left w:val="single" w:color="E5503F" w:sz="1"/>
-              <w:bottom w:val="single" w:color="E5503F" w:sz="1"/>
-              <w:right w:val="single" w:color="E5503F" w:sz="1"/>
-            </w:tcBorders>
-            <w:shd w:fill="2C2826" w:val="clear"/>
-            <w:tcMar>
-              <w:top w:type="dxa" w:w="80"/>
-              <w:left w:type="dxa" w:w="140"/>
-              <w:bottom w:type="dxa" w:w="80"/>
-              <w:right w:type="dxa" w:w="140"/>
-            </w:tcMar>
-            <w:vAlign w:val="center"/>
-          </w:tcPr>
-          <w:p>
-            <w:pPr>
-              <w:jc w:val="center"/>
-            </w:pPr>
-            <w:r>
-              <w:rPr>
-                <w:rFonts w:ascii="Calibri" w:cs="Calibri" w:eastAsia="Calibri" w:hAnsi="Calibri"/>
-                <w:b/>
-                <w:bCs/>
-                <w:color w:val="FFFFFF"/>
-                <w:sz w:val="20"/>
-                <w:szCs w:val="20"/>
-              </w:rPr>
-              <w:t xml:space="preserve">Usage</w:t>
+              <w:drawing>
+                <wp:inline distT="0" distB="0" distL="0" distR="0">
+                  <wp:extent cx="1809750" cy="409575"/>
+                  <wp:effectExtent t="0" r="0" b="0" l="0"/>
+                  <wp:docPr id="1" name="" descr="" title=""/>
+                  <wp:cNvGraphicFramePr>
+                    <a:graphicFrameLocks xmlns:a="http://schemas.openxmlformats.org/drawingml/2006/main" noChangeAspect="1"/>
+                  </wp:cNvGraphicFramePr>
+                  <a:graphic xmlns:a="http://schemas.openxmlformats.org/drawingml/2006/main">
+                    <a:graphicData uri="http://schemas.openxmlformats.org/drawingml/2006/picture">
+                      <pic:pic xmlns:pic="http://schemas.openxmlformats.org/drawingml/2006/picture">
+                        <pic:nvPicPr>
+                          <pic:cNvPr id="0" name="" descr=""/>
+                          <pic:cNvPicPr>
+                            <a:picLocks noChangeAspect="1" noChangeArrowheads="1"/>
+                          </pic:cNvPicPr>
+                        </pic:nvPicPr>
+                        <pic:blipFill>
+                          <a:blip r:embed="rId9" cstate="none"/>
+                          <a:srcRect/>
+                          <a:stretch>
+                            <a:fillRect/>
+                          </a:stretch>
+                        </pic:blipFill>
+                        <pic:spPr bwMode="auto">
+                          <a:xfrm>
+                            <a:off x="0" y="0"/>
+                            <a:ext cx="1809750" cy="409575"/>
+                          </a:xfrm>
+                          <a:prstGeom prst="rect">
+                            <a:avLst/>
+                          </a:prstGeom>
+                        </pic:spPr>
+                      </pic:pic>
+                    </a:graphicData>
+                  </a:graphic>
+                </wp:inline>
+              </w:drawing>
             </w:r>
           </w:p>
         </w:tc>
@@ -434,71 +527,32 @@
               <w:bottom w:val="single" w:color="DDDDDD" w:sz="1"/>
               <w:right w:val="single" w:color="DDDDDD" w:sz="1"/>
             </w:tcBorders>
-            <w:tcMar>
-              <w:top w:type="dxa" w:w="80"/>
-              <w:left w:type="dxa" w:w="140"/>
-              <w:bottom w:type="dxa" w:w="80"/>
-              <w:right w:type="dxa" w:w="140"/>
-            </w:tcMar>
-            <w:vAlign w:val="center"/>
-          </w:tcPr>
-          <w:p>
-            <w:pPr>
-              <w:jc w:val="left"/>
-            </w:pPr>
-            <w:r>
-              <w:rPr>
-                <w:rFonts w:ascii="Calibri" w:cs="Calibri" w:eastAsia="Calibri" w:hAnsi="Calibri"/>
-                <w:b/>
-                <w:bCs/>
-                <w:i w:val="false"/>
-                <w:iCs w:val="false"/>
-                <w:color w:val="2C2826"/>
-                <w:sz w:val="20"/>
-                <w:szCs w:val="20"/>
-              </w:rPr>
-              <w:t xml:space="preserve">Primary (light background)</w:t>
-            </w:r>
-          </w:p>
-        </w:tc>
-        <w:tc>
-          <w:tcPr>
-            <w:tcW w:type="dxa" w:w="4680"/>
-            <w:tcBorders>
-              <w:top w:val="single" w:color="DDDDDD" w:sz="1"/>
-              <w:left w:val="single" w:color="DDDDDD" w:sz="1"/>
-              <w:bottom w:val="single" w:color="DDDDDD" w:sz="1"/>
-              <w:right w:val="single" w:color="DDDDDD" w:sz="1"/>
-            </w:tcBorders>
-            <w:tcMar>
-              <w:top w:type="dxa" w:w="80"/>
-              <w:left w:type="dxa" w:w="140"/>
-              <w:bottom w:type="dxa" w:w="80"/>
-              <w:right w:type="dxa" w:w="140"/>
-            </w:tcMar>
-            <w:vAlign w:val="center"/>
-          </w:tcPr>
-          <w:p>
-            <w:pPr>
-              <w:jc w:val="left"/>
+            <w:shd w:fill="FFF8F3" w:val="clear"/>
+            <w:tcMar>
+              <w:top w:type="dxa" w:w="60"/>
+              <w:left w:type="dxa" w:w="100"/>
+              <w:bottom w:type="dxa" w:w="80"/>
+              <w:right w:type="dxa" w:w="100"/>
+            </w:tcMar>
+            <w:vAlign w:val="center"/>
+          </w:tcPr>
+          <w:p>
+            <w:pPr>
+              <w:jc w:val="center"/>
             </w:pPr>
             <w:r>
               <w:rPr>
                 <w:rFonts w:ascii="Calibri" w:cs="Calibri" w:eastAsia="Calibri" w:hAnsi="Calibri"/>
                 <w:b w:val="false"/>
                 <w:bCs w:val="false"/>
-                <w:i w:val="false"/>
-                <w:iCs w:val="false"/>
-                <w:color w:val="2C2826"/>
-                <w:sz w:val="20"/>
-                <w:szCs w:val="20"/>
-              </w:rPr>
-              <w:t xml:space="preserve">Full gradient mark + Charcoal wordmark with Coral on ‘Growth’</w:t>
-            </w:r>
-          </w:p>
-        </w:tc>
-      </w:tr>
-      <w:tr>
+                <w:color w:val="8C7B75"/>
+                <w:sz w:val="16"/>
+                <w:szCs w:val="16"/>
+              </w:rPr>
+              <w:t xml:space="preserve">On Light / Cream backgrounds</w:t>
+            </w:r>
+          </w:p>
+        </w:tc>
         <w:tc>
           <w:tcPr>
             <w:tcW w:type="dxa" w:w="4680"/>
@@ -508,292 +562,29 @@
               <w:bottom w:val="single" w:color="DDDDDD" w:sz="1"/>
               <w:right w:val="single" w:color="DDDDDD" w:sz="1"/>
             </w:tcBorders>
-            <w:shd w:fill="FFF8F3" w:val="clear"/>
-            <w:tcMar>
-              <w:top w:type="dxa" w:w="80"/>
-              <w:left w:type="dxa" w:w="140"/>
-              <w:bottom w:type="dxa" w:w="80"/>
-              <w:right w:type="dxa" w:w="140"/>
-            </w:tcMar>
-            <w:vAlign w:val="center"/>
-          </w:tcPr>
-          <w:p>
-            <w:pPr>
-              <w:jc w:val="left"/>
-            </w:pPr>
-            <w:r>
-              <w:rPr>
-                <w:rFonts w:ascii="Calibri" w:cs="Calibri" w:eastAsia="Calibri" w:hAnsi="Calibri"/>
-                <w:b/>
-                <w:bCs/>
-                <w:i w:val="false"/>
-                <w:iCs w:val="false"/>
-                <w:color w:val="2C2826"/>
-                <w:sz w:val="20"/>
-                <w:szCs w:val="20"/>
-              </w:rPr>
-              <w:t xml:space="preserve">Dark background</w:t>
-            </w:r>
-          </w:p>
-        </w:tc>
-        <w:tc>
-          <w:tcPr>
-            <w:tcW w:type="dxa" w:w="4680"/>
-            <w:tcBorders>
-              <w:top w:val="single" w:color="DDDDDD" w:sz="1"/>
-              <w:left w:val="single" w:color="DDDDDD" w:sz="1"/>
-              <w:bottom w:val="single" w:color="DDDDDD" w:sz="1"/>
-              <w:right w:val="single" w:color="DDDDDD" w:sz="1"/>
-            </w:tcBorders>
-            <w:shd w:fill="FFF8F3" w:val="clear"/>
-            <w:tcMar>
-              <w:top w:type="dxa" w:w="80"/>
-              <w:left w:type="dxa" w:w="140"/>
-              <w:bottom w:type="dxa" w:w="80"/>
-              <w:right w:type="dxa" w:w="140"/>
-            </w:tcMar>
-            <w:vAlign w:val="center"/>
-          </w:tcPr>
-          <w:p>
-            <w:pPr>
-              <w:jc w:val="left"/>
+            <w:shd w:fill="2C2826" w:val="clear"/>
+            <w:tcMar>
+              <w:top w:type="dxa" w:w="60"/>
+              <w:left w:type="dxa" w:w="100"/>
+              <w:bottom w:type="dxa" w:w="80"/>
+              <w:right w:type="dxa" w:w="100"/>
+            </w:tcMar>
+            <w:vAlign w:val="center"/>
+          </w:tcPr>
+          <w:p>
+            <w:pPr>
+              <w:jc w:val="center"/>
             </w:pPr>
             <w:r>
               <w:rPr>
                 <w:rFonts w:ascii="Calibri" w:cs="Calibri" w:eastAsia="Calibri" w:hAnsi="Calibri"/>
                 <w:b w:val="false"/>
                 <w:bCs w:val="false"/>
-                <w:i w:val="false"/>
-                <w:iCs w:val="false"/>
-                <w:color w:val="2C2826"/>
-                <w:sz w:val="20"/>
-                <w:szCs w:val="20"/>
-              </w:rPr>
-              <w:t xml:space="preserve">Full gradient mark + White wordmark with Blush on ‘Growth’</w:t>
-            </w:r>
-          </w:p>
-        </w:tc>
-      </w:tr>
-      <w:tr>
-        <w:tc>
-          <w:tcPr>
-            <w:tcW w:type="dxa" w:w="4680"/>
-            <w:tcBorders>
-              <w:top w:val="single" w:color="DDDDDD" w:sz="1"/>
-              <w:left w:val="single" w:color="DDDDDD" w:sz="1"/>
-              <w:bottom w:val="single" w:color="DDDDDD" w:sz="1"/>
-              <w:right w:val="single" w:color="DDDDDD" w:sz="1"/>
-            </w:tcBorders>
-            <w:tcMar>
-              <w:top w:type="dxa" w:w="80"/>
-              <w:left w:type="dxa" w:w="140"/>
-              <w:bottom w:type="dxa" w:w="80"/>
-              <w:right w:type="dxa" w:w="140"/>
-            </w:tcMar>
-            <w:vAlign w:val="center"/>
-          </w:tcPr>
-          <w:p>
-            <w:pPr>
-              <w:jc w:val="left"/>
-            </w:pPr>
-            <w:r>
-              <w:rPr>
-                <w:rFonts w:ascii="Calibri" w:cs="Calibri" w:eastAsia="Calibri" w:hAnsi="Calibri"/>
-                <w:b/>
-                <w:bCs/>
-                <w:i w:val="false"/>
-                <w:iCs w:val="false"/>
-                <w:color w:val="2C2826"/>
-                <w:sz w:val="20"/>
-                <w:szCs w:val="20"/>
-              </w:rPr>
-              <w:t xml:space="preserve">On Coral background</w:t>
-            </w:r>
-          </w:p>
-        </w:tc>
-        <w:tc>
-          <w:tcPr>
-            <w:tcW w:type="dxa" w:w="4680"/>
-            <w:tcBorders>
-              <w:top w:val="single" w:color="DDDDDD" w:sz="1"/>
-              <w:left w:val="single" w:color="DDDDDD" w:sz="1"/>
-              <w:bottom w:val="single" w:color="DDDDDD" w:sz="1"/>
-              <w:right w:val="single" w:color="DDDDDD" w:sz="1"/>
-            </w:tcBorders>
-            <w:tcMar>
-              <w:top w:type="dxa" w:w="80"/>
-              <w:left w:type="dxa" w:w="140"/>
-              <w:bottom w:type="dxa" w:w="80"/>
-              <w:right w:type="dxa" w:w="140"/>
-            </w:tcMar>
-            <w:vAlign w:val="center"/>
-          </w:tcPr>
-          <w:p>
-            <w:pPr>
-              <w:jc w:val="left"/>
-            </w:pPr>
-            <w:r>
-              <w:rPr>
-                <w:rFonts w:ascii="Calibri" w:cs="Calibri" w:eastAsia="Calibri" w:hAnsi="Calibri"/>
-                <w:b w:val="false"/>
-                <w:bCs w:val="false"/>
-                <w:i w:val="false"/>
-                <w:iCs w:val="false"/>
-                <w:color w:val="2C2826"/>
-                <w:sz w:val="20"/>
-                <w:szCs w:val="20"/>
-              </w:rPr>
-              <w:t xml:space="preserve">White ghost mark (no gradient) + White wordmark</w:t>
-            </w:r>
-          </w:p>
-        </w:tc>
-      </w:tr>
-      <w:tr>
-        <w:tc>
-          <w:tcPr>
-            <w:tcW w:type="dxa" w:w="4680"/>
-            <w:tcBorders>
-              <w:top w:val="single" w:color="DDDDDD" w:sz="1"/>
-              <w:left w:val="single" w:color="DDDDDD" w:sz="1"/>
-              <w:bottom w:val="single" w:color="DDDDDD" w:sz="1"/>
-              <w:right w:val="single" w:color="DDDDDD" w:sz="1"/>
-            </w:tcBorders>
-            <w:shd w:fill="FFF8F3" w:val="clear"/>
-            <w:tcMar>
-              <w:top w:type="dxa" w:w="80"/>
-              <w:left w:type="dxa" w:w="140"/>
-              <w:bottom w:type="dxa" w:w="80"/>
-              <w:right w:type="dxa" w:w="140"/>
-            </w:tcMar>
-            <w:vAlign w:val="center"/>
-          </w:tcPr>
-          <w:p>
-            <w:pPr>
-              <w:jc w:val="left"/>
-            </w:pPr>
-            <w:r>
-              <w:rPr>
-                <w:rFonts w:ascii="Calibri" w:cs="Calibri" w:eastAsia="Calibri" w:hAnsi="Calibri"/>
-                <w:b/>
-                <w:bCs/>
-                <w:i w:val="false"/>
-                <w:iCs w:val="false"/>
-                <w:color w:val="2C2826"/>
-                <w:sz w:val="20"/>
-                <w:szCs w:val="20"/>
-              </w:rPr>
-              <w:t xml:space="preserve">On Blush pastel</w:t>
-            </w:r>
-          </w:p>
-        </w:tc>
-        <w:tc>
-          <w:tcPr>
-            <w:tcW w:type="dxa" w:w="4680"/>
-            <w:tcBorders>
-              <w:top w:val="single" w:color="DDDDDD" w:sz="1"/>
-              <w:left w:val="single" w:color="DDDDDD" w:sz="1"/>
-              <w:bottom w:val="single" w:color="DDDDDD" w:sz="1"/>
-              <w:right w:val="single" w:color="DDDDDD" w:sz="1"/>
-            </w:tcBorders>
-            <w:shd w:fill="FFF8F3" w:val="clear"/>
-            <w:tcMar>
-              <w:top w:type="dxa" w:w="80"/>
-              <w:left w:type="dxa" w:w="140"/>
-              <w:bottom w:type="dxa" w:w="80"/>
-              <w:right w:type="dxa" w:w="140"/>
-            </w:tcMar>
-            <w:vAlign w:val="center"/>
-          </w:tcPr>
-          <w:p>
-            <w:pPr>
-              <w:jc w:val="left"/>
-            </w:pPr>
-            <w:r>
-              <w:rPr>
-                <w:rFonts w:ascii="Calibri" w:cs="Calibri" w:eastAsia="Calibri" w:hAnsi="Calibri"/>
-                <w:b w:val="false"/>
-                <w:bCs w:val="false"/>
-                <w:i w:val="false"/>
-                <w:iCs w:val="false"/>
-                <w:color w:val="2C2826"/>
-                <w:sz w:val="20"/>
-                <w:szCs w:val="20"/>
-              </w:rPr>
-              <w:t xml:space="preserve">Full gradient mark + Charcoal wordmark (same as primary)</w:t>
-            </w:r>
-          </w:p>
-        </w:tc>
-      </w:tr>
-      <w:tr>
-        <w:tc>
-          <w:tcPr>
-            <w:tcW w:type="dxa" w:w="4680"/>
-            <w:tcBorders>
-              <w:top w:val="single" w:color="DDDDDD" w:sz="1"/>
-              <w:left w:val="single" w:color="DDDDDD" w:sz="1"/>
-              <w:bottom w:val="single" w:color="DDDDDD" w:sz="1"/>
-              <w:right w:val="single" w:color="DDDDDD" w:sz="1"/>
-            </w:tcBorders>
-            <w:tcMar>
-              <w:top w:type="dxa" w:w="80"/>
-              <w:left w:type="dxa" w:w="140"/>
-              <w:bottom w:type="dxa" w:w="80"/>
-              <w:right w:type="dxa" w:w="140"/>
-            </w:tcMar>
-            <w:vAlign w:val="center"/>
-          </w:tcPr>
-          <w:p>
-            <w:pPr>
-              <w:jc w:val="left"/>
-            </w:pPr>
-            <w:r>
-              <w:rPr>
-                <w:rFonts w:ascii="Calibri" w:cs="Calibri" w:eastAsia="Calibri" w:hAnsi="Calibri"/>
-                <w:b/>
-                <w:bCs/>
-                <w:i w:val="false"/>
-                <w:iCs w:val="false"/>
-                <w:color w:val="2C2826"/>
-                <w:sz w:val="20"/>
-                <w:szCs w:val="20"/>
-              </w:rPr>
-              <w:t xml:space="preserve">Symbol only (icon/avatar)</w:t>
-            </w:r>
-          </w:p>
-        </w:tc>
-        <w:tc>
-          <w:tcPr>
-            <w:tcW w:type="dxa" w:w="4680"/>
-            <w:tcBorders>
-              <w:top w:val="single" w:color="DDDDDD" w:sz="1"/>
-              <w:left w:val="single" w:color="DDDDDD" w:sz="1"/>
-              <w:bottom w:val="single" w:color="DDDDDD" w:sz="1"/>
-              <w:right w:val="single" w:color="DDDDDD" w:sz="1"/>
-            </w:tcBorders>
-            <w:tcMar>
-              <w:top w:type="dxa" w:w="80"/>
-              <w:left w:type="dxa" w:w="140"/>
-              <w:bottom w:type="dxa" w:w="80"/>
-              <w:right w:type="dxa" w:w="140"/>
-            </w:tcMar>
-            <w:vAlign w:val="center"/>
-          </w:tcPr>
-          <w:p>
-            <w:pPr>
-              <w:jc w:val="left"/>
-            </w:pPr>
-            <w:r>
-              <w:rPr>
-                <w:rFonts w:ascii="Calibri" w:cs="Calibri" w:eastAsia="Calibri" w:hAnsi="Calibri"/>
-                <w:b w:val="false"/>
-                <w:bCs w:val="false"/>
-                <w:i w:val="false"/>
-                <w:iCs w:val="false"/>
-                <w:color w:val="2C2826"/>
-                <w:sz w:val="20"/>
-                <w:szCs w:val="20"/>
-              </w:rPr>
-              <w:t xml:space="preserve">Use when full lockup is too wide (≤120px). Gradient mark only, no wordmark.</w:t>
+                <w:color w:val="8C7B75"/>
+                <w:sz w:val="16"/>
+                <w:szCs w:val="16"/>
+              </w:rPr>
+              <w:t xml:space="preserve">On Dark / Charcoal backgrounds</w:t>
             </w:r>
           </w:p>
         </w:tc>
@@ -801,27 +592,10 @@
     </w:tbl>
     <w:p>
       <w:pPr>
-        <w:spacing w:before="200" w:after="0"/>
+        <w:spacing w:before="16" w:after="0"/>
       </w:pPr>
       <w:r>
         <w:t xml:space="preserve"/>
-      </w:r>
-    </w:p>
-    <w:p>
-      <w:pPr>
-        <w:pStyle w:val="Heading2"/>
-        <w:spacing w:before="280" w:after="140"/>
-      </w:pPr>
-      <w:r>
-        <w:rPr>
-          <w:rFonts w:ascii="Georgia" w:cs="Georgia" w:eastAsia="Georgia" w:hAnsi="Georgia"/>
-          <w:b/>
-          <w:bCs/>
-          <w:color w:val="E5503F"/>
-          <w:sz w:val="28"/>
-          <w:szCs w:val="28"/>
-        </w:rPr>
-        <w:t xml:space="preserve">Icon Size Scale</w:t>
       </w:r>
     </w:p>
     <w:tbl>
@@ -837,26 +611,25 @@
         </w:tblBorders>
       </w:tblPr>
       <w:tblGrid>
-        <w:gridCol w:w="1600"/>
-        <w:gridCol w:w="1600"/>
-        <w:gridCol w:w="6160"/>
+        <w:gridCol w:w="4680"/>
+        <w:gridCol w:w="4680"/>
       </w:tblGrid>
       <w:tr>
         <w:tc>
           <w:tcPr>
-            <w:tcW w:type="dxa" w:w="1600"/>
-            <w:tcBorders>
-              <w:top w:val="single" w:color="E5503F" w:sz="1"/>
-              <w:left w:val="single" w:color="E5503F" w:sz="1"/>
-              <w:bottom w:val="single" w:color="E5503F" w:sz="1"/>
-              <w:right w:val="single" w:color="E5503F" w:sz="1"/>
-            </w:tcBorders>
-            <w:shd w:fill="2C2826" w:val="clear"/>
-            <w:tcMar>
-              <w:top w:type="dxa" w:w="80"/>
-              <w:left w:type="dxa" w:w="140"/>
-              <w:bottom w:type="dxa" w:w="80"/>
-              <w:right w:type="dxa" w:w="140"/>
+            <w:tcW w:type="dxa" w:w="4680"/>
+            <w:tcBorders>
+              <w:top w:val="single" w:color="DDDDDD" w:sz="1"/>
+              <w:left w:val="single" w:color="DDDDDD" w:sz="1"/>
+              <w:bottom w:val="single" w:color="DDDDDD" w:sz="1"/>
+              <w:right w:val="single" w:color="DDDDDD" w:sz="1"/>
+            </w:tcBorders>
+            <w:shd w:fill="FF6B5E" w:val="clear"/>
+            <w:tcMar>
+              <w:top w:type="dxa" w:w="200"/>
+              <w:left w:type="dxa" w:w="200"/>
+              <w:bottom w:type="dxa" w:w="200"/>
+              <w:right w:type="dxa" w:w="200"/>
             </w:tcMar>
             <w:vAlign w:val="center"/>
           </w:tcPr>
@@ -865,33 +638,62 @@
               <w:jc w:val="center"/>
             </w:pPr>
             <w:r>
-              <w:rPr>
-                <w:rFonts w:ascii="Calibri" w:cs="Calibri" w:eastAsia="Calibri" w:hAnsi="Calibri"/>
-                <w:b/>
-                <w:bCs/>
-                <w:color w:val="FFFFFF"/>
-                <w:sz w:val="20"/>
-                <w:szCs w:val="20"/>
-              </w:rPr>
-              <w:t xml:space="preserve">Size</w:t>
-            </w:r>
-          </w:p>
-        </w:tc>
-        <w:tc>
-          <w:tcPr>
-            <w:tcW w:type="dxa" w:w="1600"/>
-            <w:tcBorders>
-              <w:top w:val="single" w:color="E5503F" w:sz="1"/>
-              <w:left w:val="single" w:color="E5503F" w:sz="1"/>
-              <w:bottom w:val="single" w:color="E5503F" w:sz="1"/>
-              <w:right w:val="single" w:color="E5503F" w:sz="1"/>
-            </w:tcBorders>
-            <w:shd w:fill="2C2826" w:val="clear"/>
-            <w:tcMar>
-              <w:top w:type="dxa" w:w="80"/>
-              <w:left w:type="dxa" w:w="140"/>
-              <w:bottom w:type="dxa" w:w="80"/>
-              <w:right w:type="dxa" w:w="140"/>
+              <w:drawing>
+                <wp:inline distT="0" distB="0" distL="0" distR="0">
+                  <wp:extent cx="1809750" cy="409575"/>
+                  <wp:effectExtent t="0" r="0" b="0" l="0"/>
+                  <wp:docPr id="1" name="" descr="" title=""/>
+                  <wp:cNvGraphicFramePr>
+                    <a:graphicFrameLocks xmlns:a="http://schemas.openxmlformats.org/drawingml/2006/main" noChangeAspect="1"/>
+                  </wp:cNvGraphicFramePr>
+                  <a:graphic xmlns:a="http://schemas.openxmlformats.org/drawingml/2006/main">
+                    <a:graphicData uri="http://schemas.openxmlformats.org/drawingml/2006/picture">
+                      <pic:pic xmlns:pic="http://schemas.openxmlformats.org/drawingml/2006/picture">
+                        <pic:nvPicPr>
+                          <pic:cNvPr id="0" name="" descr=""/>
+                          <pic:cNvPicPr>
+                            <a:picLocks noChangeAspect="1" noChangeArrowheads="1"/>
+                          </pic:cNvPicPr>
+                        </pic:nvPicPr>
+                        <pic:blipFill>
+                          <a:blip r:embed="rId10" cstate="none"/>
+                          <a:srcRect/>
+                          <a:stretch>
+                            <a:fillRect/>
+                          </a:stretch>
+                        </pic:blipFill>
+                        <pic:spPr bwMode="auto">
+                          <a:xfrm>
+                            <a:off x="0" y="0"/>
+                            <a:ext cx="1809750" cy="409575"/>
+                          </a:xfrm>
+                          <a:prstGeom prst="rect">
+                            <a:avLst/>
+                          </a:prstGeom>
+                        </pic:spPr>
+                      </pic:pic>
+                    </a:graphicData>
+                  </a:graphic>
+                </wp:inline>
+              </w:drawing>
+            </w:r>
+          </w:p>
+        </w:tc>
+        <w:tc>
+          <w:tcPr>
+            <w:tcW w:type="dxa" w:w="4680"/>
+            <w:tcBorders>
+              <w:top w:val="single" w:color="DDDDDD" w:sz="1"/>
+              <w:left w:val="single" w:color="DDDDDD" w:sz="1"/>
+              <w:bottom w:val="single" w:color="DDDDDD" w:sz="1"/>
+              <w:right w:val="single" w:color="DDDDDD" w:sz="1"/>
+            </w:tcBorders>
+            <w:shd w:fill="FFD4C8" w:val="clear"/>
+            <w:tcMar>
+              <w:top w:type="dxa" w:w="200"/>
+              <w:left w:type="dxa" w:w="200"/>
+              <w:bottom w:type="dxa" w:w="200"/>
+              <w:right w:type="dxa" w:w="200"/>
             </w:tcMar>
             <w:vAlign w:val="center"/>
           </w:tcPr>
@@ -900,50 +702,44 @@
               <w:jc w:val="center"/>
             </w:pPr>
             <w:r>
-              <w:rPr>
-                <w:rFonts w:ascii="Calibri" w:cs="Calibri" w:eastAsia="Calibri" w:hAnsi="Calibri"/>
-                <w:b/>
-                <w:bCs/>
-                <w:color w:val="FFFFFF"/>
-                <w:sz w:val="20"/>
-                <w:szCs w:val="20"/>
-              </w:rPr>
-              <w:t xml:space="preserve">Use</w:t>
-            </w:r>
-          </w:p>
-        </w:tc>
-        <w:tc>
-          <w:tcPr>
-            <w:tcW w:type="dxa" w:w="6160"/>
-            <w:tcBorders>
-              <w:top w:val="single" w:color="E5503F" w:sz="1"/>
-              <w:left w:val="single" w:color="E5503F" w:sz="1"/>
-              <w:bottom w:val="single" w:color="E5503F" w:sz="1"/>
-              <w:right w:val="single" w:color="E5503F" w:sz="1"/>
-            </w:tcBorders>
-            <w:shd w:fill="2C2826" w:val="clear"/>
-            <w:tcMar>
-              <w:top w:type="dxa" w:w="80"/>
-              <w:left w:type="dxa" w:w="140"/>
-              <w:bottom w:type="dxa" w:w="80"/>
-              <w:right w:type="dxa" w:w="140"/>
-            </w:tcMar>
-            <w:vAlign w:val="center"/>
-          </w:tcPr>
-          <w:p>
-            <w:pPr>
-              <w:jc w:val="center"/>
-            </w:pPr>
-            <w:r>
-              <w:rPr>
-                <w:rFonts w:ascii="Calibri" w:cs="Calibri" w:eastAsia="Calibri" w:hAnsi="Calibri"/>
-                <w:b/>
-                <w:bCs/>
-                <w:color w:val="FFFFFF"/>
-                <w:sz w:val="20"/>
-                <w:szCs w:val="20"/>
-              </w:rPr>
-              <w:t xml:space="preserve">Notes</w:t>
+              <w:drawing>
+                <wp:inline distT="0" distB="0" distL="0" distR="0">
+                  <wp:extent cx="1809750" cy="409575"/>
+                  <wp:effectExtent t="0" r="0" b="0" l="0"/>
+                  <wp:docPr id="1" name="" descr="" title=""/>
+                  <wp:cNvGraphicFramePr>
+                    <a:graphicFrameLocks xmlns:a="http://schemas.openxmlformats.org/drawingml/2006/main" noChangeAspect="1"/>
+                  </wp:cNvGraphicFramePr>
+                  <a:graphic xmlns:a="http://schemas.openxmlformats.org/drawingml/2006/main">
+                    <a:graphicData uri="http://schemas.openxmlformats.org/drawingml/2006/picture">
+                      <pic:pic xmlns:pic="http://schemas.openxmlformats.org/drawingml/2006/picture">
+                        <pic:nvPicPr>
+                          <pic:cNvPr id="0" name="" descr=""/>
+                          <pic:cNvPicPr>
+                            <a:picLocks noChangeAspect="1" noChangeArrowheads="1"/>
+                          </pic:cNvPicPr>
+                        </pic:nvPicPr>
+                        <pic:blipFill>
+                          <a:blip r:embed="rId11" cstate="none"/>
+                          <a:srcRect/>
+                          <a:stretch>
+                            <a:fillRect/>
+                          </a:stretch>
+                        </pic:blipFill>
+                        <pic:spPr bwMode="auto">
+                          <a:xfrm>
+                            <a:off x="0" y="0"/>
+                            <a:ext cx="1809750" cy="409575"/>
+                          </a:xfrm>
+                          <a:prstGeom prst="rect">
+                            <a:avLst/>
+                          </a:prstGeom>
+                        </pic:spPr>
+                      </pic:pic>
+                    </a:graphicData>
+                  </a:graphic>
+                </wp:inline>
+              </w:drawing>
             </w:r>
           </w:p>
         </w:tc>
@@ -951,555 +747,71 @@
       <w:tr>
         <w:tc>
           <w:tcPr>
-            <w:tcW w:type="dxa" w:w="1600"/>
-            <w:tcBorders>
-              <w:top w:val="single" w:color="DDDDDD" w:sz="1"/>
-              <w:left w:val="single" w:color="DDDDDD" w:sz="1"/>
-              <w:bottom w:val="single" w:color="DDDDDD" w:sz="1"/>
-              <w:right w:val="single" w:color="DDDDDD" w:sz="1"/>
-            </w:tcBorders>
-            <w:tcMar>
-              <w:top w:type="dxa" w:w="80"/>
-              <w:left w:type="dxa" w:w="140"/>
-              <w:bottom w:type="dxa" w:w="80"/>
-              <w:right w:type="dxa" w:w="140"/>
-            </w:tcMar>
-            <w:vAlign w:val="center"/>
-          </w:tcPr>
-          <w:p>
-            <w:pPr>
-              <w:jc w:val="left"/>
+            <w:tcW w:type="dxa" w:w="4680"/>
+            <w:tcBorders>
+              <w:top w:val="single" w:color="DDDDDD" w:sz="1"/>
+              <w:left w:val="single" w:color="DDDDDD" w:sz="1"/>
+              <w:bottom w:val="single" w:color="DDDDDD" w:sz="1"/>
+              <w:right w:val="single" w:color="DDDDDD" w:sz="1"/>
+            </w:tcBorders>
+            <w:shd w:fill="FF6B5E" w:val="clear"/>
+            <w:tcMar>
+              <w:top w:type="dxa" w:w="60"/>
+              <w:left w:type="dxa" w:w="100"/>
+              <w:bottom w:type="dxa" w:w="80"/>
+              <w:right w:type="dxa" w:w="100"/>
+            </w:tcMar>
+            <w:vAlign w:val="center"/>
+          </w:tcPr>
+          <w:p>
+            <w:pPr>
+              <w:jc w:val="center"/>
             </w:pPr>
             <w:r>
               <w:rPr>
                 <w:rFonts w:ascii="Calibri" w:cs="Calibri" w:eastAsia="Calibri" w:hAnsi="Calibri"/>
                 <w:b w:val="false"/>
                 <w:bCs w:val="false"/>
-                <w:i w:val="false"/>
-                <w:iCs w:val="false"/>
-                <w:color w:val="2C2826"/>
-                <w:sz w:val="20"/>
-                <w:szCs w:val="20"/>
-              </w:rPr>
-              <w:t xml:space="preserve">80px</w:t>
-            </w:r>
-          </w:p>
-        </w:tc>
-        <w:tc>
-          <w:tcPr>
-            <w:tcW w:type="dxa" w:w="1600"/>
-            <w:tcBorders>
-              <w:top w:val="single" w:color="DDDDDD" w:sz="1"/>
-              <w:left w:val="single" w:color="DDDDDD" w:sz="1"/>
-              <w:bottom w:val="single" w:color="DDDDDD" w:sz="1"/>
-              <w:right w:val="single" w:color="DDDDDD" w:sz="1"/>
-            </w:tcBorders>
-            <w:tcMar>
-              <w:top w:type="dxa" w:w="80"/>
-              <w:left w:type="dxa" w:w="140"/>
-              <w:bottom w:type="dxa" w:w="80"/>
-              <w:right w:type="dxa" w:w="140"/>
-            </w:tcMar>
-            <w:vAlign w:val="center"/>
-          </w:tcPr>
-          <w:p>
-            <w:pPr>
-              <w:jc w:val="left"/>
+                <w:color w:val="8C7B75"/>
+                <w:sz w:val="16"/>
+                <w:szCs w:val="16"/>
+              </w:rPr>
+              <w:t xml:space="preserve">On Coral backgrounds</w:t>
+            </w:r>
+          </w:p>
+        </w:tc>
+        <w:tc>
+          <w:tcPr>
+            <w:tcW w:type="dxa" w:w="4680"/>
+            <w:tcBorders>
+              <w:top w:val="single" w:color="DDDDDD" w:sz="1"/>
+              <w:left w:val="single" w:color="DDDDDD" w:sz="1"/>
+              <w:bottom w:val="single" w:color="DDDDDD" w:sz="1"/>
+              <w:right w:val="single" w:color="DDDDDD" w:sz="1"/>
+            </w:tcBorders>
+            <w:shd w:fill="FFD4C8" w:val="clear"/>
+            <w:tcMar>
+              <w:top w:type="dxa" w:w="60"/>
+              <w:left w:type="dxa" w:w="100"/>
+              <w:bottom w:type="dxa" w:w="80"/>
+              <w:right w:type="dxa" w:w="100"/>
+            </w:tcMar>
+            <w:vAlign w:val="center"/>
+          </w:tcPr>
+          <w:p>
+            <w:pPr>
+              <w:jc w:val="center"/>
             </w:pPr>
             <w:r>
               <w:rPr>
                 <w:rFonts w:ascii="Calibri" w:cs="Calibri" w:eastAsia="Calibri" w:hAnsi="Calibri"/>
                 <w:b w:val="false"/>
                 <w:bCs w:val="false"/>
-                <w:i w:val="false"/>
-                <w:iCs w:val="false"/>
-                <w:color w:val="2C2826"/>
-                <w:sz w:val="20"/>
-                <w:szCs w:val="20"/>
-              </w:rPr>
-              <w:t xml:space="preserve">Profile / avatar</w:t>
-            </w:r>
-          </w:p>
-        </w:tc>
-        <w:tc>
-          <w:tcPr>
-            <w:tcW w:type="dxa" w:w="6160"/>
-            <w:tcBorders>
-              <w:top w:val="single" w:color="DDDDDD" w:sz="1"/>
-              <w:left w:val="single" w:color="DDDDDD" w:sz="1"/>
-              <w:bottom w:val="single" w:color="DDDDDD" w:sz="1"/>
-              <w:right w:val="single" w:color="DDDDDD" w:sz="1"/>
-            </w:tcBorders>
-            <w:tcMar>
-              <w:top w:type="dxa" w:w="80"/>
-              <w:left w:type="dxa" w:w="140"/>
-              <w:bottom w:type="dxa" w:w="80"/>
-              <w:right w:type="dxa" w:w="140"/>
-            </w:tcMar>
-            <w:vAlign w:val="center"/>
-          </w:tcPr>
-          <w:p>
-            <w:pPr>
-              <w:jc w:val="left"/>
-            </w:pPr>
-            <w:r>
-              <w:rPr>
-                <w:rFonts w:ascii="Calibri" w:cs="Calibri" w:eastAsia="Calibri" w:hAnsi="Calibri"/>
-                <w:b w:val="false"/>
-                <w:bCs w:val="false"/>
-                <w:i w:val="false"/>
-                <w:iCs w:val="false"/>
-                <w:color w:val="2C2826"/>
-                <w:sz w:val="20"/>
-                <w:szCs w:val="20"/>
-              </w:rPr>
-              <w:t xml:space="preserve">LinkedIn, email header, social profiles</w:t>
-            </w:r>
-          </w:p>
-        </w:tc>
-      </w:tr>
-      <w:tr>
-        <w:tc>
-          <w:tcPr>
-            <w:tcW w:type="dxa" w:w="1600"/>
-            <w:tcBorders>
-              <w:top w:val="single" w:color="DDDDDD" w:sz="1"/>
-              <w:left w:val="single" w:color="DDDDDD" w:sz="1"/>
-              <w:bottom w:val="single" w:color="DDDDDD" w:sz="1"/>
-              <w:right w:val="single" w:color="DDDDDD" w:sz="1"/>
-            </w:tcBorders>
-            <w:shd w:fill="FFF8F3" w:val="clear"/>
-            <w:tcMar>
-              <w:top w:type="dxa" w:w="80"/>
-              <w:left w:type="dxa" w:w="140"/>
-              <w:bottom w:type="dxa" w:w="80"/>
-              <w:right w:type="dxa" w:w="140"/>
-            </w:tcMar>
-            <w:vAlign w:val="center"/>
-          </w:tcPr>
-          <w:p>
-            <w:pPr>
-              <w:jc w:val="left"/>
-            </w:pPr>
-            <w:r>
-              <w:rPr>
-                <w:rFonts w:ascii="Calibri" w:cs="Calibri" w:eastAsia="Calibri" w:hAnsi="Calibri"/>
-                <w:b w:val="false"/>
-                <w:bCs w:val="false"/>
-                <w:i w:val="false"/>
-                <w:iCs w:val="false"/>
-                <w:color w:val="2C2826"/>
-                <w:sz w:val="20"/>
-                <w:szCs w:val="20"/>
-              </w:rPr>
-              <w:t xml:space="preserve">48px</w:t>
-            </w:r>
-          </w:p>
-        </w:tc>
-        <w:tc>
-          <w:tcPr>
-            <w:tcW w:type="dxa" w:w="1600"/>
-            <w:tcBorders>
-              <w:top w:val="single" w:color="DDDDDD" w:sz="1"/>
-              <w:left w:val="single" w:color="DDDDDD" w:sz="1"/>
-              <w:bottom w:val="single" w:color="DDDDDD" w:sz="1"/>
-              <w:right w:val="single" w:color="DDDDDD" w:sz="1"/>
-            </w:tcBorders>
-            <w:shd w:fill="FFF8F3" w:val="clear"/>
-            <w:tcMar>
-              <w:top w:type="dxa" w:w="80"/>
-              <w:left w:type="dxa" w:w="140"/>
-              <w:bottom w:type="dxa" w:w="80"/>
-              <w:right w:type="dxa" w:w="140"/>
-            </w:tcMar>
-            <w:vAlign w:val="center"/>
-          </w:tcPr>
-          <w:p>
-            <w:pPr>
-              <w:jc w:val="left"/>
-            </w:pPr>
-            <w:r>
-              <w:rPr>
-                <w:rFonts w:ascii="Calibri" w:cs="Calibri" w:eastAsia="Calibri" w:hAnsi="Calibri"/>
-                <w:b w:val="false"/>
-                <w:bCs w:val="false"/>
-                <w:i w:val="false"/>
-                <w:iCs w:val="false"/>
-                <w:color w:val="2C2826"/>
-                <w:sz w:val="20"/>
-                <w:szCs w:val="20"/>
-              </w:rPr>
-              <w:t xml:space="preserve">App icon</w:t>
-            </w:r>
-          </w:p>
-        </w:tc>
-        <w:tc>
-          <w:tcPr>
-            <w:tcW w:type="dxa" w:w="6160"/>
-            <w:tcBorders>
-              <w:top w:val="single" w:color="DDDDDD" w:sz="1"/>
-              <w:left w:val="single" w:color="DDDDDD" w:sz="1"/>
-              <w:bottom w:val="single" w:color="DDDDDD" w:sz="1"/>
-              <w:right w:val="single" w:color="DDDDDD" w:sz="1"/>
-            </w:tcBorders>
-            <w:shd w:fill="FFF8F3" w:val="clear"/>
-            <w:tcMar>
-              <w:top w:type="dxa" w:w="80"/>
-              <w:left w:type="dxa" w:w="140"/>
-              <w:bottom w:type="dxa" w:w="80"/>
-              <w:right w:type="dxa" w:w="140"/>
-            </w:tcMar>
-            <w:vAlign w:val="center"/>
-          </w:tcPr>
-          <w:p>
-            <w:pPr>
-              <w:jc w:val="left"/>
-            </w:pPr>
-            <w:r>
-              <w:rPr>
-                <w:rFonts w:ascii="Calibri" w:cs="Calibri" w:eastAsia="Calibri" w:hAnsi="Calibri"/>
-                <w:b w:val="false"/>
-                <w:bCs w:val="false"/>
-                <w:i w:val="false"/>
-                <w:iCs w:val="false"/>
-                <w:color w:val="2C2826"/>
-                <w:sz w:val="20"/>
-                <w:szCs w:val="20"/>
-              </w:rPr>
-              <w:t xml:space="preserve">Browser tab group, Slack workspace icon</w:t>
-            </w:r>
-          </w:p>
-        </w:tc>
-      </w:tr>
-      <w:tr>
-        <w:tc>
-          <w:tcPr>
-            <w:tcW w:type="dxa" w:w="1600"/>
-            <w:tcBorders>
-              <w:top w:val="single" w:color="DDDDDD" w:sz="1"/>
-              <w:left w:val="single" w:color="DDDDDD" w:sz="1"/>
-              <w:bottom w:val="single" w:color="DDDDDD" w:sz="1"/>
-              <w:right w:val="single" w:color="DDDDDD" w:sz="1"/>
-            </w:tcBorders>
-            <w:tcMar>
-              <w:top w:type="dxa" w:w="80"/>
-              <w:left w:type="dxa" w:w="140"/>
-              <w:bottom w:type="dxa" w:w="80"/>
-              <w:right w:type="dxa" w:w="140"/>
-            </w:tcMar>
-            <w:vAlign w:val="center"/>
-          </w:tcPr>
-          <w:p>
-            <w:pPr>
-              <w:jc w:val="left"/>
-            </w:pPr>
-            <w:r>
-              <w:rPr>
-                <w:rFonts w:ascii="Calibri" w:cs="Calibri" w:eastAsia="Calibri" w:hAnsi="Calibri"/>
-                <w:b w:val="false"/>
-                <w:bCs w:val="false"/>
-                <w:i w:val="false"/>
-                <w:iCs w:val="false"/>
-                <w:color w:val="2C2826"/>
-                <w:sz w:val="20"/>
-                <w:szCs w:val="20"/>
-              </w:rPr>
-              <w:t xml:space="preserve">32px</w:t>
-            </w:r>
-          </w:p>
-        </w:tc>
-        <w:tc>
-          <w:tcPr>
-            <w:tcW w:type="dxa" w:w="1600"/>
-            <w:tcBorders>
-              <w:top w:val="single" w:color="DDDDDD" w:sz="1"/>
-              <w:left w:val="single" w:color="DDDDDD" w:sz="1"/>
-              <w:bottom w:val="single" w:color="DDDDDD" w:sz="1"/>
-              <w:right w:val="single" w:color="DDDDDD" w:sz="1"/>
-            </w:tcBorders>
-            <w:tcMar>
-              <w:top w:type="dxa" w:w="80"/>
-              <w:left w:type="dxa" w:w="140"/>
-              <w:bottom w:type="dxa" w:w="80"/>
-              <w:right w:type="dxa" w:w="140"/>
-            </w:tcMar>
-            <w:vAlign w:val="center"/>
-          </w:tcPr>
-          <w:p>
-            <w:pPr>
-              <w:jc w:val="left"/>
-            </w:pPr>
-            <w:r>
-              <w:rPr>
-                <w:rFonts w:ascii="Calibri" w:cs="Calibri" w:eastAsia="Calibri" w:hAnsi="Calibri"/>
-                <w:b w:val="false"/>
-                <w:bCs w:val="false"/>
-                <w:i w:val="false"/>
-                <w:iCs w:val="false"/>
-                <w:color w:val="2C2826"/>
-                <w:sz w:val="20"/>
-                <w:szCs w:val="20"/>
-              </w:rPr>
-              <w:t xml:space="preserve">Navigation</w:t>
-            </w:r>
-          </w:p>
-        </w:tc>
-        <w:tc>
-          <w:tcPr>
-            <w:tcW w:type="dxa" w:w="6160"/>
-            <w:tcBorders>
-              <w:top w:val="single" w:color="DDDDDD" w:sz="1"/>
-              <w:left w:val="single" w:color="DDDDDD" w:sz="1"/>
-              <w:bottom w:val="single" w:color="DDDDDD" w:sz="1"/>
-              <w:right w:val="single" w:color="DDDDDD" w:sz="1"/>
-            </w:tcBorders>
-            <w:tcMar>
-              <w:top w:type="dxa" w:w="80"/>
-              <w:left w:type="dxa" w:w="140"/>
-              <w:bottom w:type="dxa" w:w="80"/>
-              <w:right w:type="dxa" w:w="140"/>
-            </w:tcMar>
-            <w:vAlign w:val="center"/>
-          </w:tcPr>
-          <w:p>
-            <w:pPr>
-              <w:jc w:val="left"/>
-            </w:pPr>
-            <w:r>
-              <w:rPr>
-                <w:rFonts w:ascii="Calibri" w:cs="Calibri" w:eastAsia="Calibri" w:hAnsi="Calibri"/>
-                <w:b w:val="false"/>
-                <w:bCs w:val="false"/>
-                <w:i w:val="false"/>
-                <w:iCs w:val="false"/>
-                <w:color w:val="2C2826"/>
-                <w:sz w:val="20"/>
-                <w:szCs w:val="20"/>
-              </w:rPr>
-              <w:t xml:space="preserve">Website nav bar, document headers</w:t>
-            </w:r>
-          </w:p>
-        </w:tc>
-      </w:tr>
-      <w:tr>
-        <w:tc>
-          <w:tcPr>
-            <w:tcW w:type="dxa" w:w="1600"/>
-            <w:tcBorders>
-              <w:top w:val="single" w:color="DDDDDD" w:sz="1"/>
-              <w:left w:val="single" w:color="DDDDDD" w:sz="1"/>
-              <w:bottom w:val="single" w:color="DDDDDD" w:sz="1"/>
-              <w:right w:val="single" w:color="DDDDDD" w:sz="1"/>
-            </w:tcBorders>
-            <w:shd w:fill="FFF8F3" w:val="clear"/>
-            <w:tcMar>
-              <w:top w:type="dxa" w:w="80"/>
-              <w:left w:type="dxa" w:w="140"/>
-              <w:bottom w:type="dxa" w:w="80"/>
-              <w:right w:type="dxa" w:w="140"/>
-            </w:tcMar>
-            <w:vAlign w:val="center"/>
-          </w:tcPr>
-          <w:p>
-            <w:pPr>
-              <w:jc w:val="left"/>
-            </w:pPr>
-            <w:r>
-              <w:rPr>
-                <w:rFonts w:ascii="Calibri" w:cs="Calibri" w:eastAsia="Calibri" w:hAnsi="Calibri"/>
-                <w:b w:val="false"/>
-                <w:bCs w:val="false"/>
-                <w:i w:val="false"/>
-                <w:iCs w:val="false"/>
-                <w:color w:val="2C2826"/>
-                <w:sz w:val="20"/>
-                <w:szCs w:val="20"/>
-              </w:rPr>
-              <w:t xml:space="preserve">20px</w:t>
-            </w:r>
-          </w:p>
-        </w:tc>
-        <w:tc>
-          <w:tcPr>
-            <w:tcW w:type="dxa" w:w="1600"/>
-            <w:tcBorders>
-              <w:top w:val="single" w:color="DDDDDD" w:sz="1"/>
-              <w:left w:val="single" w:color="DDDDDD" w:sz="1"/>
-              <w:bottom w:val="single" w:color="DDDDDD" w:sz="1"/>
-              <w:right w:val="single" w:color="DDDDDD" w:sz="1"/>
-            </w:tcBorders>
-            <w:shd w:fill="FFF8F3" w:val="clear"/>
-            <w:tcMar>
-              <w:top w:type="dxa" w:w="80"/>
-              <w:left w:type="dxa" w:w="140"/>
-              <w:bottom w:type="dxa" w:w="80"/>
-              <w:right w:type="dxa" w:w="140"/>
-            </w:tcMar>
-            <w:vAlign w:val="center"/>
-          </w:tcPr>
-          <w:p>
-            <w:pPr>
-              <w:jc w:val="left"/>
-            </w:pPr>
-            <w:r>
-              <w:rPr>
-                <w:rFonts w:ascii="Calibri" w:cs="Calibri" w:eastAsia="Calibri" w:hAnsi="Calibri"/>
-                <w:b w:val="false"/>
-                <w:bCs w:val="false"/>
-                <w:i w:val="false"/>
-                <w:iCs w:val="false"/>
-                <w:color w:val="2C2826"/>
-                <w:sz w:val="20"/>
-                <w:szCs w:val="20"/>
-              </w:rPr>
-              <w:t xml:space="preserve">Inline</w:t>
-            </w:r>
-          </w:p>
-        </w:tc>
-        <w:tc>
-          <w:tcPr>
-            <w:tcW w:type="dxa" w:w="6160"/>
-            <w:tcBorders>
-              <w:top w:val="single" w:color="DDDDDD" w:sz="1"/>
-              <w:left w:val="single" w:color="DDDDDD" w:sz="1"/>
-              <w:bottom w:val="single" w:color="DDDDDD" w:sz="1"/>
-              <w:right w:val="single" w:color="DDDDDD" w:sz="1"/>
-            </w:tcBorders>
-            <w:shd w:fill="FFF8F3" w:val="clear"/>
-            <w:tcMar>
-              <w:top w:type="dxa" w:w="80"/>
-              <w:left w:type="dxa" w:w="140"/>
-              <w:bottom w:type="dxa" w:w="80"/>
-              <w:right w:type="dxa" w:w="140"/>
-            </w:tcMar>
-            <w:vAlign w:val="center"/>
-          </w:tcPr>
-          <w:p>
-            <w:pPr>
-              <w:jc w:val="left"/>
-            </w:pPr>
-            <w:r>
-              <w:rPr>
-                <w:rFonts w:ascii="Calibri" w:cs="Calibri" w:eastAsia="Calibri" w:hAnsi="Calibri"/>
-                <w:b w:val="false"/>
-                <w:bCs w:val="false"/>
-                <w:i w:val="false"/>
-                <w:iCs w:val="false"/>
-                <w:color w:val="2C2826"/>
-                <w:sz w:val="20"/>
-                <w:szCs w:val="20"/>
-              </w:rPr>
-              <w:t xml:space="preserve">In-text references, email signatures (inline)</w:t>
-            </w:r>
-          </w:p>
-        </w:tc>
-      </w:tr>
-      <w:tr>
-        <w:tc>
-          <w:tcPr>
-            <w:tcW w:type="dxa" w:w="1600"/>
-            <w:tcBorders>
-              <w:top w:val="single" w:color="DDDDDD" w:sz="1"/>
-              <w:left w:val="single" w:color="DDDDDD" w:sz="1"/>
-              <w:bottom w:val="single" w:color="DDDDDD" w:sz="1"/>
-              <w:right w:val="single" w:color="DDDDDD" w:sz="1"/>
-            </w:tcBorders>
-            <w:tcMar>
-              <w:top w:type="dxa" w:w="80"/>
-              <w:left w:type="dxa" w:w="140"/>
-              <w:bottom w:type="dxa" w:w="80"/>
-              <w:right w:type="dxa" w:w="140"/>
-            </w:tcMar>
-            <w:vAlign w:val="center"/>
-          </w:tcPr>
-          <w:p>
-            <w:pPr>
-              <w:jc w:val="left"/>
-            </w:pPr>
-            <w:r>
-              <w:rPr>
-                <w:rFonts w:ascii="Calibri" w:cs="Calibri" w:eastAsia="Calibri" w:hAnsi="Calibri"/>
-                <w:b w:val="false"/>
-                <w:bCs w:val="false"/>
-                <w:i w:val="false"/>
-                <w:iCs w:val="false"/>
-                <w:color w:val="2C2826"/>
-                <w:sz w:val="20"/>
-                <w:szCs w:val="20"/>
-              </w:rPr>
-              <w:t xml:space="preserve">16px</w:t>
-            </w:r>
-          </w:p>
-        </w:tc>
-        <w:tc>
-          <w:tcPr>
-            <w:tcW w:type="dxa" w:w="1600"/>
-            <w:tcBorders>
-              <w:top w:val="single" w:color="DDDDDD" w:sz="1"/>
-              <w:left w:val="single" w:color="DDDDDD" w:sz="1"/>
-              <w:bottom w:val="single" w:color="DDDDDD" w:sz="1"/>
-              <w:right w:val="single" w:color="DDDDDD" w:sz="1"/>
-            </w:tcBorders>
-            <w:tcMar>
-              <w:top w:type="dxa" w:w="80"/>
-              <w:left w:type="dxa" w:w="140"/>
-              <w:bottom w:type="dxa" w:w="80"/>
-              <w:right w:type="dxa" w:w="140"/>
-            </w:tcMar>
-            <w:vAlign w:val="center"/>
-          </w:tcPr>
-          <w:p>
-            <w:pPr>
-              <w:jc w:val="left"/>
-            </w:pPr>
-            <w:r>
-              <w:rPr>
-                <w:rFonts w:ascii="Calibri" w:cs="Calibri" w:eastAsia="Calibri" w:hAnsi="Calibri"/>
-                <w:b w:val="false"/>
-                <w:bCs w:val="false"/>
-                <w:i w:val="false"/>
-                <w:iCs w:val="false"/>
-                <w:color w:val="2C2826"/>
-                <w:sz w:val="20"/>
-                <w:szCs w:val="20"/>
-              </w:rPr>
-              <w:t xml:space="preserve">Favicon</w:t>
-            </w:r>
-          </w:p>
-        </w:tc>
-        <w:tc>
-          <w:tcPr>
-            <w:tcW w:type="dxa" w:w="6160"/>
-            <w:tcBorders>
-              <w:top w:val="single" w:color="DDDDDD" w:sz="1"/>
-              <w:left w:val="single" w:color="DDDDDD" w:sz="1"/>
-              <w:bottom w:val="single" w:color="DDDDDD" w:sz="1"/>
-              <w:right w:val="single" w:color="DDDDDD" w:sz="1"/>
-            </w:tcBorders>
-            <w:tcMar>
-              <w:top w:type="dxa" w:w="80"/>
-              <w:left w:type="dxa" w:w="140"/>
-              <w:bottom w:type="dxa" w:w="80"/>
-              <w:right w:type="dxa" w:w="140"/>
-            </w:tcMar>
-            <w:vAlign w:val="center"/>
-          </w:tcPr>
-          <w:p>
-            <w:pPr>
-              <w:jc w:val="left"/>
-            </w:pPr>
-            <w:r>
-              <w:rPr>
-                <w:rFonts w:ascii="Calibri" w:cs="Calibri" w:eastAsia="Calibri" w:hAnsi="Calibri"/>
-                <w:b w:val="false"/>
-                <w:bCs w:val="false"/>
-                <w:i w:val="false"/>
-                <w:iCs w:val="false"/>
-                <w:color w:val="2C2826"/>
-                <w:sz w:val="20"/>
-                <w:szCs w:val="20"/>
-              </w:rPr>
-              <w:t xml:space="preserve">Browser tab favicon — use simplified mark at this size</w:t>
+                <w:color w:val="8C7B75"/>
+                <w:sz w:val="16"/>
+                <w:szCs w:val="16"/>
+              </w:rPr>
+              <w:t xml:space="preserve">On Blush / Pastel backgrounds</w:t>
             </w:r>
           </w:p>
         </w:tc>
@@ -1507,35 +819,27 @@
     </w:tbl>
     <w:p>
       <w:pPr>
-        <w:spacing w:before="300" w:after="0"/>
+        <w:spacing w:before="200" w:after="0"/>
       </w:pPr>
       <w:r>
         <w:t xml:space="preserve"/>
       </w:r>
     </w:p>
     <w:p>
-      <w:r>
-        <w:br w:type="page"/>
-      </w:r>
-    </w:p>
-    <w:p>
-      <w:pPr>
-        <w:pStyle w:val="Heading1"/>
-        <w:pBdr>
-          <w:bottom w:val="single" w:color="E5503F" w:sz="8"/>
-        </w:pBdr>
-        <w:spacing w:before="400" w:after="200"/>
+      <w:pPr>
+        <w:pStyle w:val="Heading2"/>
+        <w:spacing w:before="280" w:after="140"/>
       </w:pPr>
       <w:r>
         <w:rPr>
           <w:rFonts w:ascii="Georgia" w:cs="Georgia" w:eastAsia="Georgia" w:hAnsi="Georgia"/>
           <w:b/>
           <w:bCs/>
-          <w:color w:val="2C2826"/>
-          <w:sz w:val="40"/>
-          <w:szCs w:val="40"/>
+          <w:color w:val="E5503F"/>
+          <w:sz w:val="28"/>
+          <w:szCs w:val="28"/>
         </w:rPr>
-        <w:t xml:space="preserve">02 — Color System</w:t>
+        <w:t xml:space="preserve">Symbol Mark — Icon Only Variants</w:t>
       </w:r>
     </w:p>
     <w:p>
@@ -1554,32 +858,15 @@
           <w:sz w:val="20"/>
           <w:szCs w:val="20"/>
         </w:rPr>
-        <w:t xml:space="preserve">A warm, pastel-forward palette built on Coral energy and Amber warmth. Blush and Sage provide breathing room. Every color is chosen to feel approachable and human — not cold, corporate, or generic. The palette communicates the V2 positioning: confident, warm, outcome-focused.</w:t>
-      </w:r>
-    </w:p>
-    <w:p>
-      <w:pPr>
-        <w:spacing w:before="120" w:after="0"/>
+        <w:t xml:space="preserve">Use the symbol mark independently as an app icon, favicon, or avatar where the full lockup cannot fit (below 120px wide).</w:t>
+      </w:r>
+    </w:p>
+    <w:p>
+      <w:pPr>
+        <w:spacing w:before="100" w:after="0"/>
       </w:pPr>
       <w:r>
         <w:t xml:space="preserve"/>
-      </w:r>
-    </w:p>
-    <w:p>
-      <w:pPr>
-        <w:pStyle w:val="Heading2"/>
-        <w:spacing w:before="280" w:after="140"/>
-      </w:pPr>
-      <w:r>
-        <w:rPr>
-          <w:rFonts w:ascii="Georgia" w:cs="Georgia" w:eastAsia="Georgia" w:hAnsi="Georgia"/>
-          <w:b/>
-          <w:bCs/>
-          <w:color w:val="E5503F"/>
-          <w:sz w:val="28"/>
-          <w:szCs w:val="28"/>
-        </w:rPr>
-        <w:t xml:space="preserve">Primary Palette</w:t>
       </w:r>
     </w:p>
     <w:tbl>
@@ -1612,6 +899,2578 @@
             </w:tcBorders>
             <w:shd w:fill="FFF8F3" w:val="clear"/>
             <w:tcMar>
+              <w:top w:type="dxa" w:w="200"/>
+              <w:left w:type="dxa" w:w="200"/>
+              <w:bottom w:type="dxa" w:w="200"/>
+              <w:right w:type="dxa" w:w="200"/>
+            </w:tcMar>
+            <w:vAlign w:val="center"/>
+          </w:tcPr>
+          <w:p>
+            <w:pPr>
+              <w:jc w:val="center"/>
+            </w:pPr>
+            <w:r>
+              <w:drawing>
+                <wp:inline distT="0" distB="0" distL="0" distR="0">
+                  <wp:extent cx="628650" cy="628650"/>
+                  <wp:effectExtent t="0" r="0" b="0" l="0"/>
+                  <wp:docPr id="1" name="" descr="" title=""/>
+                  <wp:cNvGraphicFramePr>
+                    <a:graphicFrameLocks xmlns:a="http://schemas.openxmlformats.org/drawingml/2006/main" noChangeAspect="1"/>
+                  </wp:cNvGraphicFramePr>
+                  <a:graphic xmlns:a="http://schemas.openxmlformats.org/drawingml/2006/main">
+                    <a:graphicData uri="http://schemas.openxmlformats.org/drawingml/2006/picture">
+                      <pic:pic xmlns:pic="http://schemas.openxmlformats.org/drawingml/2006/picture">
+                        <pic:nvPicPr>
+                          <pic:cNvPr id="0" name="" descr=""/>
+                          <pic:cNvPicPr>
+                            <a:picLocks noChangeAspect="1" noChangeArrowheads="1"/>
+                          </pic:cNvPicPr>
+                        </pic:nvPicPr>
+                        <pic:blipFill>
+                          <a:blip r:embed="rId12" cstate="none"/>
+                          <a:srcRect/>
+                          <a:stretch>
+                            <a:fillRect/>
+                          </a:stretch>
+                        </pic:blipFill>
+                        <pic:spPr bwMode="auto">
+                          <a:xfrm>
+                            <a:off x="0" y="0"/>
+                            <a:ext cx="628650" cy="628650"/>
+                          </a:xfrm>
+                          <a:prstGeom prst="rect">
+                            <a:avLst/>
+                          </a:prstGeom>
+                        </pic:spPr>
+                      </pic:pic>
+                    </a:graphicData>
+                  </a:graphic>
+                </wp:inline>
+              </w:drawing>
+            </w:r>
+          </w:p>
+        </w:tc>
+        <w:tc>
+          <w:tcPr>
+            <w:tcW w:type="dxa" w:w="2340"/>
+            <w:tcBorders>
+              <w:top w:val="single" w:color="DDDDDD" w:sz="1"/>
+              <w:left w:val="single" w:color="DDDDDD" w:sz="1"/>
+              <w:bottom w:val="single" w:color="DDDDDD" w:sz="1"/>
+              <w:right w:val="single" w:color="DDDDDD" w:sz="1"/>
+            </w:tcBorders>
+            <w:shd w:fill="2C2826" w:val="clear"/>
+            <w:tcMar>
+              <w:top w:type="dxa" w:w="200"/>
+              <w:left w:type="dxa" w:w="200"/>
+              <w:bottom w:type="dxa" w:w="200"/>
+              <w:right w:type="dxa" w:w="200"/>
+            </w:tcMar>
+            <w:vAlign w:val="center"/>
+          </w:tcPr>
+          <w:p>
+            <w:pPr>
+              <w:jc w:val="center"/>
+            </w:pPr>
+            <w:r>
+              <w:drawing>
+                <wp:inline distT="0" distB="0" distL="0" distR="0">
+                  <wp:extent cx="628650" cy="628650"/>
+                  <wp:effectExtent t="0" r="0" b="0" l="0"/>
+                  <wp:docPr id="1" name="" descr="" title=""/>
+                  <wp:cNvGraphicFramePr>
+                    <a:graphicFrameLocks xmlns:a="http://schemas.openxmlformats.org/drawingml/2006/main" noChangeAspect="1"/>
+                  </wp:cNvGraphicFramePr>
+                  <a:graphic xmlns:a="http://schemas.openxmlformats.org/drawingml/2006/main">
+                    <a:graphicData uri="http://schemas.openxmlformats.org/drawingml/2006/picture">
+                      <pic:pic xmlns:pic="http://schemas.openxmlformats.org/drawingml/2006/picture">
+                        <pic:nvPicPr>
+                          <pic:cNvPr id="0" name="" descr=""/>
+                          <pic:cNvPicPr>
+                            <a:picLocks noChangeAspect="1" noChangeArrowheads="1"/>
+                          </pic:cNvPicPr>
+                        </pic:nvPicPr>
+                        <pic:blipFill>
+                          <a:blip r:embed="rId13" cstate="none"/>
+                          <a:srcRect/>
+                          <a:stretch>
+                            <a:fillRect/>
+                          </a:stretch>
+                        </pic:blipFill>
+                        <pic:spPr bwMode="auto">
+                          <a:xfrm>
+                            <a:off x="0" y="0"/>
+                            <a:ext cx="628650" cy="628650"/>
+                          </a:xfrm>
+                          <a:prstGeom prst="rect">
+                            <a:avLst/>
+                          </a:prstGeom>
+                        </pic:spPr>
+                      </pic:pic>
+                    </a:graphicData>
+                  </a:graphic>
+                </wp:inline>
+              </w:drawing>
+            </w:r>
+          </w:p>
+        </w:tc>
+        <w:tc>
+          <w:tcPr>
+            <w:tcW w:type="dxa" w:w="2340"/>
+            <w:tcBorders>
+              <w:top w:val="single" w:color="DDDDDD" w:sz="1"/>
+              <w:left w:val="single" w:color="DDDDDD" w:sz="1"/>
+              <w:bottom w:val="single" w:color="DDDDDD" w:sz="1"/>
+              <w:right w:val="single" w:color="DDDDDD" w:sz="1"/>
+            </w:tcBorders>
+            <w:shd w:fill="FF6B5E" w:val="clear"/>
+            <w:tcMar>
+              <w:top w:type="dxa" w:w="200"/>
+              <w:left w:type="dxa" w:w="200"/>
+              <w:bottom w:type="dxa" w:w="200"/>
+              <w:right w:type="dxa" w:w="200"/>
+            </w:tcMar>
+            <w:vAlign w:val="center"/>
+          </w:tcPr>
+          <w:p>
+            <w:pPr>
+              <w:jc w:val="center"/>
+            </w:pPr>
+            <w:r>
+              <w:drawing>
+                <wp:inline distT="0" distB="0" distL="0" distR="0">
+                  <wp:extent cx="628650" cy="628650"/>
+                  <wp:effectExtent t="0" r="0" b="0" l="0"/>
+                  <wp:docPr id="1" name="" descr="" title=""/>
+                  <wp:cNvGraphicFramePr>
+                    <a:graphicFrameLocks xmlns:a="http://schemas.openxmlformats.org/drawingml/2006/main" noChangeAspect="1"/>
+                  </wp:cNvGraphicFramePr>
+                  <a:graphic xmlns:a="http://schemas.openxmlformats.org/drawingml/2006/main">
+                    <a:graphicData uri="http://schemas.openxmlformats.org/drawingml/2006/picture">
+                      <pic:pic xmlns:pic="http://schemas.openxmlformats.org/drawingml/2006/picture">
+                        <pic:nvPicPr>
+                          <pic:cNvPr id="0" name="" descr=""/>
+                          <pic:cNvPicPr>
+                            <a:picLocks noChangeAspect="1" noChangeArrowheads="1"/>
+                          </pic:cNvPicPr>
+                        </pic:nvPicPr>
+                        <pic:blipFill>
+                          <a:blip r:embed="rId14" cstate="none"/>
+                          <a:srcRect/>
+                          <a:stretch>
+                            <a:fillRect/>
+                          </a:stretch>
+                        </pic:blipFill>
+                        <pic:spPr bwMode="auto">
+                          <a:xfrm>
+                            <a:off x="0" y="0"/>
+                            <a:ext cx="628650" cy="628650"/>
+                          </a:xfrm>
+                          <a:prstGeom prst="rect">
+                            <a:avLst/>
+                          </a:prstGeom>
+                        </pic:spPr>
+                      </pic:pic>
+                    </a:graphicData>
+                  </a:graphic>
+                </wp:inline>
+              </w:drawing>
+            </w:r>
+          </w:p>
+        </w:tc>
+        <w:tc>
+          <w:tcPr>
+            <w:tcW w:type="dxa" w:w="2340"/>
+            <w:tcBorders>
+              <w:top w:val="single" w:color="DDDDDD" w:sz="1"/>
+              <w:left w:val="single" w:color="DDDDDD" w:sz="1"/>
+              <w:bottom w:val="single" w:color="DDDDDD" w:sz="1"/>
+              <w:right w:val="single" w:color="DDDDDD" w:sz="1"/>
+            </w:tcBorders>
+            <w:shd w:fill="FFF0EB" w:val="clear"/>
+            <w:tcMar>
+              <w:top w:type="dxa" w:w="200"/>
+              <w:left w:type="dxa" w:w="200"/>
+              <w:bottom w:type="dxa" w:w="200"/>
+              <w:right w:type="dxa" w:w="200"/>
+            </w:tcMar>
+            <w:vAlign w:val="center"/>
+          </w:tcPr>
+          <w:p>
+            <w:pPr>
+              <w:jc w:val="center"/>
+            </w:pPr>
+            <w:r>
+              <w:drawing>
+                <wp:inline distT="0" distB="0" distL="0" distR="0">
+                  <wp:extent cx="628650" cy="628650"/>
+                  <wp:effectExtent t="0" r="0" b="0" l="0"/>
+                  <wp:docPr id="1" name="" descr="" title=""/>
+                  <wp:cNvGraphicFramePr>
+                    <a:graphicFrameLocks xmlns:a="http://schemas.openxmlformats.org/drawingml/2006/main" noChangeAspect="1"/>
+                  </wp:cNvGraphicFramePr>
+                  <a:graphic xmlns:a="http://schemas.openxmlformats.org/drawingml/2006/main">
+                    <a:graphicData uri="http://schemas.openxmlformats.org/drawingml/2006/picture">
+                      <pic:pic xmlns:pic="http://schemas.openxmlformats.org/drawingml/2006/picture">
+                        <pic:nvPicPr>
+                          <pic:cNvPr id="0" name="" descr=""/>
+                          <pic:cNvPicPr>
+                            <a:picLocks noChangeAspect="1" noChangeArrowheads="1"/>
+                          </pic:cNvPicPr>
+                        </pic:nvPicPr>
+                        <pic:blipFill>
+                          <a:blip r:embed="rId15" cstate="none"/>
+                          <a:srcRect/>
+                          <a:stretch>
+                            <a:fillRect/>
+                          </a:stretch>
+                        </pic:blipFill>
+                        <pic:spPr bwMode="auto">
+                          <a:xfrm>
+                            <a:off x="0" y="0"/>
+                            <a:ext cx="628650" cy="628650"/>
+                          </a:xfrm>
+                          <a:prstGeom prst="rect">
+                            <a:avLst/>
+                          </a:prstGeom>
+                        </pic:spPr>
+                      </pic:pic>
+                    </a:graphicData>
+                  </a:graphic>
+                </wp:inline>
+              </w:drawing>
+            </w:r>
+          </w:p>
+        </w:tc>
+      </w:tr>
+      <w:tr>
+        <w:tc>
+          <w:tcPr>
+            <w:tcW w:type="dxa" w:w="2340"/>
+            <w:tcBorders>
+              <w:top w:val="single" w:color="DDDDDD" w:sz="1"/>
+              <w:left w:val="single" w:color="DDDDDD" w:sz="1"/>
+              <w:bottom w:val="single" w:color="DDDDDD" w:sz="1"/>
+              <w:right w:val="single" w:color="DDDDDD" w:sz="1"/>
+            </w:tcBorders>
+            <w:shd w:fill="FFF8F3" w:val="clear"/>
+            <w:tcMar>
+              <w:top w:type="dxa" w:w="60"/>
+              <w:left w:type="dxa" w:w="100"/>
+              <w:bottom w:type="dxa" w:w="80"/>
+              <w:right w:type="dxa" w:w="100"/>
+            </w:tcMar>
+            <w:vAlign w:val="center"/>
+          </w:tcPr>
+          <w:p>
+            <w:pPr>
+              <w:jc w:val="center"/>
+            </w:pPr>
+            <w:r>
+              <w:rPr>
+                <w:rFonts w:ascii="Calibri" w:cs="Calibri" w:eastAsia="Calibri" w:hAnsi="Calibri"/>
+                <w:b w:val="false"/>
+                <w:bCs w:val="false"/>
+                <w:color w:val="8C7B75"/>
+                <w:sz w:val="16"/>
+                <w:szCs w:val="16"/>
+              </w:rPr>
+              <w:t xml:space="preserve">On Light</w:t>
+            </w:r>
+          </w:p>
+        </w:tc>
+        <w:tc>
+          <w:tcPr>
+            <w:tcW w:type="dxa" w:w="2340"/>
+            <w:tcBorders>
+              <w:top w:val="single" w:color="DDDDDD" w:sz="1"/>
+              <w:left w:val="single" w:color="DDDDDD" w:sz="1"/>
+              <w:bottom w:val="single" w:color="DDDDDD" w:sz="1"/>
+              <w:right w:val="single" w:color="DDDDDD" w:sz="1"/>
+            </w:tcBorders>
+            <w:shd w:fill="2C2826" w:val="clear"/>
+            <w:tcMar>
+              <w:top w:type="dxa" w:w="60"/>
+              <w:left w:type="dxa" w:w="100"/>
+              <w:bottom w:type="dxa" w:w="80"/>
+              <w:right w:type="dxa" w:w="100"/>
+            </w:tcMar>
+            <w:vAlign w:val="center"/>
+          </w:tcPr>
+          <w:p>
+            <w:pPr>
+              <w:jc w:val="center"/>
+            </w:pPr>
+            <w:r>
+              <w:rPr>
+                <w:rFonts w:ascii="Calibri" w:cs="Calibri" w:eastAsia="Calibri" w:hAnsi="Calibri"/>
+                <w:b w:val="false"/>
+                <w:bCs w:val="false"/>
+                <w:color w:val="8C7B75"/>
+                <w:sz w:val="16"/>
+                <w:szCs w:val="16"/>
+              </w:rPr>
+              <w:t xml:space="preserve">On Dark</w:t>
+            </w:r>
+          </w:p>
+        </w:tc>
+        <w:tc>
+          <w:tcPr>
+            <w:tcW w:type="dxa" w:w="2340"/>
+            <w:tcBorders>
+              <w:top w:val="single" w:color="DDDDDD" w:sz="1"/>
+              <w:left w:val="single" w:color="DDDDDD" w:sz="1"/>
+              <w:bottom w:val="single" w:color="DDDDDD" w:sz="1"/>
+              <w:right w:val="single" w:color="DDDDDD" w:sz="1"/>
+            </w:tcBorders>
+            <w:shd w:fill="FF6B5E" w:val="clear"/>
+            <w:tcMar>
+              <w:top w:type="dxa" w:w="60"/>
+              <w:left w:type="dxa" w:w="100"/>
+              <w:bottom w:type="dxa" w:w="80"/>
+              <w:right w:type="dxa" w:w="100"/>
+            </w:tcMar>
+            <w:vAlign w:val="center"/>
+          </w:tcPr>
+          <w:p>
+            <w:pPr>
+              <w:jc w:val="center"/>
+            </w:pPr>
+            <w:r>
+              <w:rPr>
+                <w:rFonts w:ascii="Calibri" w:cs="Calibri" w:eastAsia="Calibri" w:hAnsi="Calibri"/>
+                <w:b w:val="false"/>
+                <w:bCs w:val="false"/>
+                <w:color w:val="8C7B75"/>
+                <w:sz w:val="16"/>
+                <w:szCs w:val="16"/>
+              </w:rPr>
+              <w:t xml:space="preserve">On Coral</w:t>
+            </w:r>
+          </w:p>
+        </w:tc>
+        <w:tc>
+          <w:tcPr>
+            <w:tcW w:type="dxa" w:w="2340"/>
+            <w:tcBorders>
+              <w:top w:val="single" w:color="DDDDDD" w:sz="1"/>
+              <w:left w:val="single" w:color="DDDDDD" w:sz="1"/>
+              <w:bottom w:val="single" w:color="DDDDDD" w:sz="1"/>
+              <w:right w:val="single" w:color="DDDDDD" w:sz="1"/>
+            </w:tcBorders>
+            <w:shd w:fill="FFF0EB" w:val="clear"/>
+            <w:tcMar>
+              <w:top w:type="dxa" w:w="60"/>
+              <w:left w:type="dxa" w:w="100"/>
+              <w:bottom w:type="dxa" w:w="80"/>
+              <w:right w:type="dxa" w:w="100"/>
+            </w:tcMar>
+            <w:vAlign w:val="center"/>
+          </w:tcPr>
+          <w:p>
+            <w:pPr>
+              <w:jc w:val="center"/>
+            </w:pPr>
+            <w:r>
+              <w:rPr>
+                <w:rFonts w:ascii="Calibri" w:cs="Calibri" w:eastAsia="Calibri" w:hAnsi="Calibri"/>
+                <w:b w:val="false"/>
+                <w:bCs w:val="false"/>
+                <w:color w:val="8C7B75"/>
+                <w:sz w:val="16"/>
+                <w:szCs w:val="16"/>
+              </w:rPr>
+              <w:t xml:space="preserve">On Blush</w:t>
+            </w:r>
+          </w:p>
+        </w:tc>
+      </w:tr>
+    </w:tbl>
+    <w:p>
+      <w:pPr>
+        <w:spacing w:before="200" w:after="0"/>
+      </w:pPr>
+      <w:r>
+        <w:t xml:space="preserve"/>
+      </w:r>
+    </w:p>
+    <w:p>
+      <w:pPr>
+        <w:pStyle w:val="Heading2"/>
+        <w:spacing w:before="280" w:after="140"/>
+      </w:pPr>
+      <w:r>
+        <w:rPr>
+          <w:rFonts w:ascii="Georgia" w:cs="Georgia" w:eastAsia="Georgia" w:hAnsi="Georgia"/>
+          <w:b/>
+          <w:bCs/>
+          <w:color w:val="E5503F"/>
+          <w:sz w:val="28"/>
+          <w:szCs w:val="28"/>
+        </w:rPr>
+        <w:t xml:space="preserve">Wordmark — Text Only Variants</w:t>
+      </w:r>
+    </w:p>
+    <w:p>
+      <w:pPr>
+        <w:spacing w:before="60" w:after="100"/>
+        <w:jc w:val="left"/>
+      </w:pPr>
+      <w:r>
+        <w:rPr>
+          <w:rFonts w:ascii="Georgia" w:cs="Georgia" w:eastAsia="Georgia" w:hAnsi="Georgia"/>
+          <w:b w:val="false"/>
+          <w:bCs w:val="false"/>
+          <w:i w:val="false"/>
+          <w:iCs w:val="false"/>
+          <w:color w:val="2C2826"/>
+          <w:sz w:val="20"/>
+          <w:szCs w:val="20"/>
+        </w:rPr>
+        <w:t xml:space="preserve">The wordmark without the symbol mark. Use only where the symbol has already been established in the same context, such as a document footer or secondary reference.</w:t>
+      </w:r>
+    </w:p>
+    <w:p>
+      <w:pPr>
+        <w:spacing w:before="100" w:after="0"/>
+      </w:pPr>
+      <w:r>
+        <w:t xml:space="preserve"/>
+      </w:r>
+    </w:p>
+    <w:tbl>
+      <w:tblPr>
+        <w:tblW w:type="dxa" w:w="9360"/>
+        <w:tblBorders>
+          <w:top w:val="single" w:color="auto" w:sz="4"/>
+          <w:left w:val="single" w:color="auto" w:sz="4"/>
+          <w:bottom w:val="single" w:color="auto" w:sz="4"/>
+          <w:right w:val="single" w:color="auto" w:sz="4"/>
+          <w:insideH w:val="single" w:color="auto" w:sz="4"/>
+          <w:insideV w:val="single" w:color="auto" w:sz="4"/>
+        </w:tblBorders>
+      </w:tblPr>
+      <w:tblGrid>
+        <w:gridCol w:w="4680"/>
+        <w:gridCol w:w="4680"/>
+      </w:tblGrid>
+      <w:tr>
+        <w:tc>
+          <w:tcPr>
+            <w:tcW w:type="dxa" w:w="4680"/>
+            <w:tcBorders>
+              <w:top w:val="single" w:color="DDDDDD" w:sz="1"/>
+              <w:left w:val="single" w:color="DDDDDD" w:sz="1"/>
+              <w:bottom w:val="single" w:color="DDDDDD" w:sz="1"/>
+              <w:right w:val="single" w:color="DDDDDD" w:sz="1"/>
+            </w:tcBorders>
+            <w:shd w:fill="FFF8F3" w:val="clear"/>
+            <w:tcMar>
+              <w:top w:type="dxa" w:w="200"/>
+              <w:left w:type="dxa" w:w="200"/>
+              <w:bottom w:type="dxa" w:w="200"/>
+              <w:right w:type="dxa" w:w="200"/>
+            </w:tcMar>
+            <w:vAlign w:val="center"/>
+          </w:tcPr>
+          <w:p>
+            <w:pPr>
+              <w:jc w:val="center"/>
+            </w:pPr>
+            <w:r>
+              <w:drawing>
+                <wp:inline distT="0" distB="0" distL="0" distR="0">
+                  <wp:extent cx="1504950" cy="352425"/>
+                  <wp:effectExtent t="0" r="0" b="0" l="0"/>
+                  <wp:docPr id="1" name="" descr="" title=""/>
+                  <wp:cNvGraphicFramePr>
+                    <a:graphicFrameLocks xmlns:a="http://schemas.openxmlformats.org/drawingml/2006/main" noChangeAspect="1"/>
+                  </wp:cNvGraphicFramePr>
+                  <a:graphic xmlns:a="http://schemas.openxmlformats.org/drawingml/2006/main">
+                    <a:graphicData uri="http://schemas.openxmlformats.org/drawingml/2006/picture">
+                      <pic:pic xmlns:pic="http://schemas.openxmlformats.org/drawingml/2006/picture">
+                        <pic:nvPicPr>
+                          <pic:cNvPr id="0" name="" descr=""/>
+                          <pic:cNvPicPr>
+                            <a:picLocks noChangeAspect="1" noChangeArrowheads="1"/>
+                          </pic:cNvPicPr>
+                        </pic:nvPicPr>
+                        <pic:blipFill>
+                          <a:blip r:embed="rId16" cstate="none"/>
+                          <a:srcRect/>
+                          <a:stretch>
+                            <a:fillRect/>
+                          </a:stretch>
+                        </pic:blipFill>
+                        <pic:spPr bwMode="auto">
+                          <a:xfrm>
+                            <a:off x="0" y="0"/>
+                            <a:ext cx="1504950" cy="352425"/>
+                          </a:xfrm>
+                          <a:prstGeom prst="rect">
+                            <a:avLst/>
+                          </a:prstGeom>
+                        </pic:spPr>
+                      </pic:pic>
+                    </a:graphicData>
+                  </a:graphic>
+                </wp:inline>
+              </w:drawing>
+            </w:r>
+          </w:p>
+        </w:tc>
+        <w:tc>
+          <w:tcPr>
+            <w:tcW w:type="dxa" w:w="4680"/>
+            <w:tcBorders>
+              <w:top w:val="single" w:color="DDDDDD" w:sz="1"/>
+              <w:left w:val="single" w:color="DDDDDD" w:sz="1"/>
+              <w:bottom w:val="single" w:color="DDDDDD" w:sz="1"/>
+              <w:right w:val="single" w:color="DDDDDD" w:sz="1"/>
+            </w:tcBorders>
+            <w:shd w:fill="2C2826" w:val="clear"/>
+            <w:tcMar>
+              <w:top w:type="dxa" w:w="200"/>
+              <w:left w:type="dxa" w:w="200"/>
+              <w:bottom w:type="dxa" w:w="200"/>
+              <w:right w:type="dxa" w:w="200"/>
+            </w:tcMar>
+            <w:vAlign w:val="center"/>
+          </w:tcPr>
+          <w:p>
+            <w:pPr>
+              <w:jc w:val="center"/>
+            </w:pPr>
+            <w:r>
+              <w:drawing>
+                <wp:inline distT="0" distB="0" distL="0" distR="0">
+                  <wp:extent cx="1504950" cy="352425"/>
+                  <wp:effectExtent t="0" r="0" b="0" l="0"/>
+                  <wp:docPr id="1" name="" descr="" title=""/>
+                  <wp:cNvGraphicFramePr>
+                    <a:graphicFrameLocks xmlns:a="http://schemas.openxmlformats.org/drawingml/2006/main" noChangeAspect="1"/>
+                  </wp:cNvGraphicFramePr>
+                  <a:graphic xmlns:a="http://schemas.openxmlformats.org/drawingml/2006/main">
+                    <a:graphicData uri="http://schemas.openxmlformats.org/drawingml/2006/picture">
+                      <pic:pic xmlns:pic="http://schemas.openxmlformats.org/drawingml/2006/picture">
+                        <pic:nvPicPr>
+                          <pic:cNvPr id="0" name="" descr=""/>
+                          <pic:cNvPicPr>
+                            <a:picLocks noChangeAspect="1" noChangeArrowheads="1"/>
+                          </pic:cNvPicPr>
+                        </pic:nvPicPr>
+                        <pic:blipFill>
+                          <a:blip r:embed="rId17" cstate="none"/>
+                          <a:srcRect/>
+                          <a:stretch>
+                            <a:fillRect/>
+                          </a:stretch>
+                        </pic:blipFill>
+                        <pic:spPr bwMode="auto">
+                          <a:xfrm>
+                            <a:off x="0" y="0"/>
+                            <a:ext cx="1504950" cy="352425"/>
+                          </a:xfrm>
+                          <a:prstGeom prst="rect">
+                            <a:avLst/>
+                          </a:prstGeom>
+                        </pic:spPr>
+                      </pic:pic>
+                    </a:graphicData>
+                  </a:graphic>
+                </wp:inline>
+              </w:drawing>
+            </w:r>
+          </w:p>
+        </w:tc>
+      </w:tr>
+      <w:tr>
+        <w:tc>
+          <w:tcPr>
+            <w:tcW w:type="dxa" w:w="4680"/>
+            <w:tcBorders>
+              <w:top w:val="single" w:color="DDDDDD" w:sz="1"/>
+              <w:left w:val="single" w:color="DDDDDD" w:sz="1"/>
+              <w:bottom w:val="single" w:color="DDDDDD" w:sz="1"/>
+              <w:right w:val="single" w:color="DDDDDD" w:sz="1"/>
+            </w:tcBorders>
+            <w:shd w:fill="FFF8F3" w:val="clear"/>
+            <w:tcMar>
+              <w:top w:type="dxa" w:w="60"/>
+              <w:left w:type="dxa" w:w="100"/>
+              <w:bottom w:type="dxa" w:w="80"/>
+              <w:right w:type="dxa" w:w="100"/>
+            </w:tcMar>
+            <w:vAlign w:val="center"/>
+          </w:tcPr>
+          <w:p>
+            <w:pPr>
+              <w:jc w:val="center"/>
+            </w:pPr>
+            <w:r>
+              <w:rPr>
+                <w:rFonts w:ascii="Calibri" w:cs="Calibri" w:eastAsia="Calibri" w:hAnsi="Calibri"/>
+                <w:b w:val="false"/>
+                <w:bCs w:val="false"/>
+                <w:color w:val="8C7B75"/>
+                <w:sz w:val="16"/>
+                <w:szCs w:val="16"/>
+              </w:rPr>
+              <w:t xml:space="preserve">Wordmark on Light</w:t>
+            </w:r>
+          </w:p>
+        </w:tc>
+        <w:tc>
+          <w:tcPr>
+            <w:tcW w:type="dxa" w:w="4680"/>
+            <w:tcBorders>
+              <w:top w:val="single" w:color="DDDDDD" w:sz="1"/>
+              <w:left w:val="single" w:color="DDDDDD" w:sz="1"/>
+              <w:bottom w:val="single" w:color="DDDDDD" w:sz="1"/>
+              <w:right w:val="single" w:color="DDDDDD" w:sz="1"/>
+            </w:tcBorders>
+            <w:shd w:fill="2C2826" w:val="clear"/>
+            <w:tcMar>
+              <w:top w:type="dxa" w:w="60"/>
+              <w:left w:type="dxa" w:w="100"/>
+              <w:bottom w:type="dxa" w:w="80"/>
+              <w:right w:type="dxa" w:w="100"/>
+            </w:tcMar>
+            <w:vAlign w:val="center"/>
+          </w:tcPr>
+          <w:p>
+            <w:pPr>
+              <w:jc w:val="center"/>
+            </w:pPr>
+            <w:r>
+              <w:rPr>
+                <w:rFonts w:ascii="Calibri" w:cs="Calibri" w:eastAsia="Calibri" w:hAnsi="Calibri"/>
+                <w:b w:val="false"/>
+                <w:bCs w:val="false"/>
+                <w:color w:val="8C7B75"/>
+                <w:sz w:val="16"/>
+                <w:szCs w:val="16"/>
+              </w:rPr>
+              <w:t xml:space="preserve">Wordmark on Dark</w:t>
+            </w:r>
+          </w:p>
+        </w:tc>
+      </w:tr>
+    </w:tbl>
+    <w:p>
+      <w:pPr>
+        <w:spacing w:before="200" w:after="0"/>
+      </w:pPr>
+      <w:r>
+        <w:t xml:space="preserve"/>
+      </w:r>
+    </w:p>
+    <w:p>
+      <w:pPr>
+        <w:pStyle w:val="Heading2"/>
+        <w:spacing w:before="280" w:after="140"/>
+      </w:pPr>
+      <w:r>
+        <w:rPr>
+          <w:rFonts w:ascii="Georgia" w:cs="Georgia" w:eastAsia="Georgia" w:hAnsi="Georgia"/>
+          <w:b/>
+          <w:bCs/>
+          <w:color w:val="E5503F"/>
+          <w:sz w:val="28"/>
+          <w:szCs w:val="28"/>
+        </w:rPr>
+        <w:t xml:space="preserve">Logo Lockup Usage Guide</w:t>
+      </w:r>
+    </w:p>
+    <w:tbl>
+      <w:tblPr>
+        <w:tblW w:type="dxa" w:w="9360"/>
+        <w:tblBorders>
+          <w:top w:val="single" w:color="auto" w:sz="4"/>
+          <w:left w:val="single" w:color="auto" w:sz="4"/>
+          <w:bottom w:val="single" w:color="auto" w:sz="4"/>
+          <w:right w:val="single" w:color="auto" w:sz="4"/>
+          <w:insideH w:val="single" w:color="auto" w:sz="4"/>
+          <w:insideV w:val="single" w:color="auto" w:sz="4"/>
+        </w:tblBorders>
+      </w:tblPr>
+      <w:tblGrid>
+        <w:gridCol w:w="2600"/>
+        <w:gridCol w:w="2200"/>
+        <w:gridCol w:w="4560"/>
+      </w:tblGrid>
+      <w:tr>
+        <w:tc>
+          <w:tcPr>
+            <w:tcW w:type="dxa" w:w="2600"/>
+            <w:tcBorders>
+              <w:top w:val="single" w:color="DDDDDD" w:sz="1"/>
+              <w:left w:val="single" w:color="DDDDDD" w:sz="1"/>
+              <w:bottom w:val="single" w:color="DDDDDD" w:sz="1"/>
+              <w:right w:val="single" w:color="DDDDDD" w:sz="1"/>
+            </w:tcBorders>
+            <w:shd w:fill="2C2826" w:val="clear"/>
+            <w:tcMar>
+              <w:top w:type="dxa" w:w="80"/>
+              <w:left w:type="dxa" w:w="140"/>
+              <w:bottom w:type="dxa" w:w="80"/>
+              <w:right w:type="dxa" w:w="140"/>
+            </w:tcMar>
+            <w:vAlign w:val="center"/>
+          </w:tcPr>
+          <w:p>
+            <w:pPr>
+              <w:jc w:val="center"/>
+            </w:pPr>
+            <w:r>
+              <w:rPr>
+                <w:rFonts w:ascii="Calibri" w:cs="Calibri" w:eastAsia="Calibri" w:hAnsi="Calibri"/>
+                <w:b/>
+                <w:bCs/>
+                <w:color w:val="FFFFFF"/>
+                <w:sz w:val="20"/>
+                <w:szCs w:val="20"/>
+              </w:rPr>
+              <w:t xml:space="preserve">Context</w:t>
+            </w:r>
+          </w:p>
+        </w:tc>
+        <w:tc>
+          <w:tcPr>
+            <w:tcW w:type="dxa" w:w="2200"/>
+            <w:tcBorders>
+              <w:top w:val="single" w:color="DDDDDD" w:sz="1"/>
+              <w:left w:val="single" w:color="DDDDDD" w:sz="1"/>
+              <w:bottom w:val="single" w:color="DDDDDD" w:sz="1"/>
+              <w:right w:val="single" w:color="DDDDDD" w:sz="1"/>
+            </w:tcBorders>
+            <w:shd w:fill="2C2826" w:val="clear"/>
+            <w:tcMar>
+              <w:top w:type="dxa" w:w="80"/>
+              <w:left w:type="dxa" w:w="140"/>
+              <w:bottom w:type="dxa" w:w="80"/>
+              <w:right w:type="dxa" w:w="140"/>
+            </w:tcMar>
+            <w:vAlign w:val="center"/>
+          </w:tcPr>
+          <w:p>
+            <w:pPr>
+              <w:jc w:val="center"/>
+            </w:pPr>
+            <w:r>
+              <w:rPr>
+                <w:rFonts w:ascii="Calibri" w:cs="Calibri" w:eastAsia="Calibri" w:hAnsi="Calibri"/>
+                <w:b/>
+                <w:bCs/>
+                <w:color w:val="FFFFFF"/>
+                <w:sz w:val="20"/>
+                <w:szCs w:val="20"/>
+              </w:rPr>
+              <w:t xml:space="preserve">Variant</w:t>
+            </w:r>
+          </w:p>
+        </w:tc>
+        <w:tc>
+          <w:tcPr>
+            <w:tcW w:type="dxa" w:w="4560"/>
+            <w:tcBorders>
+              <w:top w:val="single" w:color="DDDDDD" w:sz="1"/>
+              <w:left w:val="single" w:color="DDDDDD" w:sz="1"/>
+              <w:bottom w:val="single" w:color="DDDDDD" w:sz="1"/>
+              <w:right w:val="single" w:color="DDDDDD" w:sz="1"/>
+            </w:tcBorders>
+            <w:shd w:fill="2C2826" w:val="clear"/>
+            <w:tcMar>
+              <w:top w:type="dxa" w:w="80"/>
+              <w:left w:type="dxa" w:w="140"/>
+              <w:bottom w:type="dxa" w:w="80"/>
+              <w:right w:type="dxa" w:w="140"/>
+            </w:tcMar>
+            <w:vAlign w:val="center"/>
+          </w:tcPr>
+          <w:p>
+            <w:pPr>
+              <w:jc w:val="center"/>
+            </w:pPr>
+            <w:r>
+              <w:rPr>
+                <w:rFonts w:ascii="Calibri" w:cs="Calibri" w:eastAsia="Calibri" w:hAnsi="Calibri"/>
+                <w:b/>
+                <w:bCs/>
+                <w:color w:val="FFFFFF"/>
+                <w:sz w:val="20"/>
+                <w:szCs w:val="20"/>
+              </w:rPr>
+              <w:t xml:space="preserve">Notes</w:t>
+            </w:r>
+          </w:p>
+        </w:tc>
+      </w:tr>
+      <w:tr>
+        <w:tc>
+          <w:tcPr>
+            <w:tcW w:type="dxa" w:w="2600"/>
+            <w:tcBorders>
+              <w:top w:val="single" w:color="DDDDDD" w:sz="1"/>
+              <w:left w:val="single" w:color="DDDDDD" w:sz="1"/>
+              <w:bottom w:val="single" w:color="DDDDDD" w:sz="1"/>
+              <w:right w:val="single" w:color="DDDDDD" w:sz="1"/>
+            </w:tcBorders>
+            <w:tcMar>
+              <w:top w:type="dxa" w:w="80"/>
+              <w:left w:type="dxa" w:w="140"/>
+              <w:bottom w:type="dxa" w:w="80"/>
+              <w:right w:type="dxa" w:w="140"/>
+            </w:tcMar>
+            <w:vAlign w:val="center"/>
+          </w:tcPr>
+          <w:p>
+            <w:pPr>
+              <w:jc w:val="left"/>
+            </w:pPr>
+            <w:r>
+              <w:rPr>
+                <w:rFonts w:ascii="Calibri" w:cs="Calibri" w:eastAsia="Calibri" w:hAnsi="Calibri"/>
+                <w:b w:val="false"/>
+                <w:bCs w:val="false"/>
+                <w:i w:val="false"/>
+                <w:iCs w:val="false"/>
+                <w:color w:val="2C2826"/>
+                <w:sz w:val="20"/>
+                <w:szCs w:val="20"/>
+              </w:rPr>
+              <w:t xml:space="preserve">Light / white / cream</w:t>
+            </w:r>
+          </w:p>
+        </w:tc>
+        <w:tc>
+          <w:tcPr>
+            <w:tcW w:type="dxa" w:w="2200"/>
+            <w:tcBorders>
+              <w:top w:val="single" w:color="DDDDDD" w:sz="1"/>
+              <w:left w:val="single" w:color="DDDDDD" w:sz="1"/>
+              <w:bottom w:val="single" w:color="DDDDDD" w:sz="1"/>
+              <w:right w:val="single" w:color="DDDDDD" w:sz="1"/>
+            </w:tcBorders>
+            <w:tcMar>
+              <w:top w:type="dxa" w:w="80"/>
+              <w:left w:type="dxa" w:w="140"/>
+              <w:bottom w:type="dxa" w:w="80"/>
+              <w:right w:type="dxa" w:w="140"/>
+            </w:tcMar>
+            <w:vAlign w:val="center"/>
+          </w:tcPr>
+          <w:p>
+            <w:pPr>
+              <w:jc w:val="left"/>
+            </w:pPr>
+            <w:r>
+              <w:rPr>
+                <w:rFonts w:ascii="Calibri" w:cs="Calibri" w:eastAsia="Calibri" w:hAnsi="Calibri"/>
+                <w:b w:val="false"/>
+                <w:bCs w:val="false"/>
+                <w:i w:val="false"/>
+                <w:iCs w:val="false"/>
+                <w:color w:val="2C2826"/>
+                <w:sz w:val="20"/>
+                <w:szCs w:val="20"/>
+              </w:rPr>
+              <w:t xml:space="preserve">Full lockup — gradient mark</w:t>
+            </w:r>
+          </w:p>
+        </w:tc>
+        <w:tc>
+          <w:tcPr>
+            <w:tcW w:type="dxa" w:w="4560"/>
+            <w:tcBorders>
+              <w:top w:val="single" w:color="DDDDDD" w:sz="1"/>
+              <w:left w:val="single" w:color="DDDDDD" w:sz="1"/>
+              <w:bottom w:val="single" w:color="DDDDDD" w:sz="1"/>
+              <w:right w:val="single" w:color="DDDDDD" w:sz="1"/>
+            </w:tcBorders>
+            <w:tcMar>
+              <w:top w:type="dxa" w:w="80"/>
+              <w:left w:type="dxa" w:w="140"/>
+              <w:bottom w:type="dxa" w:w="80"/>
+              <w:right w:type="dxa" w:w="140"/>
+            </w:tcMar>
+            <w:vAlign w:val="center"/>
+          </w:tcPr>
+          <w:p>
+            <w:pPr>
+              <w:jc w:val="left"/>
+            </w:pPr>
+            <w:r>
+              <w:rPr>
+                <w:rFonts w:ascii="Calibri" w:cs="Calibri" w:eastAsia="Calibri" w:hAnsi="Calibri"/>
+                <w:b w:val="false"/>
+                <w:bCs w:val="false"/>
+                <w:i w:val="false"/>
+                <w:iCs w:val="false"/>
+                <w:color w:val="2C2826"/>
+                <w:sz w:val="20"/>
+                <w:szCs w:val="20"/>
+              </w:rPr>
+              <w:t xml:space="preserve">Standard usage. Charcoal wordmark, Coral on ‘Growth’</w:t>
+            </w:r>
+          </w:p>
+        </w:tc>
+      </w:tr>
+      <w:tr>
+        <w:tc>
+          <w:tcPr>
+            <w:tcW w:type="dxa" w:w="2600"/>
+            <w:tcBorders>
+              <w:top w:val="single" w:color="DDDDDD" w:sz="1"/>
+              <w:left w:val="single" w:color="DDDDDD" w:sz="1"/>
+              <w:bottom w:val="single" w:color="DDDDDD" w:sz="1"/>
+              <w:right w:val="single" w:color="DDDDDD" w:sz="1"/>
+            </w:tcBorders>
+            <w:shd w:fill="FFF8F3" w:val="clear"/>
+            <w:tcMar>
+              <w:top w:type="dxa" w:w="80"/>
+              <w:left w:type="dxa" w:w="140"/>
+              <w:bottom w:type="dxa" w:w="80"/>
+              <w:right w:type="dxa" w:w="140"/>
+            </w:tcMar>
+            <w:vAlign w:val="center"/>
+          </w:tcPr>
+          <w:p>
+            <w:pPr>
+              <w:jc w:val="left"/>
+            </w:pPr>
+            <w:r>
+              <w:rPr>
+                <w:rFonts w:ascii="Calibri" w:cs="Calibri" w:eastAsia="Calibri" w:hAnsi="Calibri"/>
+                <w:b w:val="false"/>
+                <w:bCs w:val="false"/>
+                <w:i w:val="false"/>
+                <w:iCs w:val="false"/>
+                <w:color w:val="2C2826"/>
+                <w:sz w:val="20"/>
+                <w:szCs w:val="20"/>
+              </w:rPr>
+              <w:t xml:space="preserve">Dark / charcoal</w:t>
+            </w:r>
+          </w:p>
+        </w:tc>
+        <w:tc>
+          <w:tcPr>
+            <w:tcW w:type="dxa" w:w="2200"/>
+            <w:tcBorders>
+              <w:top w:val="single" w:color="DDDDDD" w:sz="1"/>
+              <w:left w:val="single" w:color="DDDDDD" w:sz="1"/>
+              <w:bottom w:val="single" w:color="DDDDDD" w:sz="1"/>
+              <w:right w:val="single" w:color="DDDDDD" w:sz="1"/>
+            </w:tcBorders>
+            <w:shd w:fill="FFF8F3" w:val="clear"/>
+            <w:tcMar>
+              <w:top w:type="dxa" w:w="80"/>
+              <w:left w:type="dxa" w:w="140"/>
+              <w:bottom w:type="dxa" w:w="80"/>
+              <w:right w:type="dxa" w:w="140"/>
+            </w:tcMar>
+            <w:vAlign w:val="center"/>
+          </w:tcPr>
+          <w:p>
+            <w:pPr>
+              <w:jc w:val="left"/>
+            </w:pPr>
+            <w:r>
+              <w:rPr>
+                <w:rFonts w:ascii="Calibri" w:cs="Calibri" w:eastAsia="Calibri" w:hAnsi="Calibri"/>
+                <w:b w:val="false"/>
+                <w:bCs w:val="false"/>
+                <w:i w:val="false"/>
+                <w:iCs w:val="false"/>
+                <w:color w:val="2C2826"/>
+                <w:sz w:val="20"/>
+                <w:szCs w:val="20"/>
+              </w:rPr>
+              <w:t xml:space="preserve">Full lockup — gradient mark</w:t>
+            </w:r>
+          </w:p>
+        </w:tc>
+        <w:tc>
+          <w:tcPr>
+            <w:tcW w:type="dxa" w:w="4560"/>
+            <w:tcBorders>
+              <w:top w:val="single" w:color="DDDDDD" w:sz="1"/>
+              <w:left w:val="single" w:color="DDDDDD" w:sz="1"/>
+              <w:bottom w:val="single" w:color="DDDDDD" w:sz="1"/>
+              <w:right w:val="single" w:color="DDDDDD" w:sz="1"/>
+            </w:tcBorders>
+            <w:shd w:fill="FFF8F3" w:val="clear"/>
+            <w:tcMar>
+              <w:top w:type="dxa" w:w="80"/>
+              <w:left w:type="dxa" w:w="140"/>
+              <w:bottom w:type="dxa" w:w="80"/>
+              <w:right w:type="dxa" w:w="140"/>
+            </w:tcMar>
+            <w:vAlign w:val="center"/>
+          </w:tcPr>
+          <w:p>
+            <w:pPr>
+              <w:jc w:val="left"/>
+            </w:pPr>
+            <w:r>
+              <w:rPr>
+                <w:rFonts w:ascii="Calibri" w:cs="Calibri" w:eastAsia="Calibri" w:hAnsi="Calibri"/>
+                <w:b w:val="false"/>
+                <w:bCs w:val="false"/>
+                <w:i w:val="false"/>
+                <w:iCs w:val="false"/>
+                <w:color w:val="2C2826"/>
+                <w:sz w:val="20"/>
+                <w:szCs w:val="20"/>
+              </w:rPr>
+              <w:t xml:space="preserve">White wordmark, Blush on ‘Growth’</w:t>
+            </w:r>
+          </w:p>
+        </w:tc>
+      </w:tr>
+      <w:tr>
+        <w:tc>
+          <w:tcPr>
+            <w:tcW w:type="dxa" w:w="2600"/>
+            <w:tcBorders>
+              <w:top w:val="single" w:color="DDDDDD" w:sz="1"/>
+              <w:left w:val="single" w:color="DDDDDD" w:sz="1"/>
+              <w:bottom w:val="single" w:color="DDDDDD" w:sz="1"/>
+              <w:right w:val="single" w:color="DDDDDD" w:sz="1"/>
+            </w:tcBorders>
+            <w:tcMar>
+              <w:top w:type="dxa" w:w="80"/>
+              <w:left w:type="dxa" w:w="140"/>
+              <w:bottom w:type="dxa" w:w="80"/>
+              <w:right w:type="dxa" w:w="140"/>
+            </w:tcMar>
+            <w:vAlign w:val="center"/>
+          </w:tcPr>
+          <w:p>
+            <w:pPr>
+              <w:jc w:val="left"/>
+            </w:pPr>
+            <w:r>
+              <w:rPr>
+                <w:rFonts w:ascii="Calibri" w:cs="Calibri" w:eastAsia="Calibri" w:hAnsi="Calibri"/>
+                <w:b w:val="false"/>
+                <w:bCs w:val="false"/>
+                <w:i w:val="false"/>
+                <w:iCs w:val="false"/>
+                <w:color w:val="2C2826"/>
+                <w:sz w:val="20"/>
+                <w:szCs w:val="20"/>
+              </w:rPr>
+              <w:t xml:space="preserve">Coral background</w:t>
+            </w:r>
+          </w:p>
+        </w:tc>
+        <w:tc>
+          <w:tcPr>
+            <w:tcW w:type="dxa" w:w="2200"/>
+            <w:tcBorders>
+              <w:top w:val="single" w:color="DDDDDD" w:sz="1"/>
+              <w:left w:val="single" w:color="DDDDDD" w:sz="1"/>
+              <w:bottom w:val="single" w:color="DDDDDD" w:sz="1"/>
+              <w:right w:val="single" w:color="DDDDDD" w:sz="1"/>
+            </w:tcBorders>
+            <w:tcMar>
+              <w:top w:type="dxa" w:w="80"/>
+              <w:left w:type="dxa" w:w="140"/>
+              <w:bottom w:type="dxa" w:w="80"/>
+              <w:right w:type="dxa" w:w="140"/>
+            </w:tcMar>
+            <w:vAlign w:val="center"/>
+          </w:tcPr>
+          <w:p>
+            <w:pPr>
+              <w:jc w:val="left"/>
+            </w:pPr>
+            <w:r>
+              <w:rPr>
+                <w:rFonts w:ascii="Calibri" w:cs="Calibri" w:eastAsia="Calibri" w:hAnsi="Calibri"/>
+                <w:b w:val="false"/>
+                <w:bCs w:val="false"/>
+                <w:i w:val="false"/>
+                <w:iCs w:val="false"/>
+                <w:color w:val="2C2826"/>
+                <w:sz w:val="20"/>
+                <w:szCs w:val="20"/>
+              </w:rPr>
+              <w:t xml:space="preserve">Ghost mark (no gradient)</w:t>
+            </w:r>
+          </w:p>
+        </w:tc>
+        <w:tc>
+          <w:tcPr>
+            <w:tcW w:type="dxa" w:w="4560"/>
+            <w:tcBorders>
+              <w:top w:val="single" w:color="DDDDDD" w:sz="1"/>
+              <w:left w:val="single" w:color="DDDDDD" w:sz="1"/>
+              <w:bottom w:val="single" w:color="DDDDDD" w:sz="1"/>
+              <w:right w:val="single" w:color="DDDDDD" w:sz="1"/>
+            </w:tcBorders>
+            <w:tcMar>
+              <w:top w:type="dxa" w:w="80"/>
+              <w:left w:type="dxa" w:w="140"/>
+              <w:bottom w:type="dxa" w:w="80"/>
+              <w:right w:type="dxa" w:w="140"/>
+            </w:tcMar>
+            <w:vAlign w:val="center"/>
+          </w:tcPr>
+          <w:p>
+            <w:pPr>
+              <w:jc w:val="left"/>
+            </w:pPr>
+            <w:r>
+              <w:rPr>
+                <w:rFonts w:ascii="Calibri" w:cs="Calibri" w:eastAsia="Calibri" w:hAnsi="Calibri"/>
+                <w:b w:val="false"/>
+                <w:bCs w:val="false"/>
+                <w:i w:val="false"/>
+                <w:iCs w:val="false"/>
+                <w:color w:val="2C2826"/>
+                <w:sz w:val="20"/>
+                <w:szCs w:val="20"/>
+              </w:rPr>
+              <w:t xml:space="preserve">White semi-transparent mark. White wordmark.</w:t>
+            </w:r>
+          </w:p>
+        </w:tc>
+      </w:tr>
+      <w:tr>
+        <w:tc>
+          <w:tcPr>
+            <w:tcW w:type="dxa" w:w="2600"/>
+            <w:tcBorders>
+              <w:top w:val="single" w:color="DDDDDD" w:sz="1"/>
+              <w:left w:val="single" w:color="DDDDDD" w:sz="1"/>
+              <w:bottom w:val="single" w:color="DDDDDD" w:sz="1"/>
+              <w:right w:val="single" w:color="DDDDDD" w:sz="1"/>
+            </w:tcBorders>
+            <w:shd w:fill="FFF8F3" w:val="clear"/>
+            <w:tcMar>
+              <w:top w:type="dxa" w:w="80"/>
+              <w:left w:type="dxa" w:w="140"/>
+              <w:bottom w:type="dxa" w:w="80"/>
+              <w:right w:type="dxa" w:w="140"/>
+            </w:tcMar>
+            <w:vAlign w:val="center"/>
+          </w:tcPr>
+          <w:p>
+            <w:pPr>
+              <w:jc w:val="left"/>
+            </w:pPr>
+            <w:r>
+              <w:rPr>
+                <w:rFonts w:ascii="Calibri" w:cs="Calibri" w:eastAsia="Calibri" w:hAnsi="Calibri"/>
+                <w:b w:val="false"/>
+                <w:bCs w:val="false"/>
+                <w:i w:val="false"/>
+                <w:iCs w:val="false"/>
+                <w:color w:val="2C2826"/>
+                <w:sz w:val="20"/>
+                <w:szCs w:val="20"/>
+              </w:rPr>
+              <w:t xml:space="preserve">Blush / pastel</w:t>
+            </w:r>
+          </w:p>
+        </w:tc>
+        <w:tc>
+          <w:tcPr>
+            <w:tcW w:type="dxa" w:w="2200"/>
+            <w:tcBorders>
+              <w:top w:val="single" w:color="DDDDDD" w:sz="1"/>
+              <w:left w:val="single" w:color="DDDDDD" w:sz="1"/>
+              <w:bottom w:val="single" w:color="DDDDDD" w:sz="1"/>
+              <w:right w:val="single" w:color="DDDDDD" w:sz="1"/>
+            </w:tcBorders>
+            <w:shd w:fill="FFF8F3" w:val="clear"/>
+            <w:tcMar>
+              <w:top w:type="dxa" w:w="80"/>
+              <w:left w:type="dxa" w:w="140"/>
+              <w:bottom w:type="dxa" w:w="80"/>
+              <w:right w:type="dxa" w:w="140"/>
+            </w:tcMar>
+            <w:vAlign w:val="center"/>
+          </w:tcPr>
+          <w:p>
+            <w:pPr>
+              <w:jc w:val="left"/>
+            </w:pPr>
+            <w:r>
+              <w:rPr>
+                <w:rFonts w:ascii="Calibri" w:cs="Calibri" w:eastAsia="Calibri" w:hAnsi="Calibri"/>
+                <w:b w:val="false"/>
+                <w:bCs w:val="false"/>
+                <w:i w:val="false"/>
+                <w:iCs w:val="false"/>
+                <w:color w:val="2C2826"/>
+                <w:sz w:val="20"/>
+                <w:szCs w:val="20"/>
+              </w:rPr>
+              <w:t xml:space="preserve">Full lockup — gradient mark</w:t>
+            </w:r>
+          </w:p>
+        </w:tc>
+        <w:tc>
+          <w:tcPr>
+            <w:tcW w:type="dxa" w:w="4560"/>
+            <w:tcBorders>
+              <w:top w:val="single" w:color="DDDDDD" w:sz="1"/>
+              <w:left w:val="single" w:color="DDDDDD" w:sz="1"/>
+              <w:bottom w:val="single" w:color="DDDDDD" w:sz="1"/>
+              <w:right w:val="single" w:color="DDDDDD" w:sz="1"/>
+            </w:tcBorders>
+            <w:shd w:fill="FFF8F3" w:val="clear"/>
+            <w:tcMar>
+              <w:top w:type="dxa" w:w="80"/>
+              <w:left w:type="dxa" w:w="140"/>
+              <w:bottom w:type="dxa" w:w="80"/>
+              <w:right w:type="dxa" w:w="140"/>
+            </w:tcMar>
+            <w:vAlign w:val="center"/>
+          </w:tcPr>
+          <w:p>
+            <w:pPr>
+              <w:jc w:val="left"/>
+            </w:pPr>
+            <w:r>
+              <w:rPr>
+                <w:rFonts w:ascii="Calibri" w:cs="Calibri" w:eastAsia="Calibri" w:hAnsi="Calibri"/>
+                <w:b w:val="false"/>
+                <w:bCs w:val="false"/>
+                <w:i w:val="false"/>
+                <w:iCs w:val="false"/>
+                <w:color w:val="2C2826"/>
+                <w:sz w:val="20"/>
+                <w:szCs w:val="20"/>
+              </w:rPr>
+              <w:t xml:space="preserve">Same as primary light variant</w:t>
+            </w:r>
+          </w:p>
+        </w:tc>
+      </w:tr>
+      <w:tr>
+        <w:tc>
+          <w:tcPr>
+            <w:tcW w:type="dxa" w:w="2600"/>
+            <w:tcBorders>
+              <w:top w:val="single" w:color="DDDDDD" w:sz="1"/>
+              <w:left w:val="single" w:color="DDDDDD" w:sz="1"/>
+              <w:bottom w:val="single" w:color="DDDDDD" w:sz="1"/>
+              <w:right w:val="single" w:color="DDDDDD" w:sz="1"/>
+            </w:tcBorders>
+            <w:tcMar>
+              <w:top w:type="dxa" w:w="80"/>
+              <w:left w:type="dxa" w:w="140"/>
+              <w:bottom w:type="dxa" w:w="80"/>
+              <w:right w:type="dxa" w:w="140"/>
+            </w:tcMar>
+            <w:vAlign w:val="center"/>
+          </w:tcPr>
+          <w:p>
+            <w:pPr>
+              <w:jc w:val="left"/>
+            </w:pPr>
+            <w:r>
+              <w:rPr>
+                <w:rFonts w:ascii="Calibri" w:cs="Calibri" w:eastAsia="Calibri" w:hAnsi="Calibri"/>
+                <w:b w:val="false"/>
+                <w:bCs w:val="false"/>
+                <w:i w:val="false"/>
+                <w:iCs w:val="false"/>
+                <w:color w:val="2C2826"/>
+                <w:sz w:val="20"/>
+                <w:szCs w:val="20"/>
+              </w:rPr>
+              <w:t xml:space="preserve">Icon / favicon / avatar</w:t>
+            </w:r>
+          </w:p>
+        </w:tc>
+        <w:tc>
+          <w:tcPr>
+            <w:tcW w:type="dxa" w:w="2200"/>
+            <w:tcBorders>
+              <w:top w:val="single" w:color="DDDDDD" w:sz="1"/>
+              <w:left w:val="single" w:color="DDDDDD" w:sz="1"/>
+              <w:bottom w:val="single" w:color="DDDDDD" w:sz="1"/>
+              <w:right w:val="single" w:color="DDDDDD" w:sz="1"/>
+            </w:tcBorders>
+            <w:tcMar>
+              <w:top w:type="dxa" w:w="80"/>
+              <w:left w:type="dxa" w:w="140"/>
+              <w:bottom w:type="dxa" w:w="80"/>
+              <w:right w:type="dxa" w:w="140"/>
+            </w:tcMar>
+            <w:vAlign w:val="center"/>
+          </w:tcPr>
+          <w:p>
+            <w:pPr>
+              <w:jc w:val="left"/>
+            </w:pPr>
+            <w:r>
+              <w:rPr>
+                <w:rFonts w:ascii="Calibri" w:cs="Calibri" w:eastAsia="Calibri" w:hAnsi="Calibri"/>
+                <w:b w:val="false"/>
+                <w:bCs w:val="false"/>
+                <w:i w:val="false"/>
+                <w:iCs w:val="false"/>
+                <w:color w:val="2C2826"/>
+                <w:sz w:val="20"/>
+                <w:szCs w:val="20"/>
+              </w:rPr>
+              <w:t xml:space="preserve">Symbol mark only</w:t>
+            </w:r>
+          </w:p>
+        </w:tc>
+        <w:tc>
+          <w:tcPr>
+            <w:tcW w:type="dxa" w:w="4560"/>
+            <w:tcBorders>
+              <w:top w:val="single" w:color="DDDDDD" w:sz="1"/>
+              <w:left w:val="single" w:color="DDDDDD" w:sz="1"/>
+              <w:bottom w:val="single" w:color="DDDDDD" w:sz="1"/>
+              <w:right w:val="single" w:color="DDDDDD" w:sz="1"/>
+            </w:tcBorders>
+            <w:tcMar>
+              <w:top w:type="dxa" w:w="80"/>
+              <w:left w:type="dxa" w:w="140"/>
+              <w:bottom w:type="dxa" w:w="80"/>
+              <w:right w:type="dxa" w:w="140"/>
+            </w:tcMar>
+            <w:vAlign w:val="center"/>
+          </w:tcPr>
+          <w:p>
+            <w:pPr>
+              <w:jc w:val="left"/>
+            </w:pPr>
+            <w:r>
+              <w:rPr>
+                <w:rFonts w:ascii="Calibri" w:cs="Calibri" w:eastAsia="Calibri" w:hAnsi="Calibri"/>
+                <w:b w:val="false"/>
+                <w:bCs w:val="false"/>
+                <w:i w:val="false"/>
+                <w:iCs w:val="false"/>
+                <w:color w:val="2C2826"/>
+                <w:sz w:val="20"/>
+                <w:szCs w:val="20"/>
+              </w:rPr>
+              <w:t xml:space="preserve">Use when full lockup ≤120px wide</w:t>
+            </w:r>
+          </w:p>
+        </w:tc>
+      </w:tr>
+      <w:tr>
+        <w:tc>
+          <w:tcPr>
+            <w:tcW w:type="dxa" w:w="2600"/>
+            <w:tcBorders>
+              <w:top w:val="single" w:color="DDDDDD" w:sz="1"/>
+              <w:left w:val="single" w:color="DDDDDD" w:sz="1"/>
+              <w:bottom w:val="single" w:color="DDDDDD" w:sz="1"/>
+              <w:right w:val="single" w:color="DDDDDD" w:sz="1"/>
+            </w:tcBorders>
+            <w:shd w:fill="FFF8F3" w:val="clear"/>
+            <w:tcMar>
+              <w:top w:type="dxa" w:w="80"/>
+              <w:left w:type="dxa" w:w="140"/>
+              <w:bottom w:type="dxa" w:w="80"/>
+              <w:right w:type="dxa" w:w="140"/>
+            </w:tcMar>
+            <w:vAlign w:val="center"/>
+          </w:tcPr>
+          <w:p>
+            <w:pPr>
+              <w:jc w:val="left"/>
+            </w:pPr>
+            <w:r>
+              <w:rPr>
+                <w:rFonts w:ascii="Calibri" w:cs="Calibri" w:eastAsia="Calibri" w:hAnsi="Calibri"/>
+                <w:b w:val="false"/>
+                <w:bCs w:val="false"/>
+                <w:i w:val="false"/>
+                <w:iCs w:val="false"/>
+                <w:color w:val="2C2826"/>
+                <w:sz w:val="20"/>
+                <w:szCs w:val="20"/>
+              </w:rPr>
+              <w:t xml:space="preserve">Document footer / secondary</w:t>
+            </w:r>
+          </w:p>
+        </w:tc>
+        <w:tc>
+          <w:tcPr>
+            <w:tcW w:type="dxa" w:w="2200"/>
+            <w:tcBorders>
+              <w:top w:val="single" w:color="DDDDDD" w:sz="1"/>
+              <w:left w:val="single" w:color="DDDDDD" w:sz="1"/>
+              <w:bottom w:val="single" w:color="DDDDDD" w:sz="1"/>
+              <w:right w:val="single" w:color="DDDDDD" w:sz="1"/>
+            </w:tcBorders>
+            <w:shd w:fill="FFF8F3" w:val="clear"/>
+            <w:tcMar>
+              <w:top w:type="dxa" w:w="80"/>
+              <w:left w:type="dxa" w:w="140"/>
+              <w:bottom w:type="dxa" w:w="80"/>
+              <w:right w:type="dxa" w:w="140"/>
+            </w:tcMar>
+            <w:vAlign w:val="center"/>
+          </w:tcPr>
+          <w:p>
+            <w:pPr>
+              <w:jc w:val="left"/>
+            </w:pPr>
+            <w:r>
+              <w:rPr>
+                <w:rFonts w:ascii="Calibri" w:cs="Calibri" w:eastAsia="Calibri" w:hAnsi="Calibri"/>
+                <w:b w:val="false"/>
+                <w:bCs w:val="false"/>
+                <w:i w:val="false"/>
+                <w:iCs w:val="false"/>
+                <w:color w:val="2C2826"/>
+                <w:sz w:val="20"/>
+                <w:szCs w:val="20"/>
+              </w:rPr>
+              <w:t xml:space="preserve">Wordmark only</w:t>
+            </w:r>
+          </w:p>
+        </w:tc>
+        <w:tc>
+          <w:tcPr>
+            <w:tcW w:type="dxa" w:w="4560"/>
+            <w:tcBorders>
+              <w:top w:val="single" w:color="DDDDDD" w:sz="1"/>
+              <w:left w:val="single" w:color="DDDDDD" w:sz="1"/>
+              <w:bottom w:val="single" w:color="DDDDDD" w:sz="1"/>
+              <w:right w:val="single" w:color="DDDDDD" w:sz="1"/>
+            </w:tcBorders>
+            <w:shd w:fill="FFF8F3" w:val="clear"/>
+            <w:tcMar>
+              <w:top w:type="dxa" w:w="80"/>
+              <w:left w:type="dxa" w:w="140"/>
+              <w:bottom w:type="dxa" w:w="80"/>
+              <w:right w:type="dxa" w:w="140"/>
+            </w:tcMar>
+            <w:vAlign w:val="center"/>
+          </w:tcPr>
+          <w:p>
+            <w:pPr>
+              <w:jc w:val="left"/>
+            </w:pPr>
+            <w:r>
+              <w:rPr>
+                <w:rFonts w:ascii="Calibri" w:cs="Calibri" w:eastAsia="Calibri" w:hAnsi="Calibri"/>
+                <w:b w:val="false"/>
+                <w:bCs w:val="false"/>
+                <w:i w:val="false"/>
+                <w:iCs w:val="false"/>
+                <w:color w:val="2C2826"/>
+                <w:sz w:val="20"/>
+                <w:szCs w:val="20"/>
+              </w:rPr>
+              <w:t xml:space="preserve">Only when symbol already established nearby</w:t>
+            </w:r>
+          </w:p>
+        </w:tc>
+      </w:tr>
+    </w:tbl>
+    <w:p>
+      <w:pPr>
+        <w:spacing w:before="200" w:after="0"/>
+      </w:pPr>
+      <w:r>
+        <w:t xml:space="preserve"/>
+      </w:r>
+    </w:p>
+    <w:p>
+      <w:pPr>
+        <w:pStyle w:val="Heading2"/>
+        <w:spacing w:before="280" w:after="140"/>
+      </w:pPr>
+      <w:r>
+        <w:rPr>
+          <w:rFonts w:ascii="Georgia" w:cs="Georgia" w:eastAsia="Georgia" w:hAnsi="Georgia"/>
+          <w:b/>
+          <w:bCs/>
+          <w:color w:val="E5503F"/>
+          <w:sz w:val="28"/>
+          <w:szCs w:val="28"/>
+        </w:rPr>
+        <w:t xml:space="preserve">Icon Size Scale</w:t>
+      </w:r>
+    </w:p>
+    <w:tbl>
+      <w:tblPr>
+        <w:tblW w:type="dxa" w:w="9360"/>
+        <w:tblBorders>
+          <w:top w:val="single" w:color="auto" w:sz="4"/>
+          <w:left w:val="single" w:color="auto" w:sz="4"/>
+          <w:bottom w:val="single" w:color="auto" w:sz="4"/>
+          <w:right w:val="single" w:color="auto" w:sz="4"/>
+          <w:insideH w:val="single" w:color="auto" w:sz="4"/>
+          <w:insideV w:val="single" w:color="auto" w:sz="4"/>
+        </w:tblBorders>
+      </w:tblPr>
+      <w:tblGrid>
+        <w:gridCol w:w="1400"/>
+        <w:gridCol w:w="2000"/>
+        <w:gridCol w:w="5960"/>
+      </w:tblGrid>
+      <w:tr>
+        <w:tc>
+          <w:tcPr>
+            <w:tcW w:type="dxa" w:w="1400"/>
+            <w:tcBorders>
+              <w:top w:val="single" w:color="DDDDDD" w:sz="1"/>
+              <w:left w:val="single" w:color="DDDDDD" w:sz="1"/>
+              <w:bottom w:val="single" w:color="DDDDDD" w:sz="1"/>
+              <w:right w:val="single" w:color="DDDDDD" w:sz="1"/>
+            </w:tcBorders>
+            <w:shd w:fill="2C2826" w:val="clear"/>
+            <w:tcMar>
+              <w:top w:type="dxa" w:w="80"/>
+              <w:left w:type="dxa" w:w="140"/>
+              <w:bottom w:type="dxa" w:w="80"/>
+              <w:right w:type="dxa" w:w="140"/>
+            </w:tcMar>
+            <w:vAlign w:val="center"/>
+          </w:tcPr>
+          <w:p>
+            <w:pPr>
+              <w:jc w:val="center"/>
+            </w:pPr>
+            <w:r>
+              <w:rPr>
+                <w:rFonts w:ascii="Calibri" w:cs="Calibri" w:eastAsia="Calibri" w:hAnsi="Calibri"/>
+                <w:b/>
+                <w:bCs/>
+                <w:color w:val="FFFFFF"/>
+                <w:sz w:val="20"/>
+                <w:szCs w:val="20"/>
+              </w:rPr>
+              <w:t xml:space="preserve">Size</w:t>
+            </w:r>
+          </w:p>
+        </w:tc>
+        <w:tc>
+          <w:tcPr>
+            <w:tcW w:type="dxa" w:w="2000"/>
+            <w:tcBorders>
+              <w:top w:val="single" w:color="DDDDDD" w:sz="1"/>
+              <w:left w:val="single" w:color="DDDDDD" w:sz="1"/>
+              <w:bottom w:val="single" w:color="DDDDDD" w:sz="1"/>
+              <w:right w:val="single" w:color="DDDDDD" w:sz="1"/>
+            </w:tcBorders>
+            <w:shd w:fill="2C2826" w:val="clear"/>
+            <w:tcMar>
+              <w:top w:type="dxa" w:w="80"/>
+              <w:left w:type="dxa" w:w="140"/>
+              <w:bottom w:type="dxa" w:w="80"/>
+              <w:right w:type="dxa" w:w="140"/>
+            </w:tcMar>
+            <w:vAlign w:val="center"/>
+          </w:tcPr>
+          <w:p>
+            <w:pPr>
+              <w:jc w:val="center"/>
+            </w:pPr>
+            <w:r>
+              <w:rPr>
+                <w:rFonts w:ascii="Calibri" w:cs="Calibri" w:eastAsia="Calibri" w:hAnsi="Calibri"/>
+                <w:b/>
+                <w:bCs/>
+                <w:color w:val="FFFFFF"/>
+                <w:sz w:val="20"/>
+                <w:szCs w:val="20"/>
+              </w:rPr>
+              <w:t xml:space="preserve">Use</w:t>
+            </w:r>
+          </w:p>
+        </w:tc>
+        <w:tc>
+          <w:tcPr>
+            <w:tcW w:type="dxa" w:w="5960"/>
+            <w:tcBorders>
+              <w:top w:val="single" w:color="DDDDDD" w:sz="1"/>
+              <w:left w:val="single" w:color="DDDDDD" w:sz="1"/>
+              <w:bottom w:val="single" w:color="DDDDDD" w:sz="1"/>
+              <w:right w:val="single" w:color="DDDDDD" w:sz="1"/>
+            </w:tcBorders>
+            <w:shd w:fill="2C2826" w:val="clear"/>
+            <w:tcMar>
+              <w:top w:type="dxa" w:w="80"/>
+              <w:left w:type="dxa" w:w="140"/>
+              <w:bottom w:type="dxa" w:w="80"/>
+              <w:right w:type="dxa" w:w="140"/>
+            </w:tcMar>
+            <w:vAlign w:val="center"/>
+          </w:tcPr>
+          <w:p>
+            <w:pPr>
+              <w:jc w:val="center"/>
+            </w:pPr>
+            <w:r>
+              <w:rPr>
+                <w:rFonts w:ascii="Calibri" w:cs="Calibri" w:eastAsia="Calibri" w:hAnsi="Calibri"/>
+                <w:b/>
+                <w:bCs/>
+                <w:color w:val="FFFFFF"/>
+                <w:sz w:val="20"/>
+                <w:szCs w:val="20"/>
+              </w:rPr>
+              <w:t xml:space="preserve">Notes</w:t>
+            </w:r>
+          </w:p>
+        </w:tc>
+      </w:tr>
+      <w:tr>
+        <w:tc>
+          <w:tcPr>
+            <w:tcW w:type="dxa" w:w="1400"/>
+            <w:tcBorders>
+              <w:top w:val="single" w:color="DDDDDD" w:sz="1"/>
+              <w:left w:val="single" w:color="DDDDDD" w:sz="1"/>
+              <w:bottom w:val="single" w:color="DDDDDD" w:sz="1"/>
+              <w:right w:val="single" w:color="DDDDDD" w:sz="1"/>
+            </w:tcBorders>
+            <w:tcMar>
+              <w:top w:type="dxa" w:w="80"/>
+              <w:left w:type="dxa" w:w="140"/>
+              <w:bottom w:type="dxa" w:w="80"/>
+              <w:right w:type="dxa" w:w="140"/>
+            </w:tcMar>
+            <w:vAlign w:val="center"/>
+          </w:tcPr>
+          <w:p>
+            <w:pPr>
+              <w:jc w:val="left"/>
+            </w:pPr>
+            <w:r>
+              <w:rPr>
+                <w:rFonts w:ascii="Calibri" w:cs="Calibri" w:eastAsia="Calibri" w:hAnsi="Calibri"/>
+                <w:b w:val="false"/>
+                <w:bCs w:val="false"/>
+                <w:i w:val="false"/>
+                <w:iCs w:val="false"/>
+                <w:color w:val="2C2826"/>
+                <w:sz w:val="20"/>
+                <w:szCs w:val="20"/>
+              </w:rPr>
+              <w:t xml:space="preserve">80px</w:t>
+            </w:r>
+          </w:p>
+        </w:tc>
+        <w:tc>
+          <w:tcPr>
+            <w:tcW w:type="dxa" w:w="2000"/>
+            <w:tcBorders>
+              <w:top w:val="single" w:color="DDDDDD" w:sz="1"/>
+              <w:left w:val="single" w:color="DDDDDD" w:sz="1"/>
+              <w:bottom w:val="single" w:color="DDDDDD" w:sz="1"/>
+              <w:right w:val="single" w:color="DDDDDD" w:sz="1"/>
+            </w:tcBorders>
+            <w:tcMar>
+              <w:top w:type="dxa" w:w="80"/>
+              <w:left w:type="dxa" w:w="140"/>
+              <w:bottom w:type="dxa" w:w="80"/>
+              <w:right w:type="dxa" w:w="140"/>
+            </w:tcMar>
+            <w:vAlign w:val="center"/>
+          </w:tcPr>
+          <w:p>
+            <w:pPr>
+              <w:jc w:val="left"/>
+            </w:pPr>
+            <w:r>
+              <w:rPr>
+                <w:rFonts w:ascii="Calibri" w:cs="Calibri" w:eastAsia="Calibri" w:hAnsi="Calibri"/>
+                <w:b w:val="false"/>
+                <w:bCs w:val="false"/>
+                <w:i w:val="false"/>
+                <w:iCs w:val="false"/>
+                <w:color w:val="2C2826"/>
+                <w:sz w:val="20"/>
+                <w:szCs w:val="20"/>
+              </w:rPr>
+              <w:t xml:space="preserve">Profile / avatar</w:t>
+            </w:r>
+          </w:p>
+        </w:tc>
+        <w:tc>
+          <w:tcPr>
+            <w:tcW w:type="dxa" w:w="5960"/>
+            <w:tcBorders>
+              <w:top w:val="single" w:color="DDDDDD" w:sz="1"/>
+              <w:left w:val="single" w:color="DDDDDD" w:sz="1"/>
+              <w:bottom w:val="single" w:color="DDDDDD" w:sz="1"/>
+              <w:right w:val="single" w:color="DDDDDD" w:sz="1"/>
+            </w:tcBorders>
+            <w:tcMar>
+              <w:top w:type="dxa" w:w="80"/>
+              <w:left w:type="dxa" w:w="140"/>
+              <w:bottom w:type="dxa" w:w="80"/>
+              <w:right w:type="dxa" w:w="140"/>
+            </w:tcMar>
+            <w:vAlign w:val="center"/>
+          </w:tcPr>
+          <w:p>
+            <w:pPr>
+              <w:jc w:val="left"/>
+            </w:pPr>
+            <w:r>
+              <w:rPr>
+                <w:rFonts w:ascii="Calibri" w:cs="Calibri" w:eastAsia="Calibri" w:hAnsi="Calibri"/>
+                <w:b w:val="false"/>
+                <w:bCs w:val="false"/>
+                <w:i w:val="false"/>
+                <w:iCs w:val="false"/>
+                <w:color w:val="2C2826"/>
+                <w:sz w:val="20"/>
+                <w:szCs w:val="20"/>
+              </w:rPr>
+              <w:t xml:space="preserve">LinkedIn, email header, social profiles</w:t>
+            </w:r>
+          </w:p>
+        </w:tc>
+      </w:tr>
+      <w:tr>
+        <w:tc>
+          <w:tcPr>
+            <w:tcW w:type="dxa" w:w="1400"/>
+            <w:tcBorders>
+              <w:top w:val="single" w:color="DDDDDD" w:sz="1"/>
+              <w:left w:val="single" w:color="DDDDDD" w:sz="1"/>
+              <w:bottom w:val="single" w:color="DDDDDD" w:sz="1"/>
+              <w:right w:val="single" w:color="DDDDDD" w:sz="1"/>
+            </w:tcBorders>
+            <w:shd w:fill="FFF8F3" w:val="clear"/>
+            <w:tcMar>
+              <w:top w:type="dxa" w:w="80"/>
+              <w:left w:type="dxa" w:w="140"/>
+              <w:bottom w:type="dxa" w:w="80"/>
+              <w:right w:type="dxa" w:w="140"/>
+            </w:tcMar>
+            <w:vAlign w:val="center"/>
+          </w:tcPr>
+          <w:p>
+            <w:pPr>
+              <w:jc w:val="left"/>
+            </w:pPr>
+            <w:r>
+              <w:rPr>
+                <w:rFonts w:ascii="Calibri" w:cs="Calibri" w:eastAsia="Calibri" w:hAnsi="Calibri"/>
+                <w:b w:val="false"/>
+                <w:bCs w:val="false"/>
+                <w:i w:val="false"/>
+                <w:iCs w:val="false"/>
+                <w:color w:val="2C2826"/>
+                <w:sz w:val="20"/>
+                <w:szCs w:val="20"/>
+              </w:rPr>
+              <w:t xml:space="preserve">48px</w:t>
+            </w:r>
+          </w:p>
+        </w:tc>
+        <w:tc>
+          <w:tcPr>
+            <w:tcW w:type="dxa" w:w="2000"/>
+            <w:tcBorders>
+              <w:top w:val="single" w:color="DDDDDD" w:sz="1"/>
+              <w:left w:val="single" w:color="DDDDDD" w:sz="1"/>
+              <w:bottom w:val="single" w:color="DDDDDD" w:sz="1"/>
+              <w:right w:val="single" w:color="DDDDDD" w:sz="1"/>
+            </w:tcBorders>
+            <w:shd w:fill="FFF8F3" w:val="clear"/>
+            <w:tcMar>
+              <w:top w:type="dxa" w:w="80"/>
+              <w:left w:type="dxa" w:w="140"/>
+              <w:bottom w:type="dxa" w:w="80"/>
+              <w:right w:type="dxa" w:w="140"/>
+            </w:tcMar>
+            <w:vAlign w:val="center"/>
+          </w:tcPr>
+          <w:p>
+            <w:pPr>
+              <w:jc w:val="left"/>
+            </w:pPr>
+            <w:r>
+              <w:rPr>
+                <w:rFonts w:ascii="Calibri" w:cs="Calibri" w:eastAsia="Calibri" w:hAnsi="Calibri"/>
+                <w:b w:val="false"/>
+                <w:bCs w:val="false"/>
+                <w:i w:val="false"/>
+                <w:iCs w:val="false"/>
+                <w:color w:val="2C2826"/>
+                <w:sz w:val="20"/>
+                <w:szCs w:val="20"/>
+              </w:rPr>
+              <w:t xml:space="preserve">App icon</w:t>
+            </w:r>
+          </w:p>
+        </w:tc>
+        <w:tc>
+          <w:tcPr>
+            <w:tcW w:type="dxa" w:w="5960"/>
+            <w:tcBorders>
+              <w:top w:val="single" w:color="DDDDDD" w:sz="1"/>
+              <w:left w:val="single" w:color="DDDDDD" w:sz="1"/>
+              <w:bottom w:val="single" w:color="DDDDDD" w:sz="1"/>
+              <w:right w:val="single" w:color="DDDDDD" w:sz="1"/>
+            </w:tcBorders>
+            <w:shd w:fill="FFF8F3" w:val="clear"/>
+            <w:tcMar>
+              <w:top w:type="dxa" w:w="80"/>
+              <w:left w:type="dxa" w:w="140"/>
+              <w:bottom w:type="dxa" w:w="80"/>
+              <w:right w:type="dxa" w:w="140"/>
+            </w:tcMar>
+            <w:vAlign w:val="center"/>
+          </w:tcPr>
+          <w:p>
+            <w:pPr>
+              <w:jc w:val="left"/>
+            </w:pPr>
+            <w:r>
+              <w:rPr>
+                <w:rFonts w:ascii="Calibri" w:cs="Calibri" w:eastAsia="Calibri" w:hAnsi="Calibri"/>
+                <w:b w:val="false"/>
+                <w:bCs w:val="false"/>
+                <w:i w:val="false"/>
+                <w:iCs w:val="false"/>
+                <w:color w:val="2C2826"/>
+                <w:sz w:val="20"/>
+                <w:szCs w:val="20"/>
+              </w:rPr>
+              <w:t xml:space="preserve">Browser tab group, Slack workspace icon</w:t>
+            </w:r>
+          </w:p>
+        </w:tc>
+      </w:tr>
+      <w:tr>
+        <w:tc>
+          <w:tcPr>
+            <w:tcW w:type="dxa" w:w="1400"/>
+            <w:tcBorders>
+              <w:top w:val="single" w:color="DDDDDD" w:sz="1"/>
+              <w:left w:val="single" w:color="DDDDDD" w:sz="1"/>
+              <w:bottom w:val="single" w:color="DDDDDD" w:sz="1"/>
+              <w:right w:val="single" w:color="DDDDDD" w:sz="1"/>
+            </w:tcBorders>
+            <w:tcMar>
+              <w:top w:type="dxa" w:w="80"/>
+              <w:left w:type="dxa" w:w="140"/>
+              <w:bottom w:type="dxa" w:w="80"/>
+              <w:right w:type="dxa" w:w="140"/>
+            </w:tcMar>
+            <w:vAlign w:val="center"/>
+          </w:tcPr>
+          <w:p>
+            <w:pPr>
+              <w:jc w:val="left"/>
+            </w:pPr>
+            <w:r>
+              <w:rPr>
+                <w:rFonts w:ascii="Calibri" w:cs="Calibri" w:eastAsia="Calibri" w:hAnsi="Calibri"/>
+                <w:b w:val="false"/>
+                <w:bCs w:val="false"/>
+                <w:i w:val="false"/>
+                <w:iCs w:val="false"/>
+                <w:color w:val="2C2826"/>
+                <w:sz w:val="20"/>
+                <w:szCs w:val="20"/>
+              </w:rPr>
+              <w:t xml:space="preserve">32px</w:t>
+            </w:r>
+          </w:p>
+        </w:tc>
+        <w:tc>
+          <w:tcPr>
+            <w:tcW w:type="dxa" w:w="2000"/>
+            <w:tcBorders>
+              <w:top w:val="single" w:color="DDDDDD" w:sz="1"/>
+              <w:left w:val="single" w:color="DDDDDD" w:sz="1"/>
+              <w:bottom w:val="single" w:color="DDDDDD" w:sz="1"/>
+              <w:right w:val="single" w:color="DDDDDD" w:sz="1"/>
+            </w:tcBorders>
+            <w:tcMar>
+              <w:top w:type="dxa" w:w="80"/>
+              <w:left w:type="dxa" w:w="140"/>
+              <w:bottom w:type="dxa" w:w="80"/>
+              <w:right w:type="dxa" w:w="140"/>
+            </w:tcMar>
+            <w:vAlign w:val="center"/>
+          </w:tcPr>
+          <w:p>
+            <w:pPr>
+              <w:jc w:val="left"/>
+            </w:pPr>
+            <w:r>
+              <w:rPr>
+                <w:rFonts w:ascii="Calibri" w:cs="Calibri" w:eastAsia="Calibri" w:hAnsi="Calibri"/>
+                <w:b w:val="false"/>
+                <w:bCs w:val="false"/>
+                <w:i w:val="false"/>
+                <w:iCs w:val="false"/>
+                <w:color w:val="2C2826"/>
+                <w:sz w:val="20"/>
+                <w:szCs w:val="20"/>
+              </w:rPr>
+              <w:t xml:space="preserve">Navigation</w:t>
+            </w:r>
+          </w:p>
+        </w:tc>
+        <w:tc>
+          <w:tcPr>
+            <w:tcW w:type="dxa" w:w="5960"/>
+            <w:tcBorders>
+              <w:top w:val="single" w:color="DDDDDD" w:sz="1"/>
+              <w:left w:val="single" w:color="DDDDDD" w:sz="1"/>
+              <w:bottom w:val="single" w:color="DDDDDD" w:sz="1"/>
+              <w:right w:val="single" w:color="DDDDDD" w:sz="1"/>
+            </w:tcBorders>
+            <w:tcMar>
+              <w:top w:type="dxa" w:w="80"/>
+              <w:left w:type="dxa" w:w="140"/>
+              <w:bottom w:type="dxa" w:w="80"/>
+              <w:right w:type="dxa" w:w="140"/>
+            </w:tcMar>
+            <w:vAlign w:val="center"/>
+          </w:tcPr>
+          <w:p>
+            <w:pPr>
+              <w:jc w:val="left"/>
+            </w:pPr>
+            <w:r>
+              <w:rPr>
+                <w:rFonts w:ascii="Calibri" w:cs="Calibri" w:eastAsia="Calibri" w:hAnsi="Calibri"/>
+                <w:b w:val="false"/>
+                <w:bCs w:val="false"/>
+                <w:i w:val="false"/>
+                <w:iCs w:val="false"/>
+                <w:color w:val="2C2826"/>
+                <w:sz w:val="20"/>
+                <w:szCs w:val="20"/>
+              </w:rPr>
+              <w:t xml:space="preserve">Website nav bar, document headers</w:t>
+            </w:r>
+          </w:p>
+        </w:tc>
+      </w:tr>
+      <w:tr>
+        <w:tc>
+          <w:tcPr>
+            <w:tcW w:type="dxa" w:w="1400"/>
+            <w:tcBorders>
+              <w:top w:val="single" w:color="DDDDDD" w:sz="1"/>
+              <w:left w:val="single" w:color="DDDDDD" w:sz="1"/>
+              <w:bottom w:val="single" w:color="DDDDDD" w:sz="1"/>
+              <w:right w:val="single" w:color="DDDDDD" w:sz="1"/>
+            </w:tcBorders>
+            <w:shd w:fill="FFF8F3" w:val="clear"/>
+            <w:tcMar>
+              <w:top w:type="dxa" w:w="80"/>
+              <w:left w:type="dxa" w:w="140"/>
+              <w:bottom w:type="dxa" w:w="80"/>
+              <w:right w:type="dxa" w:w="140"/>
+            </w:tcMar>
+            <w:vAlign w:val="center"/>
+          </w:tcPr>
+          <w:p>
+            <w:pPr>
+              <w:jc w:val="left"/>
+            </w:pPr>
+            <w:r>
+              <w:rPr>
+                <w:rFonts w:ascii="Calibri" w:cs="Calibri" w:eastAsia="Calibri" w:hAnsi="Calibri"/>
+                <w:b w:val="false"/>
+                <w:bCs w:val="false"/>
+                <w:i w:val="false"/>
+                <w:iCs w:val="false"/>
+                <w:color w:val="2C2826"/>
+                <w:sz w:val="20"/>
+                <w:szCs w:val="20"/>
+              </w:rPr>
+              <w:t xml:space="preserve">20px</w:t>
+            </w:r>
+          </w:p>
+        </w:tc>
+        <w:tc>
+          <w:tcPr>
+            <w:tcW w:type="dxa" w:w="2000"/>
+            <w:tcBorders>
+              <w:top w:val="single" w:color="DDDDDD" w:sz="1"/>
+              <w:left w:val="single" w:color="DDDDDD" w:sz="1"/>
+              <w:bottom w:val="single" w:color="DDDDDD" w:sz="1"/>
+              <w:right w:val="single" w:color="DDDDDD" w:sz="1"/>
+            </w:tcBorders>
+            <w:shd w:fill="FFF8F3" w:val="clear"/>
+            <w:tcMar>
+              <w:top w:type="dxa" w:w="80"/>
+              <w:left w:type="dxa" w:w="140"/>
+              <w:bottom w:type="dxa" w:w="80"/>
+              <w:right w:type="dxa" w:w="140"/>
+            </w:tcMar>
+            <w:vAlign w:val="center"/>
+          </w:tcPr>
+          <w:p>
+            <w:pPr>
+              <w:jc w:val="left"/>
+            </w:pPr>
+            <w:r>
+              <w:rPr>
+                <w:rFonts w:ascii="Calibri" w:cs="Calibri" w:eastAsia="Calibri" w:hAnsi="Calibri"/>
+                <w:b w:val="false"/>
+                <w:bCs w:val="false"/>
+                <w:i w:val="false"/>
+                <w:iCs w:val="false"/>
+                <w:color w:val="2C2826"/>
+                <w:sz w:val="20"/>
+                <w:szCs w:val="20"/>
+              </w:rPr>
+              <w:t xml:space="preserve">Inline</w:t>
+            </w:r>
+          </w:p>
+        </w:tc>
+        <w:tc>
+          <w:tcPr>
+            <w:tcW w:type="dxa" w:w="5960"/>
+            <w:tcBorders>
+              <w:top w:val="single" w:color="DDDDDD" w:sz="1"/>
+              <w:left w:val="single" w:color="DDDDDD" w:sz="1"/>
+              <w:bottom w:val="single" w:color="DDDDDD" w:sz="1"/>
+              <w:right w:val="single" w:color="DDDDDD" w:sz="1"/>
+            </w:tcBorders>
+            <w:shd w:fill="FFF8F3" w:val="clear"/>
+            <w:tcMar>
+              <w:top w:type="dxa" w:w="80"/>
+              <w:left w:type="dxa" w:w="140"/>
+              <w:bottom w:type="dxa" w:w="80"/>
+              <w:right w:type="dxa" w:w="140"/>
+            </w:tcMar>
+            <w:vAlign w:val="center"/>
+          </w:tcPr>
+          <w:p>
+            <w:pPr>
+              <w:jc w:val="left"/>
+            </w:pPr>
+            <w:r>
+              <w:rPr>
+                <w:rFonts w:ascii="Calibri" w:cs="Calibri" w:eastAsia="Calibri" w:hAnsi="Calibri"/>
+                <w:b w:val="false"/>
+                <w:bCs w:val="false"/>
+                <w:i w:val="false"/>
+                <w:iCs w:val="false"/>
+                <w:color w:val="2C2826"/>
+                <w:sz w:val="20"/>
+                <w:szCs w:val="20"/>
+              </w:rPr>
+              <w:t xml:space="preserve">In-text references, email signatures</w:t>
+            </w:r>
+          </w:p>
+        </w:tc>
+      </w:tr>
+      <w:tr>
+        <w:tc>
+          <w:tcPr>
+            <w:tcW w:type="dxa" w:w="1400"/>
+            <w:tcBorders>
+              <w:top w:val="single" w:color="DDDDDD" w:sz="1"/>
+              <w:left w:val="single" w:color="DDDDDD" w:sz="1"/>
+              <w:bottom w:val="single" w:color="DDDDDD" w:sz="1"/>
+              <w:right w:val="single" w:color="DDDDDD" w:sz="1"/>
+            </w:tcBorders>
+            <w:tcMar>
+              <w:top w:type="dxa" w:w="80"/>
+              <w:left w:type="dxa" w:w="140"/>
+              <w:bottom w:type="dxa" w:w="80"/>
+              <w:right w:type="dxa" w:w="140"/>
+            </w:tcMar>
+            <w:vAlign w:val="center"/>
+          </w:tcPr>
+          <w:p>
+            <w:pPr>
+              <w:jc w:val="left"/>
+            </w:pPr>
+            <w:r>
+              <w:rPr>
+                <w:rFonts w:ascii="Calibri" w:cs="Calibri" w:eastAsia="Calibri" w:hAnsi="Calibri"/>
+                <w:b w:val="false"/>
+                <w:bCs w:val="false"/>
+                <w:i w:val="false"/>
+                <w:iCs w:val="false"/>
+                <w:color w:val="2C2826"/>
+                <w:sz w:val="20"/>
+                <w:szCs w:val="20"/>
+              </w:rPr>
+              <w:t xml:space="preserve">16px</w:t>
+            </w:r>
+          </w:p>
+        </w:tc>
+        <w:tc>
+          <w:tcPr>
+            <w:tcW w:type="dxa" w:w="2000"/>
+            <w:tcBorders>
+              <w:top w:val="single" w:color="DDDDDD" w:sz="1"/>
+              <w:left w:val="single" w:color="DDDDDD" w:sz="1"/>
+              <w:bottom w:val="single" w:color="DDDDDD" w:sz="1"/>
+              <w:right w:val="single" w:color="DDDDDD" w:sz="1"/>
+            </w:tcBorders>
+            <w:tcMar>
+              <w:top w:type="dxa" w:w="80"/>
+              <w:left w:type="dxa" w:w="140"/>
+              <w:bottom w:type="dxa" w:w="80"/>
+              <w:right w:type="dxa" w:w="140"/>
+            </w:tcMar>
+            <w:vAlign w:val="center"/>
+          </w:tcPr>
+          <w:p>
+            <w:pPr>
+              <w:jc w:val="left"/>
+            </w:pPr>
+            <w:r>
+              <w:rPr>
+                <w:rFonts w:ascii="Calibri" w:cs="Calibri" w:eastAsia="Calibri" w:hAnsi="Calibri"/>
+                <w:b w:val="false"/>
+                <w:bCs w:val="false"/>
+                <w:i w:val="false"/>
+                <w:iCs w:val="false"/>
+                <w:color w:val="2C2826"/>
+                <w:sz w:val="20"/>
+                <w:szCs w:val="20"/>
+              </w:rPr>
+              <w:t xml:space="preserve">Favicon</w:t>
+            </w:r>
+          </w:p>
+        </w:tc>
+        <w:tc>
+          <w:tcPr>
+            <w:tcW w:type="dxa" w:w="5960"/>
+            <w:tcBorders>
+              <w:top w:val="single" w:color="DDDDDD" w:sz="1"/>
+              <w:left w:val="single" w:color="DDDDDD" w:sz="1"/>
+              <w:bottom w:val="single" w:color="DDDDDD" w:sz="1"/>
+              <w:right w:val="single" w:color="DDDDDD" w:sz="1"/>
+            </w:tcBorders>
+            <w:tcMar>
+              <w:top w:type="dxa" w:w="80"/>
+              <w:left w:type="dxa" w:w="140"/>
+              <w:bottom w:type="dxa" w:w="80"/>
+              <w:right w:type="dxa" w:w="140"/>
+            </w:tcMar>
+            <w:vAlign w:val="center"/>
+          </w:tcPr>
+          <w:p>
+            <w:pPr>
+              <w:jc w:val="left"/>
+            </w:pPr>
+            <w:r>
+              <w:rPr>
+                <w:rFonts w:ascii="Calibri" w:cs="Calibri" w:eastAsia="Calibri" w:hAnsi="Calibri"/>
+                <w:b w:val="false"/>
+                <w:bCs w:val="false"/>
+                <w:i w:val="false"/>
+                <w:iCs w:val="false"/>
+                <w:color w:val="2C2826"/>
+                <w:sz w:val="20"/>
+                <w:szCs w:val="20"/>
+              </w:rPr>
+              <w:t xml:space="preserve">Browser tab — use simplified mark at this size</w:t>
+            </w:r>
+          </w:p>
+        </w:tc>
+      </w:tr>
+    </w:tbl>
+    <w:p>
+      <w:pPr>
+        <w:spacing w:before="200" w:after="0"/>
+      </w:pPr>
+      <w:r>
+        <w:t xml:space="preserve"/>
+      </w:r>
+    </w:p>
+    <w:p>
+      <w:pPr>
+        <w:pStyle w:val="Heading2"/>
+        <w:spacing w:before="280" w:after="140"/>
+      </w:pPr>
+      <w:r>
+        <w:rPr>
+          <w:rFonts w:ascii="Georgia" w:cs="Georgia" w:eastAsia="Georgia" w:hAnsi="Georgia"/>
+          <w:b/>
+          <w:bCs/>
+          <w:color w:val="E5503F"/>
+          <w:sz w:val="28"/>
+          <w:szCs w:val="28"/>
+        </w:rPr>
+        <w:t xml:space="preserve">Logo Usage Rules</w:t>
+      </w:r>
+    </w:p>
+    <w:p>
+      <w:pPr>
+        <w:spacing w:before="60" w:after="100"/>
+        <w:jc w:val="left"/>
+      </w:pPr>
+      <w:r>
+        <w:rPr>
+          <w:rFonts w:ascii="Georgia" w:cs="Georgia" w:eastAsia="Georgia" w:hAnsi="Georgia"/>
+          <w:b/>
+          <w:bCs/>
+          <w:i w:val="false"/>
+          <w:iCs w:val="false"/>
+          <w:color w:val="E5503F"/>
+          <w:sz w:val="20"/>
+          <w:szCs w:val="20"/>
+        </w:rPr>
+        <w:t xml:space="preserve">Do ✔</w:t>
+      </w:r>
+    </w:p>
+    <w:p>
+      <w:pPr>
+        <w:pStyle w:val="ListParagraph"/>
+        <w:numPr>
+          <w:ilvl w:val="0"/>
+          <w:numId w:val="2"/>
+        </w:numPr>
+        <w:spacing w:before="40" w:after="60"/>
+      </w:pPr>
+      <w:r>
+        <w:rPr>
+          <w:rFonts w:ascii="Calibri" w:cs="Calibri" w:eastAsia="Calibri" w:hAnsi="Calibri"/>
+          <w:color w:val="2C2826"/>
+          <w:sz w:val="20"/>
+          <w:szCs w:val="20"/>
+        </w:rPr>
+        <w:t xml:space="preserve">Use the logo on white, cream, blush, dark charcoal, and coral backgrounds</w:t>
+      </w:r>
+    </w:p>
+    <w:p>
+      <w:pPr>
+        <w:pStyle w:val="ListParagraph"/>
+        <w:numPr>
+          <w:ilvl w:val="0"/>
+          <w:numId w:val="2"/>
+        </w:numPr>
+        <w:spacing w:before="40" w:after="60"/>
+      </w:pPr>
+      <w:r>
+        <w:rPr>
+          <w:rFonts w:ascii="Calibri" w:cs="Calibri" w:eastAsia="Calibri" w:hAnsi="Calibri"/>
+          <w:color w:val="2C2826"/>
+          <w:sz w:val="20"/>
+          <w:szCs w:val="20"/>
+        </w:rPr>
+        <w:t xml:space="preserve">Use the gradient mark on light backgrounds; ghost/white mark on dark or coral</w:t>
+      </w:r>
+    </w:p>
+    <w:p>
+      <w:pPr>
+        <w:pStyle w:val="ListParagraph"/>
+        <w:numPr>
+          <w:ilvl w:val="0"/>
+          <w:numId w:val="2"/>
+        </w:numPr>
+        <w:spacing w:before="40" w:after="60"/>
+      </w:pPr>
+      <w:r>
+        <w:rPr>
+          <w:rFonts w:ascii="Calibri" w:cs="Calibri" w:eastAsia="Calibri" w:hAnsi="Calibri"/>
+          <w:color w:val="2C2826"/>
+          <w:sz w:val="20"/>
+          <w:szCs w:val="20"/>
+        </w:rPr>
+        <w:t xml:space="preserve">Keep the wordmark in Georgia Bold only — never substitute another typeface</w:t>
+      </w:r>
+    </w:p>
+    <w:p>
+      <w:pPr>
+        <w:pStyle w:val="ListParagraph"/>
+        <w:numPr>
+          <w:ilvl w:val="0"/>
+          <w:numId w:val="2"/>
+        </w:numPr>
+        <w:spacing w:before="40" w:after="60"/>
+      </w:pPr>
+      <w:r>
+        <w:rPr>
+          <w:rFonts w:ascii="Calibri" w:cs="Calibri" w:eastAsia="Calibri" w:hAnsi="Calibri"/>
+          <w:color w:val="2C2826"/>
+          <w:sz w:val="20"/>
+          <w:szCs w:val="20"/>
+        </w:rPr>
+        <w:t xml:space="preserve">Scale proportionally — always lock the aspect ratio</w:t>
+      </w:r>
+    </w:p>
+    <w:p>
+      <w:pPr>
+        <w:pStyle w:val="ListParagraph"/>
+        <w:numPr>
+          <w:ilvl w:val="0"/>
+          <w:numId w:val="2"/>
+        </w:numPr>
+        <w:spacing w:before="40" w:after="60"/>
+      </w:pPr>
+      <w:r>
+        <w:rPr>
+          <w:rFonts w:ascii="Calibri" w:cs="Calibri" w:eastAsia="Calibri" w:hAnsi="Calibri"/>
+          <w:color w:val="2C2826"/>
+          <w:sz w:val="20"/>
+          <w:szCs w:val="20"/>
+        </w:rPr>
+        <w:t xml:space="preserve">Use the symbol mark alone only when the full lockup cannot fit (≤120px wide)</w:t>
+      </w:r>
+    </w:p>
+    <w:p>
+      <w:pPr>
+        <w:pStyle w:val="ListParagraph"/>
+        <w:numPr>
+          <w:ilvl w:val="0"/>
+          <w:numId w:val="2"/>
+        </w:numPr>
+        <w:spacing w:before="40" w:after="60"/>
+      </w:pPr>
+      <w:r>
+        <w:rPr>
+          <w:rFonts w:ascii="Calibri" w:cs="Calibri" w:eastAsia="Calibri" w:hAnsi="Calibri"/>
+          <w:color w:val="2C2826"/>
+          <w:sz w:val="20"/>
+          <w:szCs w:val="20"/>
+        </w:rPr>
+        <w:t xml:space="preserve">Always use the approved files — never recreate the logo in another application</w:t>
+      </w:r>
+    </w:p>
+    <w:p>
+      <w:pPr>
+        <w:spacing w:before="80" w:after="0"/>
+      </w:pPr>
+      <w:r>
+        <w:t xml:space="preserve"/>
+      </w:r>
+    </w:p>
+    <w:p>
+      <w:pPr>
+        <w:spacing w:before="60" w:after="100"/>
+        <w:jc w:val="left"/>
+      </w:pPr>
+      <w:r>
+        <w:rPr>
+          <w:rFonts w:ascii="Georgia" w:cs="Georgia" w:eastAsia="Georgia" w:hAnsi="Georgia"/>
+          <w:b/>
+          <w:bCs/>
+          <w:i w:val="false"/>
+          <w:iCs w:val="false"/>
+          <w:color w:val="2C2826"/>
+          <w:sz w:val="20"/>
+          <w:szCs w:val="20"/>
+        </w:rPr>
+        <w:t xml:space="preserve">Don’t ✘</w:t>
+      </w:r>
+    </w:p>
+    <w:p>
+      <w:pPr>
+        <w:pStyle w:val="ListParagraph"/>
+        <w:numPr>
+          <w:ilvl w:val="0"/>
+          <w:numId w:val="2"/>
+        </w:numPr>
+        <w:spacing w:before="40" w:after="60"/>
+      </w:pPr>
+      <w:r>
+        <w:rPr>
+          <w:rFonts w:ascii="Calibri" w:cs="Calibri" w:eastAsia="Calibri" w:hAnsi="Calibri"/>
+          <w:color w:val="2C2826"/>
+          <w:sz w:val="20"/>
+          <w:szCs w:val="20"/>
+        </w:rPr>
+        <w:t xml:space="preserve">Stretch, squish, skew, or rotate the logo at any angle</w:t>
+      </w:r>
+    </w:p>
+    <w:p>
+      <w:pPr>
+        <w:pStyle w:val="ListParagraph"/>
+        <w:numPr>
+          <w:ilvl w:val="0"/>
+          <w:numId w:val="2"/>
+        </w:numPr>
+        <w:spacing w:before="40" w:after="60"/>
+      </w:pPr>
+      <w:r>
+        <w:rPr>
+          <w:rFonts w:ascii="Calibri" w:cs="Calibri" w:eastAsia="Calibri" w:hAnsi="Calibri"/>
+          <w:color w:val="2C2826"/>
+          <w:sz w:val="20"/>
+          <w:szCs w:val="20"/>
+        </w:rPr>
+        <w:t xml:space="preserve">Change individual logo colors or apply a different color scheme</w:t>
+      </w:r>
+    </w:p>
+    <w:p>
+      <w:pPr>
+        <w:pStyle w:val="ListParagraph"/>
+        <w:numPr>
+          <w:ilvl w:val="0"/>
+          <w:numId w:val="2"/>
+        </w:numPr>
+        <w:spacing w:before="40" w:after="60"/>
+      </w:pPr>
+      <w:r>
+        <w:rPr>
+          <w:rFonts w:ascii="Calibri" w:cs="Calibri" w:eastAsia="Calibri" w:hAnsi="Calibri"/>
+          <w:color w:val="2C2826"/>
+          <w:sz w:val="20"/>
+          <w:szCs w:val="20"/>
+        </w:rPr>
+        <w:t xml:space="preserve">Add drop shadows, outlines, glows, or visual effects to the logo</w:t>
+      </w:r>
+    </w:p>
+    <w:p>
+      <w:pPr>
+        <w:pStyle w:val="ListParagraph"/>
+        <w:numPr>
+          <w:ilvl w:val="0"/>
+          <w:numId w:val="2"/>
+        </w:numPr>
+        <w:spacing w:before="40" w:after="60"/>
+      </w:pPr>
+      <w:r>
+        <w:rPr>
+          <w:rFonts w:ascii="Calibri" w:cs="Calibri" w:eastAsia="Calibri" w:hAnsi="Calibri"/>
+          <w:color w:val="2C2826"/>
+          <w:sz w:val="20"/>
+          <w:szCs w:val="20"/>
+        </w:rPr>
+        <w:t xml:space="preserve">Place the logo on a busy photograph or patterned background without a clear zone</w:t>
+      </w:r>
+    </w:p>
+    <w:p>
+      <w:pPr>
+        <w:pStyle w:val="ListParagraph"/>
+        <w:numPr>
+          <w:ilvl w:val="0"/>
+          <w:numId w:val="2"/>
+        </w:numPr>
+        <w:spacing w:before="40" w:after="60"/>
+      </w:pPr>
+      <w:r>
+        <w:rPr>
+          <w:rFonts w:ascii="Calibri" w:cs="Calibri" w:eastAsia="Calibri" w:hAnsi="Calibri"/>
+          <w:color w:val="2C2826"/>
+          <w:sz w:val="20"/>
+          <w:szCs w:val="20"/>
+        </w:rPr>
+        <w:t xml:space="preserve">Place the logo below 120px wide for the full horizontal lockup</w:t>
+      </w:r>
+    </w:p>
+    <w:p>
+      <w:pPr>
+        <w:spacing w:before="200" w:after="0"/>
+      </w:pPr>
+      <w:r>
+        <w:t xml:space="preserve"/>
+      </w:r>
+    </w:p>
+    <w:p>
+      <w:r>
+        <w:br w:type="page"/>
+      </w:r>
+    </w:p>
+    <w:p>
+      <w:pPr>
+        <w:pStyle w:val="Heading1"/>
+        <w:pBdr>
+          <w:bottom w:val="single" w:color="E5503F" w:sz="8"/>
+        </w:pBdr>
+        <w:spacing w:before="400" w:after="200"/>
+      </w:pPr>
+      <w:r>
+        <w:rPr>
+          <w:rFonts w:ascii="Georgia" w:cs="Georgia" w:eastAsia="Georgia" w:hAnsi="Georgia"/>
+          <w:b/>
+          <w:bCs/>
+          <w:color w:val="2C2826"/>
+          <w:sz w:val="40"/>
+          <w:szCs w:val="40"/>
+        </w:rPr>
+        <w:t xml:space="preserve">02 — Color System</w:t>
+      </w:r>
+    </w:p>
+    <w:p>
+      <w:pPr>
+        <w:spacing w:before="60" w:after="100"/>
+        <w:jc w:val="left"/>
+      </w:pPr>
+      <w:r>
+        <w:rPr>
+          <w:rFonts w:ascii="Georgia" w:cs="Georgia" w:eastAsia="Georgia" w:hAnsi="Georgia"/>
+          <w:b w:val="false"/>
+          <w:bCs w:val="false"/>
+          <w:i w:val="false"/>
+          <w:iCs w:val="false"/>
+          <w:color w:val="2C2826"/>
+          <w:sz w:val="20"/>
+          <w:szCs w:val="20"/>
+        </w:rPr>
+        <w:t xml:space="preserve">A warm, pastel-forward palette built on Coral energy and Amber warmth. Blush and Sage provide breathing room. Every color is chosen to feel approachable and human — not cold, corporate, or generic.</w:t>
+      </w:r>
+    </w:p>
+    <w:p>
+      <w:pPr>
+        <w:spacing w:before="120" w:after="0"/>
+      </w:pPr>
+      <w:r>
+        <w:t xml:space="preserve"/>
+      </w:r>
+    </w:p>
+    <w:p>
+      <w:pPr>
+        <w:pStyle w:val="Heading2"/>
+        <w:spacing w:before="280" w:after="140"/>
+      </w:pPr>
+      <w:r>
+        <w:rPr>
+          <w:rFonts w:ascii="Georgia" w:cs="Georgia" w:eastAsia="Georgia" w:hAnsi="Georgia"/>
+          <w:b/>
+          <w:bCs/>
+          <w:color w:val="E5503F"/>
+          <w:sz w:val="28"/>
+          <w:szCs w:val="28"/>
+        </w:rPr>
+        <w:t xml:space="preserve">Primary Palette</w:t>
+      </w:r>
+    </w:p>
+    <w:tbl>
+      <w:tblPr>
+        <w:tblW w:type="dxa" w:w="9360"/>
+        <w:tblBorders>
+          <w:top w:val="single" w:color="auto" w:sz="4"/>
+          <w:left w:val="single" w:color="auto" w:sz="4"/>
+          <w:bottom w:val="single" w:color="auto" w:sz="4"/>
+          <w:right w:val="single" w:color="auto" w:sz="4"/>
+          <w:insideH w:val="single" w:color="auto" w:sz="4"/>
+          <w:insideV w:val="single" w:color="auto" w:sz="4"/>
+        </w:tblBorders>
+      </w:tblPr>
+      <w:tblGrid>
+        <w:gridCol w:w="2340"/>
+        <w:gridCol w:w="2340"/>
+        <w:gridCol w:w="2340"/>
+        <w:gridCol w:w="2340"/>
+      </w:tblGrid>
+      <w:tr>
+        <w:tc>
+          <w:tcPr>
+            <w:tcW w:type="dxa" w:w="2340"/>
+            <w:tcBorders>
+              <w:top w:val="single" w:color="DDDDDD" w:sz="1"/>
+              <w:left w:val="single" w:color="DDDDDD" w:sz="1"/>
+              <w:bottom w:val="single" w:color="DDDDDD" w:sz="1"/>
+              <w:right w:val="single" w:color="DDDDDD" w:sz="1"/>
+            </w:tcBorders>
+            <w:shd w:fill="FFF8F3" w:val="clear"/>
+            <w:tcMar>
               <w:top w:type="dxa" w:w="0"/>
               <w:left w:type="dxa" w:w="0"/>
               <w:bottom w:type="dxa" w:w="0"/>
@@ -1921,7 +3780,7 @@
     </w:tbl>
     <w:p>
       <w:pPr>
-        <w:spacing w:before="200" w:after="0"/>
+        <w:spacing w:before="120" w:after="0"/>
       </w:pPr>
       <w:r>
         <w:t xml:space="preserve"/>
@@ -2363,7 +4222,7 @@
     </w:tbl>
     <w:p>
       <w:pPr>
-        <w:spacing w:before="200" w:after="0"/>
+        <w:spacing w:before="120" w:after="0"/>
       </w:pPr>
       <w:r>
         <w:t xml:space="preserve"/>
@@ -2408,10 +4267,10 @@
           <w:tcPr>
             <w:tcW w:type="dxa" w:w="3120"/>
             <w:tcBorders>
-              <w:top w:val="single" w:color="E5503F" w:sz="1"/>
-              <w:left w:val="single" w:color="E5503F" w:sz="1"/>
-              <w:bottom w:val="single" w:color="E5503F" w:sz="1"/>
-              <w:right w:val="single" w:color="E5503F" w:sz="1"/>
+              <w:top w:val="single" w:color="DDDDDD" w:sz="1"/>
+              <w:left w:val="single" w:color="DDDDDD" w:sz="1"/>
+              <w:bottom w:val="single" w:color="DDDDDD" w:sz="1"/>
+              <w:right w:val="single" w:color="DDDDDD" w:sz="1"/>
             </w:tcBorders>
             <w:shd w:fill="2C2826" w:val="clear"/>
             <w:tcMar>
@@ -2443,10 +4302,10 @@
           <w:tcPr>
             <w:tcW w:type="dxa" w:w="3120"/>
             <w:tcBorders>
-              <w:top w:val="single" w:color="E5503F" w:sz="1"/>
-              <w:left w:val="single" w:color="E5503F" w:sz="1"/>
-              <w:bottom w:val="single" w:color="E5503F" w:sz="1"/>
-              <w:right w:val="single" w:color="E5503F" w:sz="1"/>
+              <w:top w:val="single" w:color="DDDDDD" w:sz="1"/>
+              <w:left w:val="single" w:color="DDDDDD" w:sz="1"/>
+              <w:bottom w:val="single" w:color="DDDDDD" w:sz="1"/>
+              <w:right w:val="single" w:color="DDDDDD" w:sz="1"/>
             </w:tcBorders>
             <w:shd w:fill="2C2826" w:val="clear"/>
             <w:tcMar>
@@ -2478,10 +4337,10 @@
           <w:tcPr>
             <w:tcW w:type="dxa" w:w="3120"/>
             <w:tcBorders>
-              <w:top w:val="single" w:color="E5503F" w:sz="1"/>
-              <w:left w:val="single" w:color="E5503F" w:sz="1"/>
-              <w:bottom w:val="single" w:color="E5503F" w:sz="1"/>
-              <w:right w:val="single" w:color="E5503F" w:sz="1"/>
+              <w:top w:val="single" w:color="DDDDDD" w:sz="1"/>
+              <w:left w:val="single" w:color="DDDDDD" w:sz="1"/>
+              <w:bottom w:val="single" w:color="DDDDDD" w:sz="1"/>
+              <w:right w:val="single" w:color="DDDDDD" w:sz="1"/>
             </w:tcBorders>
             <w:shd w:fill="2C2826" w:val="clear"/>
             <w:tcMar>
@@ -2543,7 +4402,7 @@
                 <w:sz w:val="20"/>
                 <w:szCs w:val="20"/>
               </w:rPr>
-              <w:t xml:space="preserve">CTAs, links, active states, logo. Never use for large body text blocks — contrast is critical on pale backgrounds.</w:t>
+              <w:t xml:space="preserve">CTAs, links, active states, logo. Never use for large body text — contrast is critical on pale backgrounds.</w:t>
             </w:r>
           </w:p>
         </w:tc>
@@ -2615,7 +4474,7 @@
                 <w:sz w:val="20"/>
                 <w:szCs w:val="20"/>
               </w:rPr>
-              <w:t xml:space="preserve">Success states, positive indicators, cool-temperature contrast. Use sparingly to balance the warm palette.</w:t>
+              <w:t xml:space="preserve">Success states, positive indicators, cool contrast. Use sparingly to balance the warm palette.</w:t>
             </w:r>
           </w:p>
         </w:tc>
@@ -2623,7 +4482,7 @@
     </w:tbl>
     <w:p>
       <w:pPr>
-        <w:spacing w:before="300" w:after="0"/>
+        <w:spacing w:before="200" w:after="0"/>
       </w:pPr>
       <w:r>
         <w:t xml:space="preserve"/>
@@ -2670,7 +4529,7 @@
           <w:sz w:val="20"/>
           <w:szCs w:val="20"/>
         </w:rPr>
-        <w:t xml:space="preserve">Two typefaces. Georgia for character and warmth — it has personality in headlines and display text. Calibri for clarity and approachability in body text — clean without being cold. Both are universally available in Microsoft Office environments.</w:t>
+        <w:t xml:space="preserve">Georgia for character and warmth in headlines. Calibri for clarity in body text. Both are universally available in Microsoft Office environments.</w:t>
       </w:r>
     </w:p>
     <w:p>
@@ -2695,7 +4554,7 @@
           <w:sz w:val="28"/>
           <w:szCs w:val="28"/>
         </w:rPr>
-        <w:t xml:space="preserve">Display Typeface — Georgia</w:t>
+        <w:t xml:space="preserve">Display — Georgia</w:t>
       </w:r>
     </w:p>
     <w:tbl>
@@ -2745,7 +4604,7 @@
                 <w:sz w:val="14"/>
                 <w:szCs w:val="14"/>
               </w:rPr>
-              <w:t xml:space="preserve">JIGSAWAI INITIATIVE  ·  DISPLAY</w:t>
+              <w:t xml:space="preserve">DISPLAY TYPEFACE</w:t>
             </w:r>
           </w:p>
           <w:p>
@@ -2758,49 +4617,31 @@
                 <w:b/>
                 <w:bCs/>
                 <w:color w:val="2C2826"/>
-                <w:sz w:val="56"/>
-                <w:szCs w:val="56"/>
-              </w:rPr>
-              <w:t xml:space="preserve">Meetings that</w:t>
-            </w:r>
-          </w:p>
-          <w:p>
-            <w:pPr>
-              <w:spacing w:before="0" w:after="0"/>
+                <w:sz w:val="52"/>
+                <w:szCs w:val="52"/>
+              </w:rPr>
+              <w:t xml:space="preserve">Meetings that snap into place.</w:t>
+            </w:r>
+          </w:p>
+          <w:p>
+            <w:pPr>
+              <w:spacing w:before="0" w:after="80"/>
             </w:pPr>
             <w:r>
               <w:rPr>
                 <w:rFonts w:ascii="Georgia" w:cs="Georgia" w:eastAsia="Georgia" w:hAnsi="Georgia"/>
-                <w:b/>
-                <w:bCs/>
-                <w:color w:val="2C2826"/>
-                <w:sz w:val="56"/>
-                <w:szCs w:val="56"/>
-              </w:rPr>
-              <w:t xml:space="preserve">snap into place.</w:t>
-            </w:r>
-          </w:p>
-          <w:p>
-            <w:pPr>
-              <w:spacing w:before="0" w:after="80"/>
-            </w:pPr>
-            <w:r>
-              <w:rPr>
-                <w:rFonts w:ascii="Georgia" w:cs="Georgia" w:eastAsia="Georgia" w:hAnsi="Georgia"/>
-                <w:b w:val="false"/>
-                <w:bCs w:val="false"/>
                 <w:i/>
                 <w:iCs/>
                 <w:color w:val="E5503F"/>
-                <w:sz w:val="56"/>
-                <w:szCs w:val="56"/>
+                <w:sz w:val="52"/>
+                <w:szCs w:val="52"/>
               </w:rPr>
               <w:t xml:space="preserve">Guaranteed.</w:t>
             </w:r>
           </w:p>
           <w:p>
             <w:pPr>
-              <w:spacing w:before="60" w:after="0"/>
+              <w:spacing w:before="40" w:after="0"/>
             </w:pPr>
             <w:r>
               <w:rPr>
@@ -2809,7 +4650,7 @@
                 <w:sz w:val="16"/>
                 <w:szCs w:val="16"/>
               </w:rPr>
-              <w:t xml:space="preserve">Georgia  ·  Bold (700) for headlines  ·  Regular Italic for emphasis  ·  Used in display, H1, H2, cover titles</w:t>
+              <w:t xml:space="preserve">Georgia  ·  Bold (700) for headlines  ·  Regular Italic for emphasis</w:t>
             </w:r>
           </w:p>
         </w:tc>
@@ -2817,7 +4658,7 @@
     </w:tbl>
     <w:p>
       <w:pPr>
-        <w:spacing w:before="200" w:after="0"/>
+        <w:spacing w:before="120" w:after="0"/>
       </w:pPr>
       <w:r>
         <w:t xml:space="preserve"/>
@@ -2837,7 +4678,7 @@
           <w:sz w:val="28"/>
           <w:szCs w:val="28"/>
         </w:rPr>
-        <w:t xml:space="preserve">Body Typeface — Calibri</w:t>
+        <w:t xml:space="preserve">Body — Calibri</w:t>
       </w:r>
     </w:p>
     <w:tbl>
@@ -2892,7 +4733,7 @@
           </w:p>
           <w:p>
             <w:pPr>
-              <w:spacing w:before="80" w:after="0"/>
+              <w:spacing w:before="80" w:after="80"/>
             </w:pPr>
             <w:r>
               <w:rPr>
@@ -2905,9 +4746,6 @@
             </w:r>
           </w:p>
           <w:p>
-            <w:pPr>
-              <w:spacing w:before="100" w:after="0"/>
-            </w:pPr>
             <w:r>
               <w:rPr>
                 <w:rFonts w:ascii="Calibri" w:cs="Calibri" w:eastAsia="Calibri" w:hAnsi="Calibri"/>
@@ -2915,7 +4753,7 @@
                 <w:sz w:val="16"/>
                 <w:szCs w:val="16"/>
               </w:rPr>
-              <w:t xml:space="preserve">Calibri  ·  Light (300) / Regular (400) / Medium (500)  ·  All body text, descriptions, labels</w:t>
+              <w:t xml:space="preserve">Calibri  ·  Light / Regular / Medium  ·  All body text, descriptions, labels</w:t>
             </w:r>
           </w:p>
         </w:tc>
@@ -2923,7 +4761,7 @@
     </w:tbl>
     <w:p>
       <w:pPr>
-        <w:spacing w:before="200" w:after="0"/>
+        <w:spacing w:before="120" w:after="0"/>
       </w:pPr>
       <w:r>
         <w:t xml:space="preserve"/>
@@ -2960,19 +4798,19 @@
       </w:tblPr>
       <w:tblGrid>
         <w:gridCol w:w="1400"/>
-        <w:gridCol w:w="5360"/>
+        <w:gridCol w:w="5000"/>
+        <w:gridCol w:w="1560"/>
         <w:gridCol w:w="1400"/>
-        <w:gridCol w:w="1200"/>
       </w:tblGrid>
       <w:tr>
         <w:tc>
           <w:tcPr>
             <w:tcW w:type="dxa" w:w="1400"/>
             <w:tcBorders>
-              <w:top w:val="single" w:color="E5503F" w:sz="1"/>
-              <w:left w:val="single" w:color="E5503F" w:sz="1"/>
-              <w:bottom w:val="single" w:color="E5503F" w:sz="1"/>
-              <w:right w:val="single" w:color="E5503F" w:sz="1"/>
+              <w:top w:val="single" w:color="DDDDDD" w:sz="1"/>
+              <w:left w:val="single" w:color="DDDDDD" w:sz="1"/>
+              <w:bottom w:val="single" w:color="DDDDDD" w:sz="1"/>
+              <w:right w:val="single" w:color="DDDDDD" w:sz="1"/>
             </w:tcBorders>
             <w:shd w:fill="2C2826" w:val="clear"/>
             <w:tcMar>
@@ -3002,12 +4840,12 @@
         </w:tc>
         <w:tc>
           <w:tcPr>
-            <w:tcW w:type="dxa" w:w="5360"/>
-            <w:tcBorders>
-              <w:top w:val="single" w:color="E5503F" w:sz="1"/>
-              <w:left w:val="single" w:color="E5503F" w:sz="1"/>
-              <w:bottom w:val="single" w:color="E5503F" w:sz="1"/>
-              <w:right w:val="single" w:color="E5503F" w:sz="1"/>
+            <w:tcW w:type="dxa" w:w="5000"/>
+            <w:tcBorders>
+              <w:top w:val="single" w:color="DDDDDD" w:sz="1"/>
+              <w:left w:val="single" w:color="DDDDDD" w:sz="1"/>
+              <w:bottom w:val="single" w:color="DDDDDD" w:sz="1"/>
+              <w:right w:val="single" w:color="DDDDDD" w:sz="1"/>
             </w:tcBorders>
             <w:shd w:fill="2C2826" w:val="clear"/>
             <w:tcMar>
@@ -3037,12 +4875,12 @@
         </w:tc>
         <w:tc>
           <w:tcPr>
-            <w:tcW w:type="dxa" w:w="1400"/>
-            <w:tcBorders>
-              <w:top w:val="single" w:color="E5503F" w:sz="1"/>
-              <w:left w:val="single" w:color="E5503F" w:sz="1"/>
-              <w:bottom w:val="single" w:color="E5503F" w:sz="1"/>
-              <w:right w:val="single" w:color="E5503F" w:sz="1"/>
+            <w:tcW w:type="dxa" w:w="1560"/>
+            <w:tcBorders>
+              <w:top w:val="single" w:color="DDDDDD" w:sz="1"/>
+              <w:left w:val="single" w:color="DDDDDD" w:sz="1"/>
+              <w:bottom w:val="single" w:color="DDDDDD" w:sz="1"/>
+              <w:right w:val="single" w:color="DDDDDD" w:sz="1"/>
             </w:tcBorders>
             <w:shd w:fill="2C2826" w:val="clear"/>
             <w:tcMar>
@@ -3072,12 +4910,12 @@
         </w:tc>
         <w:tc>
           <w:tcPr>
-            <w:tcW w:type="dxa" w:w="1200"/>
-            <w:tcBorders>
-              <w:top w:val="single" w:color="E5503F" w:sz="1"/>
-              <w:left w:val="single" w:color="E5503F" w:sz="1"/>
-              <w:bottom w:val="single" w:color="E5503F" w:sz="1"/>
-              <w:right w:val="single" w:color="E5503F" w:sz="1"/>
+            <w:tcW w:type="dxa" w:w="1400"/>
+            <w:tcBorders>
+              <w:top w:val="single" w:color="DDDDDD" w:sz="1"/>
+              <w:left w:val="single" w:color="DDDDDD" w:sz="1"/>
+              <w:bottom w:val="single" w:color="DDDDDD" w:sz="1"/>
+              <w:right w:val="single" w:color="DDDDDD" w:sz="1"/>
             </w:tcBorders>
             <w:shd w:fill="2C2826" w:val="clear"/>
             <w:tcMar>
@@ -3101,7 +4939,7 @@
                 <w:sz w:val="20"/>
                 <w:szCs w:val="20"/>
               </w:rPr>
-              <w:t xml:space="preserve">Font / Weight</w:t>
+              <w:t xml:space="preserve">Typeface</w:t>
             </w:r>
           </w:p>
         </w:tc>
@@ -3145,7 +4983,7 @@
         </w:tc>
         <w:tc>
           <w:tcPr>
-            <w:tcW w:type="dxa" w:w="5360"/>
+            <w:tcW w:type="dxa" w:w="5000"/>
             <w:tcBorders>
               <w:top w:val="single" w:color="DDDDDD" w:sz="1"/>
               <w:left w:val="single" w:color="DDDDDD" w:sz="1"/>
@@ -3176,7 +5014,7 @@
         </w:tc>
         <w:tc>
           <w:tcPr>
-            <w:tcW w:type="dxa" w:w="1400"/>
+            <w:tcW w:type="dxa" w:w="1560"/>
             <w:tcBorders>
               <w:top w:val="single" w:color="DDDDDD" w:sz="1"/>
               <w:left w:val="single" w:color="DDDDDD" w:sz="1"/>
@@ -3212,7 +5050,7 @@
         </w:tc>
         <w:tc>
           <w:tcPr>
-            <w:tcW w:type="dxa" w:w="1200"/>
+            <w:tcW w:type="dxa" w:w="1400"/>
             <w:tcBorders>
               <w:top w:val="single" w:color="DDDDDD" w:sz="1"/>
               <w:left w:val="single" w:color="DDDDDD" w:sz="1"/>
@@ -3287,7 +5125,7 @@
         </w:tc>
         <w:tc>
           <w:tcPr>
-            <w:tcW w:type="dxa" w:w="5360"/>
+            <w:tcW w:type="dxa" w:w="5000"/>
             <w:tcBorders>
               <w:top w:val="single" w:color="DDDDDD" w:sz="1"/>
               <w:left w:val="single" w:color="DDDDDD" w:sz="1"/>
@@ -3318,7 +5156,7 @@
         </w:tc>
         <w:tc>
           <w:tcPr>
-            <w:tcW w:type="dxa" w:w="1400"/>
+            <w:tcW w:type="dxa" w:w="1560"/>
             <w:tcBorders>
               <w:top w:val="single" w:color="DDDDDD" w:sz="1"/>
               <w:left w:val="single" w:color="DDDDDD" w:sz="1"/>
@@ -3355,7 +5193,7 @@
         </w:tc>
         <w:tc>
           <w:tcPr>
-            <w:tcW w:type="dxa" w:w="1200"/>
+            <w:tcW w:type="dxa" w:w="1400"/>
             <w:tcBorders>
               <w:top w:val="single" w:color="DDDDDD" w:sz="1"/>
               <w:left w:val="single" w:color="DDDDDD" w:sz="1"/>
@@ -3430,7 +5268,7 @@
         </w:tc>
         <w:tc>
           <w:tcPr>
-            <w:tcW w:type="dxa" w:w="5360"/>
+            <w:tcW w:type="dxa" w:w="5000"/>
             <w:tcBorders>
               <w:top w:val="single" w:color="DDDDDD" w:sz="1"/>
               <w:left w:val="single" w:color="DDDDDD" w:sz="1"/>
@@ -3460,7 +5298,7 @@
         </w:tc>
         <w:tc>
           <w:tcPr>
-            <w:tcW w:type="dxa" w:w="1400"/>
+            <w:tcW w:type="dxa" w:w="1560"/>
             <w:tcBorders>
               <w:top w:val="single" w:color="DDDDDD" w:sz="1"/>
               <w:left w:val="single" w:color="DDDDDD" w:sz="1"/>
@@ -3496,7 +5334,7 @@
         </w:tc>
         <w:tc>
           <w:tcPr>
-            <w:tcW w:type="dxa" w:w="1200"/>
+            <w:tcW w:type="dxa" w:w="1400"/>
             <w:tcBorders>
               <w:top w:val="single" w:color="DDDDDD" w:sz="1"/>
               <w:left w:val="single" w:color="DDDDDD" w:sz="1"/>
@@ -3571,7 +5409,7 @@
         </w:tc>
         <w:tc>
           <w:tcPr>
-            <w:tcW w:type="dxa" w:w="5360"/>
+            <w:tcW w:type="dxa" w:w="5000"/>
             <w:tcBorders>
               <w:top w:val="single" w:color="DDDDDD" w:sz="1"/>
               <w:left w:val="single" w:color="DDDDDD" w:sz="1"/>
@@ -3594,13 +5432,13 @@
                 <w:sz w:val="20"/>
                 <w:szCs w:val="20"/>
               </w:rPr>
-              <w:t xml:space="preserve">Body text — readable, friendly, never cramped. Used for paragraphs and descriptions.</w:t>
-            </w:r>
-          </w:p>
-        </w:tc>
-        <w:tc>
-          <w:tcPr>
-            <w:tcW w:type="dxa" w:w="1400"/>
+              <w:t xml:space="preserve">Body text — readable, friendly, never cramped.</w:t>
+            </w:r>
+          </w:p>
+        </w:tc>
+        <w:tc>
+          <w:tcPr>
+            <w:tcW w:type="dxa" w:w="1560"/>
             <w:tcBorders>
               <w:top w:val="single" w:color="DDDDDD" w:sz="1"/>
               <w:left w:val="single" w:color="DDDDDD" w:sz="1"/>
@@ -3637,7 +5475,7 @@
         </w:tc>
         <w:tc>
           <w:tcPr>
-            <w:tcW w:type="dxa" w:w="1200"/>
+            <w:tcW w:type="dxa" w:w="1400"/>
             <w:tcBorders>
               <w:top w:val="single" w:color="DDDDDD" w:sz="1"/>
               <w:left w:val="single" w:color="DDDDDD" w:sz="1"/>
@@ -3712,7 +5550,7 @@
         </w:tc>
         <w:tc>
           <w:tcPr>
-            <w:tcW w:type="dxa" w:w="5360"/>
+            <w:tcW w:type="dxa" w:w="5000"/>
             <w:tcBorders>
               <w:top w:val="single" w:color="DDDDDD" w:sz="1"/>
               <w:left w:val="single" w:color="DDDDDD" w:sz="1"/>
@@ -3740,7 +5578,7 @@
         </w:tc>
         <w:tc>
           <w:tcPr>
-            <w:tcW w:type="dxa" w:w="1400"/>
+            <w:tcW w:type="dxa" w:w="1560"/>
             <w:tcBorders>
               <w:top w:val="single" w:color="DDDDDD" w:sz="1"/>
               <w:left w:val="single" w:color="DDDDDD" w:sz="1"/>
@@ -3776,7 +5614,7 @@
         </w:tc>
         <w:tc>
           <w:tcPr>
-            <w:tcW w:type="dxa" w:w="1200"/>
+            <w:tcW w:type="dxa" w:w="1400"/>
             <w:tcBorders>
               <w:top w:val="single" w:color="DDDDDD" w:sz="1"/>
               <w:left w:val="single" w:color="DDDDDD" w:sz="1"/>
@@ -3851,7 +5689,7 @@
         </w:tc>
         <w:tc>
           <w:tcPr>
-            <w:tcW w:type="dxa" w:w="5360"/>
+            <w:tcW w:type="dxa" w:w="5000"/>
             <w:tcBorders>
               <w:top w:val="single" w:color="DDDDDD" w:sz="1"/>
               <w:left w:val="single" w:color="DDDDDD" w:sz="1"/>
@@ -3883,7 +5721,7 @@
         </w:tc>
         <w:tc>
           <w:tcPr>
-            <w:tcW w:type="dxa" w:w="1400"/>
+            <w:tcW w:type="dxa" w:w="1560"/>
             <w:tcBorders>
               <w:top w:val="single" w:color="DDDDDD" w:sz="1"/>
               <w:left w:val="single" w:color="DDDDDD" w:sz="1"/>
@@ -3920,7 +5758,7 @@
         </w:tc>
         <w:tc>
           <w:tcPr>
-            <w:tcW w:type="dxa" w:w="1200"/>
+            <w:tcW w:type="dxa" w:w="1400"/>
             <w:tcBorders>
               <w:top w:val="single" w:color="DDDDDD" w:sz="1"/>
               <w:left w:val="single" w:color="DDDDDD" w:sz="1"/>
@@ -3959,7 +5797,7 @@
     </w:tbl>
     <w:p>
       <w:pPr>
-        <w:spacing w:before="300" w:after="0"/>
+        <w:spacing w:before="200" w:after="0"/>
       </w:pPr>
       <w:r>
         <w:t xml:space="preserve"/>
@@ -3987,452 +5825,7 @@
           <w:sz w:val="40"/>
           <w:szCs w:val="40"/>
         </w:rPr>
-        <w:t xml:space="preserve">04 — Logo Usage Rules</w:t>
-      </w:r>
-    </w:p>
-    <w:p>
-      <w:pPr>
-        <w:spacing w:before="60" w:after="100"/>
-        <w:jc w:val="left"/>
-      </w:pPr>
-      <w:r>
-        <w:rPr>
-          <w:rFonts w:ascii="Georgia" w:cs="Georgia" w:eastAsia="Georgia" w:hAnsi="Georgia"/>
-          <w:b w:val="false"/>
-          <w:bCs w:val="false"/>
-          <w:i w:val="false"/>
-          <w:iCs w:val="false"/>
-          <w:color w:val="2C2826"/>
-          <w:sz w:val="20"/>
-          <w:szCs w:val="20"/>
-        </w:rPr>
-        <w:t xml:space="preserve">Consistent, respectful use of the logo protects the brand’s visual equity. These rules exist so the mark always looks intentional, never accidental.</w:t>
-      </w:r>
-    </w:p>
-    <w:p>
-      <w:pPr>
-        <w:spacing w:before="120" w:after="0"/>
-      </w:pPr>
-      <w:r>
-        <w:t xml:space="preserve"/>
-      </w:r>
-    </w:p>
-    <w:p>
-      <w:pPr>
-        <w:pStyle w:val="Heading2"/>
-        <w:spacing w:before="280" w:after="140"/>
-      </w:pPr>
-      <w:r>
-        <w:rPr>
-          <w:rFonts w:ascii="Georgia" w:cs="Georgia" w:eastAsia="Georgia" w:hAnsi="Georgia"/>
-          <w:b/>
-          <w:bCs/>
-          <w:color w:val="E5503F"/>
-          <w:sz w:val="28"/>
-          <w:szCs w:val="28"/>
-        </w:rPr>
-        <w:t xml:space="preserve">Clear Space</w:t>
-      </w:r>
-    </w:p>
-    <w:p>
-      <w:pPr>
-        <w:spacing w:before="60" w:after="100"/>
-        <w:jc w:val="left"/>
-      </w:pPr>
-      <w:r>
-        <w:rPr>
-          <w:rFonts w:ascii="Georgia" w:cs="Georgia" w:eastAsia="Georgia" w:hAnsi="Georgia"/>
-          <w:b w:val="false"/>
-          <w:bCs w:val="false"/>
-          <w:i w:val="false"/>
-          <w:iCs w:val="false"/>
-          <w:color w:val="2C2826"/>
-          <w:sz w:val="20"/>
-          <w:szCs w:val="20"/>
-        </w:rPr>
-        <w:t xml:space="preserve">Always maintain clear space equal to the height of the symbol mark on all four sides. No other elements — text, images, or decorative elements — should enter this zone.</w:t>
-      </w:r>
-    </w:p>
-    <w:p>
-      <w:pPr>
-        <w:spacing w:before="100" w:after="0"/>
-      </w:pPr>
-      <w:r>
-        <w:t xml:space="preserve"/>
-      </w:r>
-    </w:p>
-    <w:tbl>
-      <w:tblPr>
-        <w:tblW w:type="dxa" w:w="9360"/>
-        <w:tblBorders>
-          <w:top w:val="single" w:color="auto" w:sz="4"/>
-          <w:left w:val="single" w:color="auto" w:sz="4"/>
-          <w:bottom w:val="single" w:color="auto" w:sz="4"/>
-          <w:right w:val="single" w:color="auto" w:sz="4"/>
-          <w:insideH w:val="single" w:color="auto" w:sz="4"/>
-          <w:insideV w:val="single" w:color="auto" w:sz="4"/>
-        </w:tblBorders>
-      </w:tblPr>
-      <w:tblGrid>
-        <w:gridCol w:w="9360"/>
-      </w:tblGrid>
-      <w:tr>
-        <w:tc>
-          <w:tcPr>
-            <w:tcW w:type="dxa" w:w="9360"/>
-            <w:tcBorders>
-              <w:top w:val="single" w:color="E5503F" w:sz="16"/>
-              <w:left w:val="single" w:color="E5503F" w:sz="16"/>
-              <w:bottom w:val="single" w:color="DDDDDD" w:sz="1"/>
-              <w:right w:val="single" w:color="DDDDDD" w:sz="1"/>
-            </w:tcBorders>
-            <w:shd w:fill="FFF0EB" w:val="clear"/>
-            <w:tcMar>
-              <w:top w:type="dxa" w:w="140"/>
-              <w:left w:type="dxa" w:w="220"/>
-              <w:bottom w:type="dxa" w:w="140"/>
-              <w:right w:type="dxa" w:w="220"/>
-            </w:tcMar>
-          </w:tcPr>
-          <w:p>
-            <w:r>
-              <w:rPr>
-                <w:rFonts w:ascii="Georgia" w:cs="Georgia" w:eastAsia="Georgia" w:hAnsi="Georgia"/>
-                <w:b/>
-                <w:bCs/>
-                <w:color w:val="E5503F"/>
-                <w:sz w:val="20"/>
-                <w:szCs w:val="20"/>
-              </w:rPr>
-              <w:t xml:space="preserve">Clear Space Rule</w:t>
-            </w:r>
-          </w:p>
-          <w:p>
-            <w:pPr>
-              <w:spacing w:before="60"/>
-            </w:pPr>
-            <w:r>
-              <w:rPr>
-                <w:rFonts w:ascii="Calibri" w:cs="Calibri" w:eastAsia="Calibri" w:hAnsi="Calibri"/>
-                <w:color w:val="2C2826"/>
-                <w:sz w:val="20"/>
-                <w:szCs w:val="20"/>
-              </w:rPr>
-              <w:t xml:space="preserve">Minimum clear space = height of the symbol mark on all four sides. At the standard 48px icon size, this means at least 48px of breathing room around the entire lockup in all directions.</w:t>
-            </w:r>
-          </w:p>
-        </w:tc>
-      </w:tr>
-    </w:tbl>
-    <w:p>
-      <w:pPr>
-        <w:spacing w:before="200" w:after="0"/>
-      </w:pPr>
-      <w:r>
-        <w:t xml:space="preserve"/>
-      </w:r>
-    </w:p>
-    <w:p>
-      <w:pPr>
-        <w:pStyle w:val="Heading2"/>
-        <w:spacing w:before="280" w:after="140"/>
-      </w:pPr>
-      <w:r>
-        <w:rPr>
-          <w:rFonts w:ascii="Georgia" w:cs="Georgia" w:eastAsia="Georgia" w:hAnsi="Georgia"/>
-          <w:b/>
-          <w:bCs/>
-          <w:color w:val="E5503F"/>
-          <w:sz w:val="28"/>
-          <w:szCs w:val="28"/>
-        </w:rPr>
-        <w:t xml:space="preserve">Do ✔</w:t>
-      </w:r>
-    </w:p>
-    <w:p>
-      <w:pPr>
-        <w:pStyle w:val="ListParagraph"/>
-        <w:numPr>
-          <w:ilvl w:val="0"/>
-          <w:numId w:val="2"/>
-        </w:numPr>
-        <w:spacing w:before="40" w:after="60"/>
-      </w:pPr>
-      <w:r>
-        <w:rPr>
-          <w:rFonts w:ascii="Georgia" w:cs="Georgia" w:eastAsia="Georgia" w:hAnsi="Georgia"/>
-          <w:color w:val="2C2826"/>
-          <w:sz w:val="20"/>
-          <w:szCs w:val="20"/>
-        </w:rPr>
-        <w:t xml:space="preserve">Use the logo on white, cream, blush, dark charcoal, and coral backgrounds</w:t>
-      </w:r>
-    </w:p>
-    <w:p>
-      <w:pPr>
-        <w:pStyle w:val="ListParagraph"/>
-        <w:numPr>
-          <w:ilvl w:val="0"/>
-          <w:numId w:val="2"/>
-        </w:numPr>
-        <w:spacing w:before="40" w:after="60"/>
-      </w:pPr>
-      <w:r>
-        <w:rPr>
-          <w:rFonts w:ascii="Georgia" w:cs="Georgia" w:eastAsia="Georgia" w:hAnsi="Georgia"/>
-          <w:color w:val="2C2826"/>
-          <w:sz w:val="20"/>
-          <w:szCs w:val="20"/>
-        </w:rPr>
-        <w:t xml:space="preserve">Use the gradient mark on light backgrounds; use the white/ghost mark on dark or coral</w:t>
-      </w:r>
-    </w:p>
-    <w:p>
-      <w:pPr>
-        <w:pStyle w:val="ListParagraph"/>
-        <w:numPr>
-          <w:ilvl w:val="0"/>
-          <w:numId w:val="2"/>
-        </w:numPr>
-        <w:spacing w:before="40" w:after="60"/>
-      </w:pPr>
-      <w:r>
-        <w:rPr>
-          <w:rFonts w:ascii="Georgia" w:cs="Georgia" w:eastAsia="Georgia" w:hAnsi="Georgia"/>
-          <w:color w:val="2C2826"/>
-          <w:sz w:val="20"/>
-          <w:szCs w:val="20"/>
-        </w:rPr>
-        <w:t xml:space="preserve">Maintain the wordmark in Georgia Bold only — never substitute another typeface</w:t>
-      </w:r>
-    </w:p>
-    <w:p>
-      <w:pPr>
-        <w:pStyle w:val="ListParagraph"/>
-        <w:numPr>
-          <w:ilvl w:val="0"/>
-          <w:numId w:val="2"/>
-        </w:numPr>
-        <w:spacing w:before="40" w:after="60"/>
-      </w:pPr>
-      <w:r>
-        <w:rPr>
-          <w:rFonts w:ascii="Georgia" w:cs="Georgia" w:eastAsia="Georgia" w:hAnsi="Georgia"/>
-          <w:color w:val="2C2826"/>
-          <w:sz w:val="20"/>
-          <w:szCs w:val="20"/>
-        </w:rPr>
-        <w:t xml:space="preserve">Scale proportionally — always lock the aspect ratio</w:t>
-      </w:r>
-    </w:p>
-    <w:p>
-      <w:pPr>
-        <w:pStyle w:val="ListParagraph"/>
-        <w:numPr>
-          <w:ilvl w:val="0"/>
-          <w:numId w:val="2"/>
-        </w:numPr>
-        <w:spacing w:before="40" w:after="60"/>
-      </w:pPr>
-      <w:r>
-        <w:rPr>
-          <w:rFonts w:ascii="Georgia" w:cs="Georgia" w:eastAsia="Georgia" w:hAnsi="Georgia"/>
-          <w:color w:val="2C2826"/>
-          <w:sz w:val="20"/>
-          <w:szCs w:val="20"/>
-        </w:rPr>
-        <w:t xml:space="preserve">Use the symbol mark alone only when the full lockup cannot fit (≤120px wide)</w:t>
-      </w:r>
-    </w:p>
-    <w:p>
-      <w:pPr>
-        <w:pStyle w:val="ListParagraph"/>
-        <w:numPr>
-          <w:ilvl w:val="0"/>
-          <w:numId w:val="2"/>
-        </w:numPr>
-        <w:spacing w:before="40" w:after="60"/>
-      </w:pPr>
-      <w:r>
-        <w:rPr>
-          <w:rFonts w:ascii="Georgia" w:cs="Georgia" w:eastAsia="Georgia" w:hAnsi="Georgia"/>
-          <w:color w:val="2C2826"/>
-          <w:sz w:val="20"/>
-          <w:szCs w:val="20"/>
-        </w:rPr>
-        <w:t xml:space="preserve">Always use the approved SVG file — never recreate the logo in another application</w:t>
-      </w:r>
-    </w:p>
-    <w:p>
-      <w:pPr>
-        <w:spacing w:before="120" w:after="0"/>
-      </w:pPr>
-      <w:r>
-        <w:t xml:space="preserve"/>
-      </w:r>
-    </w:p>
-    <w:p>
-      <w:pPr>
-        <w:pStyle w:val="Heading2"/>
-        <w:spacing w:before="280" w:after="140"/>
-      </w:pPr>
-      <w:r>
-        <w:rPr>
-          <w:rFonts w:ascii="Georgia" w:cs="Georgia" w:eastAsia="Georgia" w:hAnsi="Georgia"/>
-          <w:b/>
-          <w:bCs/>
-          <w:color w:val="E5503F"/>
-          <w:sz w:val="28"/>
-          <w:szCs w:val="28"/>
-        </w:rPr>
-        <w:t xml:space="preserve">Don’t ✘</w:t>
-      </w:r>
-    </w:p>
-    <w:p>
-      <w:pPr>
-        <w:pStyle w:val="ListParagraph"/>
-        <w:numPr>
-          <w:ilvl w:val="0"/>
-          <w:numId w:val="2"/>
-        </w:numPr>
-        <w:spacing w:before="40" w:after="60"/>
-      </w:pPr>
-      <w:r>
-        <w:rPr>
-          <w:rFonts w:ascii="Georgia" w:cs="Georgia" w:eastAsia="Georgia" w:hAnsi="Georgia"/>
-          <w:color w:val="2C2826"/>
-          <w:sz w:val="20"/>
-          <w:szCs w:val="20"/>
-        </w:rPr>
-        <w:t xml:space="preserve">Stretch, squish, skew, or rotate the logo at any angle</w:t>
-      </w:r>
-    </w:p>
-    <w:p>
-      <w:pPr>
-        <w:pStyle w:val="ListParagraph"/>
-        <w:numPr>
-          <w:ilvl w:val="0"/>
-          <w:numId w:val="2"/>
-        </w:numPr>
-        <w:spacing w:before="40" w:after="60"/>
-      </w:pPr>
-      <w:r>
-        <w:rPr>
-          <w:rFonts w:ascii="Georgia" w:cs="Georgia" w:eastAsia="Georgia" w:hAnsi="Georgia"/>
-          <w:color w:val="2C2826"/>
-          <w:sz w:val="20"/>
-          <w:szCs w:val="20"/>
-        </w:rPr>
-        <w:t xml:space="preserve">Change individual logo colors or apply a different color scheme</w:t>
-      </w:r>
-    </w:p>
-    <w:p>
-      <w:pPr>
-        <w:pStyle w:val="ListParagraph"/>
-        <w:numPr>
-          <w:ilvl w:val="0"/>
-          <w:numId w:val="2"/>
-        </w:numPr>
-        <w:spacing w:before="40" w:after="60"/>
-      </w:pPr>
-      <w:r>
-        <w:rPr>
-          <w:rFonts w:ascii="Georgia" w:cs="Georgia" w:eastAsia="Georgia" w:hAnsi="Georgia"/>
-          <w:color w:val="2C2826"/>
-          <w:sz w:val="20"/>
-          <w:szCs w:val="20"/>
-        </w:rPr>
-        <w:t xml:space="preserve">Add drop shadows, outlines, glows, or visual effects to the logo</w:t>
-      </w:r>
-    </w:p>
-    <w:p>
-      <w:pPr>
-        <w:pStyle w:val="ListParagraph"/>
-        <w:numPr>
-          <w:ilvl w:val="0"/>
-          <w:numId w:val="2"/>
-        </w:numPr>
-        <w:spacing w:before="40" w:after="60"/>
-      </w:pPr>
-      <w:r>
-        <w:rPr>
-          <w:rFonts w:ascii="Georgia" w:cs="Georgia" w:eastAsia="Georgia" w:hAnsi="Georgia"/>
-          <w:color w:val="2C2826"/>
-          <w:sz w:val="20"/>
-          <w:szCs w:val="20"/>
-        </w:rPr>
-        <w:t xml:space="preserve">Place the logo on a busy photograph or patterned background without a clear zone</w:t>
-      </w:r>
-    </w:p>
-    <w:p>
-      <w:pPr>
-        <w:pStyle w:val="ListParagraph"/>
-        <w:numPr>
-          <w:ilvl w:val="0"/>
-          <w:numId w:val="2"/>
-        </w:numPr>
-        <w:spacing w:before="40" w:after="60"/>
-      </w:pPr>
-      <w:r>
-        <w:rPr>
-          <w:rFonts w:ascii="Georgia" w:cs="Georgia" w:eastAsia="Georgia" w:hAnsi="Georgia"/>
-          <w:color w:val="2C2826"/>
-          <w:sz w:val="20"/>
-          <w:szCs w:val="20"/>
-        </w:rPr>
-        <w:t xml:space="preserve">Use the logo at sizes smaller than 120px wide for the full horizontal lockup</w:t>
-      </w:r>
-    </w:p>
-    <w:p>
-      <w:pPr>
-        <w:pStyle w:val="ListParagraph"/>
-        <w:numPr>
-          <w:ilvl w:val="0"/>
-          <w:numId w:val="2"/>
-        </w:numPr>
-        <w:spacing w:before="40" w:after="60"/>
-      </w:pPr>
-      <w:r>
-        <w:rPr>
-          <w:rFonts w:ascii="Georgia" w:cs="Georgia" w:eastAsia="Georgia" w:hAnsi="Georgia"/>
-          <w:color w:val="2C2826"/>
-          <w:sz w:val="20"/>
-          <w:szCs w:val="20"/>
-        </w:rPr>
-        <w:t xml:space="preserve">Place the logo in low-contrast situations where the mark becomes hard to read</w:t>
-      </w:r>
-    </w:p>
-    <w:p>
-      <w:pPr>
-        <w:spacing w:before="300" w:after="0"/>
-      </w:pPr>
-      <w:r>
-        <w:t xml:space="preserve"/>
-      </w:r>
-    </w:p>
-    <w:p>
-      <w:r>
-        <w:br w:type="page"/>
-      </w:r>
-    </w:p>
-    <w:p>
-      <w:pPr>
-        <w:pStyle w:val="Heading1"/>
-        <w:pBdr>
-          <w:bottom w:val="single" w:color="E5503F" w:sz="8"/>
-        </w:pBdr>
-        <w:spacing w:before="400" w:after="200"/>
-      </w:pPr>
-      <w:r>
-        <w:rPr>
-          <w:rFonts w:ascii="Georgia" w:cs="Georgia" w:eastAsia="Georgia" w:hAnsi="Georgia"/>
-          <w:b/>
-          <w:bCs/>
-          <w:color w:val="2C2826"/>
-          <w:sz w:val="40"/>
-          <w:szCs w:val="40"/>
-        </w:rPr>
-        <w:t xml:space="preserve">05 — Brand Voice</w:t>
+        <w:t xml:space="preserve">04 — Brand Voice</w:t>
       </w:r>
     </w:p>
     <w:p>
@@ -4501,10 +5894,10 @@
           <w:tcPr>
             <w:tcW w:type="dxa" w:w="3120"/>
             <w:tcBorders>
-              <w:top w:val="single" w:color="E5503F" w:sz="1"/>
-              <w:left w:val="single" w:color="E5503F" w:sz="1"/>
-              <w:bottom w:val="single" w:color="E5503F" w:sz="1"/>
-              <w:right w:val="single" w:color="E5503F" w:sz="1"/>
+              <w:top w:val="single" w:color="DDDDDD" w:sz="1"/>
+              <w:left w:val="single" w:color="DDDDDD" w:sz="1"/>
+              <w:bottom w:val="single" w:color="DDDDDD" w:sz="1"/>
+              <w:right w:val="single" w:color="DDDDDD" w:sz="1"/>
             </w:tcBorders>
             <w:shd w:fill="2C2826" w:val="clear"/>
             <w:tcMar>
@@ -4536,10 +5929,10 @@
           <w:tcPr>
             <w:tcW w:type="dxa" w:w="3120"/>
             <w:tcBorders>
-              <w:top w:val="single" w:color="E5503F" w:sz="1"/>
-              <w:left w:val="single" w:color="E5503F" w:sz="1"/>
-              <w:bottom w:val="single" w:color="E5503F" w:sz="1"/>
-              <w:right w:val="single" w:color="E5503F" w:sz="1"/>
+              <w:top w:val="single" w:color="DDDDDD" w:sz="1"/>
+              <w:left w:val="single" w:color="DDDDDD" w:sz="1"/>
+              <w:bottom w:val="single" w:color="DDDDDD" w:sz="1"/>
+              <w:right w:val="single" w:color="DDDDDD" w:sz="1"/>
             </w:tcBorders>
             <w:shd w:fill="2C2826" w:val="clear"/>
             <w:tcMar>
@@ -4571,10 +5964,10 @@
           <w:tcPr>
             <w:tcW w:type="dxa" w:w="3120"/>
             <w:tcBorders>
-              <w:top w:val="single" w:color="E5503F" w:sz="1"/>
-              <w:left w:val="single" w:color="E5503F" w:sz="1"/>
-              <w:bottom w:val="single" w:color="E5503F" w:sz="1"/>
-              <w:right w:val="single" w:color="E5503F" w:sz="1"/>
+              <w:top w:val="single" w:color="DDDDDD" w:sz="1"/>
+              <w:left w:val="single" w:color="DDDDDD" w:sz="1"/>
+              <w:bottom w:val="single" w:color="DDDDDD" w:sz="1"/>
+              <w:right w:val="single" w:color="DDDDDD" w:sz="1"/>
             </w:tcBorders>
             <w:shd w:fill="2C2826" w:val="clear"/>
             <w:tcMar>
@@ -4645,7 +6038,7 @@
                 <w:sz w:val="19"/>
                 <w:szCs w:val="19"/>
               </w:rPr>
-              <w:t xml:space="preserve">We say what we mean. No jargon, no padding, no hedging. If we guarantee 12 meetings, we say ‘12 meetings’ — not ‘approximately 10–14 qualified interactions per calendar period.’</w:t>
+              <w:t xml:space="preserve">We say what we mean. No jargon, no padding, no hedging. If we guarantee 12 meetings, we say ‘12 meetings’.</w:t>
             </w:r>
           </w:p>
         </w:tc>
@@ -4690,7 +6083,7 @@
                 <w:sz w:val="19"/>
                 <w:szCs w:val="19"/>
               </w:rPr>
-              <w:t xml:space="preserve">We genuinely care about client success. The warmth comes from confidence, not flattery. We don’t say ‘great question!’ We say ‘here’s the answer.’</w:t>
+              <w:t xml:space="preserve">We genuinely care about client success. The warmth comes from confidence, not flattery.</w:t>
             </w:r>
           </w:p>
         </w:tc>
@@ -4735,7 +6128,7 @@
                 <w:sz w:val="19"/>
                 <w:szCs w:val="19"/>
               </w:rPr>
-              <w:t xml:space="preserve">Short sentences. Active voice. Verbs that move. We don’t describe what we do — we show what happens next for the client.</w:t>
+              <w:t xml:space="preserve">Short sentences. Active voice. Verbs that move. We show what happens next for the client.</w:t>
             </w:r>
           </w:p>
         </w:tc>
@@ -4743,7 +6136,7 @@
     </w:tbl>
     <w:p>
       <w:pPr>
-        <w:spacing w:before="200" w:after="0"/>
+        <w:spacing w:before="120" w:after="0"/>
       </w:pPr>
       <w:r>
         <w:t xml:space="preserve"/>
@@ -4787,10 +6180,10 @@
           <w:tcPr>
             <w:tcW w:type="dxa" w:w="4680"/>
             <w:tcBorders>
-              <w:top w:val="single" w:color="E5503F" w:sz="1"/>
-              <w:left w:val="single" w:color="E5503F" w:sz="1"/>
-              <w:bottom w:val="single" w:color="E5503F" w:sz="1"/>
-              <w:right w:val="single" w:color="E5503F" w:sz="1"/>
+              <w:top w:val="single" w:color="DDDDDD" w:sz="1"/>
+              <w:left w:val="single" w:color="DDDDDD" w:sz="1"/>
+              <w:bottom w:val="single" w:color="DDDDDD" w:sz="1"/>
+              <w:right w:val="single" w:color="DDDDDD" w:sz="1"/>
             </w:tcBorders>
             <w:shd w:fill="2C2826" w:val="clear"/>
             <w:tcMar>
@@ -4822,10 +6215,10 @@
           <w:tcPr>
             <w:tcW w:type="dxa" w:w="4680"/>
             <w:tcBorders>
-              <w:top w:val="single" w:color="E5503F" w:sz="1"/>
-              <w:left w:val="single" w:color="E5503F" w:sz="1"/>
-              <w:bottom w:val="single" w:color="E5503F" w:sz="1"/>
-              <w:right w:val="single" w:color="E5503F" w:sz="1"/>
+              <w:top w:val="single" w:color="DDDDDD" w:sz="1"/>
+              <w:left w:val="single" w:color="DDDDDD" w:sz="1"/>
+              <w:bottom w:val="single" w:color="DDDDDD" w:sz="1"/>
+              <w:right w:val="single" w:color="DDDDDD" w:sz="1"/>
             </w:tcBorders>
             <w:shd w:fill="2C2826" w:val="clear"/>
             <w:tcMar>
@@ -4985,7 +6378,7 @@
     </w:tbl>
     <w:p>
       <w:pPr>
-        <w:spacing w:before="300" w:after="0"/>
+        <w:spacing w:before="200" w:after="0"/>
       </w:pPr>
       <w:r>
         <w:t xml:space="preserve"/>
@@ -5013,7 +6406,7 @@
           <w:sz w:val="40"/>
           <w:szCs w:val="40"/>
         </w:rPr>
-        <w:t xml:space="preserve">06 — Applications</w:t>
+        <w:t xml:space="preserve">05 — Applications</w:t>
       </w:r>
     </w:p>
     <w:p>
@@ -5032,7 +6425,7 @@
           <w:sz w:val="20"/>
           <w:szCs w:val="20"/>
         </w:rPr>
-        <w:t xml:space="preserve">How the brand shows up in the real world. Follow these templates exactly to ensure visual consistency across every client, prospect, and partner touchpoint.</w:t>
+        <w:t xml:space="preserve">How the brand shows up in the real world. Follow these templates exactly to ensure visual consistency across every touchpoint.</w:t>
       </w:r>
     </w:p>
     <w:p>
@@ -5058,33 +6451,6 @@
           <w:szCs w:val="28"/>
         </w:rPr>
         <w:t xml:space="preserve">Email Signature</w:t>
-      </w:r>
-    </w:p>
-    <w:p>
-      <w:pPr>
-        <w:spacing w:before="60" w:after="100"/>
-        <w:jc w:val="left"/>
-      </w:pPr>
-      <w:r>
-        <w:rPr>
-          <w:rFonts w:ascii="Georgia" w:cs="Georgia" w:eastAsia="Georgia" w:hAnsi="Georgia"/>
-          <w:b w:val="false"/>
-          <w:bCs w:val="false"/>
-          <w:i w:val="false"/>
-          <w:iCs w:val="false"/>
-          <w:color w:val="2C2826"/>
-          <w:sz w:val="20"/>
-          <w:szCs w:val="20"/>
-        </w:rPr>
-        <w:t xml:space="preserve">Use this signature format for all outreach from dv@snapgrowth.ai and business@snapgrowth.ai. The coral left-border is the visual anchor.</w:t>
-      </w:r>
-    </w:p>
-    <w:p>
-      <w:pPr>
-        <w:spacing w:before="100" w:after="0"/>
-      </w:pPr>
-      <w:r>
-        <w:t xml:space="preserve"/>
       </w:r>
     </w:p>
     <w:tbl>
@@ -5205,8 +6571,48 @@
           </w:p>
           <w:p>
             <w:pPr>
-              <w:spacing w:before="40" w:after="0"/>
-            </w:pPr>
+              <w:spacing w:before="0" w:after="40"/>
+            </w:pPr>
+            <w:r>
+              <w:drawing>
+                <wp:inline distT="0" distB="0" distL="0" distR="0">
+                  <wp:extent cx="209550" cy="209550"/>
+                  <wp:effectExtent t="0" r="0" b="0" l="0"/>
+                  <wp:docPr id="1" name="" descr="" title=""/>
+                  <wp:cNvGraphicFramePr>
+                    <a:graphicFrameLocks xmlns:a="http://schemas.openxmlformats.org/drawingml/2006/main" noChangeAspect="1"/>
+                  </wp:cNvGraphicFramePr>
+                  <a:graphic xmlns:a="http://schemas.openxmlformats.org/drawingml/2006/main">
+                    <a:graphicData uri="http://schemas.openxmlformats.org/drawingml/2006/picture">
+                      <pic:pic xmlns:pic="http://schemas.openxmlformats.org/drawingml/2006/picture">
+                        <pic:nvPicPr>
+                          <pic:cNvPr id="0" name="" descr=""/>
+                          <pic:cNvPicPr>
+                            <a:picLocks noChangeAspect="1" noChangeArrowheads="1"/>
+                          </pic:cNvPicPr>
+                        </pic:nvPicPr>
+                        <pic:blipFill>
+                          <a:blip r:embed="rId12" cstate="none"/>
+                          <a:srcRect/>
+                          <a:stretch>
+                            <a:fillRect/>
+                          </a:stretch>
+                        </pic:blipFill>
+                        <pic:spPr bwMode="auto">
+                          <a:xfrm>
+                            <a:off x="0" y="0"/>
+                            <a:ext cx="209550" cy="209550"/>
+                          </a:xfrm>
+                          <a:prstGeom prst="rect">
+                            <a:avLst/>
+                          </a:prstGeom>
+                        </pic:spPr>
+                      </pic:pic>
+                    </a:graphicData>
+                  </a:graphic>
+                </wp:inline>
+              </w:drawing>
+            </w:r>
             <w:r>
               <w:rPr>
                 <w:rFonts w:ascii="Georgia" w:cs="Georgia" w:eastAsia="Georgia" w:hAnsi="Georgia"/>
@@ -5216,7 +6622,7 @@
                 <w:sz w:val="18"/>
                 <w:szCs w:val="18"/>
               </w:rPr>
-              <w:t xml:space="preserve">SnapGrowth  ·  </w:t>
+              <w:t xml:space="preserve">  SnapGrowth  ·  </w:t>
             </w:r>
             <w:r>
               <w:rPr>
@@ -5255,133 +6661,7 @@
           <w:sz w:val="28"/>
           <w:szCs w:val="28"/>
         </w:rPr>
-        <w:t xml:space="preserve">Tagline</w:t>
-      </w:r>
-    </w:p>
-    <w:tbl>
-      <w:tblPr>
-        <w:tblW w:type="dxa" w:w="9360"/>
-        <w:tblBorders>
-          <w:top w:val="single" w:color="auto" w:sz="4"/>
-          <w:left w:val="single" w:color="auto" w:sz="4"/>
-          <w:bottom w:val="single" w:color="auto" w:sz="4"/>
-          <w:right w:val="single" w:color="auto" w:sz="4"/>
-          <w:insideH w:val="single" w:color="auto" w:sz="4"/>
-          <w:insideV w:val="single" w:color="auto" w:sz="4"/>
-        </w:tblBorders>
-      </w:tblPr>
-      <w:tblGrid>
-        <w:gridCol w:w="9360"/>
-      </w:tblGrid>
-      <w:tr>
-        <w:tc>
-          <w:tcPr>
-            <w:tcW w:type="dxa" w:w="9360"/>
-            <w:tcBorders>
-              <w:top w:val="single" w:color="E5503F" w:sz="1"/>
-              <w:left w:val="none" w:color="FFFFFF" w:sz="0"/>
-              <w:bottom w:val="single" w:color="E5503F" w:sz="1"/>
-              <w:right w:val="none" w:color="FFFFFF" w:sz="0"/>
-            </w:tcBorders>
-            <w:shd w:fill="FFF0EB" w:val="clear"/>
-            <w:tcMar>
-              <w:top w:type="dxa" w:w="200"/>
-              <w:left w:type="dxa" w:w="0"/>
-              <w:bottom w:type="dxa" w:w="200"/>
-              <w:right w:type="dxa" w:w="0"/>
-            </w:tcMar>
-          </w:tcPr>
-          <w:p>
-            <w:pPr>
-              <w:jc w:val="center"/>
-            </w:pPr>
-            <w:r>
-              <w:rPr>
-                <w:rFonts w:ascii="Calibri" w:cs="Calibri" w:eastAsia="Calibri" w:hAnsi="Calibri"/>
-                <w:b/>
-                <w:bCs/>
-                <w:color w:val="E5503F"/>
-                <w:spacing w:val="120"/>
-                <w:sz w:val="16"/>
-                <w:szCs w:val="16"/>
-              </w:rPr>
-              <w:t xml:space="preserve">PRIMARY TAGLINE</w:t>
-            </w:r>
-          </w:p>
-          <w:p>
-            <w:pPr>
-              <w:spacing w:before="80" w:after="0"/>
-              <w:jc w:val="center"/>
-            </w:pPr>
-            <w:r>
-              <w:rPr>
-                <w:rFonts w:ascii="Georgia" w:cs="Georgia" w:eastAsia="Georgia" w:hAnsi="Georgia"/>
-                <w:b/>
-                <w:bCs/>
-                <w:color w:val="2C2826"/>
-                <w:sz w:val="40"/>
-                <w:szCs w:val="40"/>
-              </w:rPr>
-              <w:t xml:space="preserve">“Meetings that snap into place.</w:t>
-            </w:r>
-          </w:p>
-          <w:p>
-            <w:pPr>
-              <w:spacing w:before="0" w:after="80"/>
-              <w:jc w:val="center"/>
-            </w:pPr>
-            <w:r>
-              <w:rPr>
-                <w:rFonts w:ascii="Georgia" w:cs="Georgia" w:eastAsia="Georgia" w:hAnsi="Georgia"/>
-                <w:i/>
-                <w:iCs/>
-                <w:color w:val="E5503F"/>
-                <w:sz w:val="40"/>
-                <w:szCs w:val="40"/>
-              </w:rPr>
-              <w:t xml:space="preserve">Guaranteed.”</w:t>
-            </w:r>
-          </w:p>
-          <w:p>
-            <w:pPr>
-              <w:jc w:val="center"/>
-            </w:pPr>
-            <w:r>
-              <w:rPr>
-                <w:rFonts w:ascii="Calibri" w:cs="Calibri" w:eastAsia="Calibri" w:hAnsi="Calibri"/>
-                <w:color w:val="8C7B75"/>
-                <w:sz w:val="16"/>
-                <w:szCs w:val="16"/>
-              </w:rPr>
-              <w:t xml:space="preserve">Use in hero sections, email footers, presentation covers, and business cards</w:t>
-            </w:r>
-          </w:p>
-        </w:tc>
-      </w:tr>
-    </w:tbl>
-    <w:p>
-      <w:pPr>
-        <w:spacing w:before="200" w:after="0"/>
-      </w:pPr>
-      <w:r>
-        <w:t xml:space="preserve"/>
-      </w:r>
-    </w:p>
-    <w:p>
-      <w:pPr>
-        <w:pStyle w:val="Heading2"/>
-        <w:spacing w:before="280" w:after="140"/>
-      </w:pPr>
-      <w:r>
-        <w:rPr>
-          <w:rFonts w:ascii="Georgia" w:cs="Georgia" w:eastAsia="Georgia" w:hAnsi="Georgia"/>
-          <w:b/>
-          <w:bCs/>
-          <w:color w:val="E5503F"/>
-          <w:sz w:val="28"/>
-          <w:szCs w:val="28"/>
-        </w:rPr>
-        <w:t xml:space="preserve">Brand Summary Card</w:t>
+        <w:t xml:space="preserve">Brand Summary</w:t>
       </w:r>
     </w:p>
     <w:tbl>
@@ -5405,10 +6685,10 @@
           <w:tcPr>
             <w:tcW w:type="dxa" w:w="4680"/>
             <w:tcBorders>
-              <w:top w:val="single" w:color="E5503F" w:sz="1"/>
-              <w:left w:val="single" w:color="E5503F" w:sz="1"/>
-              <w:bottom w:val="single" w:color="E5503F" w:sz="1"/>
-              <w:right w:val="single" w:color="E5503F" w:sz="1"/>
+              <w:top w:val="single" w:color="DDDDDD" w:sz="1"/>
+              <w:left w:val="single" w:color="DDDDDD" w:sz="1"/>
+              <w:bottom w:val="single" w:color="DDDDDD" w:sz="1"/>
+              <w:right w:val="single" w:color="DDDDDD" w:sz="1"/>
             </w:tcBorders>
             <w:shd w:fill="2C2826" w:val="clear"/>
             <w:tcMar>
@@ -5440,10 +6720,10 @@
           <w:tcPr>
             <w:tcW w:type="dxa" w:w="4680"/>
             <w:tcBorders>
-              <w:top w:val="single" w:color="E5503F" w:sz="1"/>
-              <w:left w:val="single" w:color="E5503F" w:sz="1"/>
-              <w:bottom w:val="single" w:color="E5503F" w:sz="1"/>
-              <w:right w:val="single" w:color="E5503F" w:sz="1"/>
+              <w:top w:val="single" w:color="DDDDDD" w:sz="1"/>
+              <w:left w:val="single" w:color="DDDDDD" w:sz="1"/>
+              <w:bottom w:val="single" w:color="DDDDDD" w:sz="1"/>
+              <w:right w:val="single" w:color="DDDDDD" w:sz="1"/>
             </w:tcBorders>
             <w:shd w:fill="2C2826" w:val="clear"/>
             <w:tcMar>
@@ -5655,7 +6935,7 @@
                 <w:sz w:val="20"/>
                 <w:szCs w:val="20"/>
               </w:rPr>
-              <w:t xml:space="preserve">Primary color</w:t>
+              <w:t xml:space="preserve">Primary gradient</w:t>
             </w:r>
           </w:p>
         </w:tc>
@@ -5691,7 +6971,7 @@
                 <w:sz w:val="20"/>
                 <w:szCs w:val="20"/>
               </w:rPr>
-              <w:t xml:space="preserve">Coral #FF6B5E → Amber #FFAB5E (gradient)</w:t>
+              <w:t xml:space="preserve">Coral #FF6B5E → Amber #FFAB5E</w:t>
             </w:r>
           </w:p>
         </w:tc>
@@ -5841,7 +7121,7 @@
                 <w:sz w:val="20"/>
                 <w:szCs w:val="20"/>
               </w:rPr>
-              <w:t xml:space="preserve">Georgia (Bold for headlines, Italic for emphasis)</w:t>
+              <w:t xml:space="preserve">Georgia (Bold headlines, Italic emphasis)</w:t>
             </w:r>
           </w:p>
         </w:tc>
